--- a/Memoria.docx
+++ b/Memoria.docx
@@ -1839,16 +1839,7 @@
           <w:sz w:val="36"/>
           <w:szCs w:val="36"/>
         </w:rPr>
-        <w:t xml:space="preserve">. </w:t>
-      </w:r>
-      <w:r>
-        <w:rPr>
-          <w:b/>
-          <w:bCs/>
-          <w:sz w:val="36"/>
-          <w:szCs w:val="36"/>
-        </w:rPr>
-        <w:t>Estado del arte</w:t>
+        <w:t>. Estado del arte</w:t>
       </w:r>
     </w:p>
     <w:p>
@@ -2778,6 +2769,7 @@
         <w:rPr>
           <w:b/>
           <w:bCs/>
+          <w:noProof/>
           <w:sz w:val="24"/>
           <w:szCs w:val="24"/>
         </w:rPr>
@@ -3042,6 +3034,7 @@
         <w:rPr>
           <w:b/>
           <w:bCs/>
+          <w:noProof/>
           <w:sz w:val="24"/>
           <w:szCs w:val="24"/>
         </w:rPr>
@@ -3102,14 +3095,7 @@
           <w:sz w:val="24"/>
           <w:szCs w:val="24"/>
         </w:rPr>
-        <w:t>se p</w:t>
-      </w:r>
-      <w:r>
-        <w:rPr>
-          <w:sz w:val="24"/>
-          <w:szCs w:val="24"/>
-        </w:rPr>
-        <w:t>ermite el relleno de credenciales donde el atacante usa fuerza bruta con una lista de nombres de usuario y contraseñas válidos.</w:t>
+        <w:t>se permite el relleno de credenciales donde el atacante usa fuerza bruta con una lista de nombres de usuario y contraseñas válidos.</w:t>
       </w:r>
       <w:r>
         <w:rPr>
@@ -3290,28 +3276,14 @@
           <w:sz w:val="24"/>
           <w:szCs w:val="24"/>
         </w:rPr>
-        <w:t>conocer todos los flujos posibles para autenticarte en la API (móviles/web/enlaces profundos que implementan autenticación con un solo clic/etc.)</w:t>
-      </w:r>
-      <w:r>
-        <w:rPr>
-          <w:sz w:val="24"/>
-          <w:szCs w:val="24"/>
-        </w:rPr>
-        <w:t>, también</w:t>
-      </w:r>
-      <w:r>
-        <w:rPr>
-          <w:sz w:val="24"/>
-          <w:szCs w:val="24"/>
-        </w:rPr>
-        <w:t xml:space="preserve"> l</w:t>
-      </w:r>
-      <w:r>
-        <w:rPr>
-          <w:sz w:val="24"/>
-          <w:szCs w:val="24"/>
-        </w:rPr>
-        <w:t xml:space="preserve">os endpoints de recuperación de credenciales o contraseña olvidada deben tratarse como inicio de sesión </w:t>
+        <w:t>conocer todos los flujos posibles para autenticarte en la API (móviles/web/enlaces profundos que implementan autenticación con un solo clic/etc.), también</w:t>
+      </w:r>
+      <w:r>
+        <w:rPr>
+          <w:sz w:val="24"/>
+          <w:szCs w:val="24"/>
+        </w:rPr>
+        <w:t xml:space="preserve"> los endpoints de recuperación de credenciales o contraseña olvidada deben tratarse como inicio de sesión </w:t>
       </w:r>
       <w:proofErr w:type="spellStart"/>
       <w:r>
@@ -3327,14 +3299,7 @@
           <w:sz w:val="24"/>
           <w:szCs w:val="24"/>
         </w:rPr>
-        <w:t xml:space="preserve"> en términos de fuerza bruta, limitación de velocidad y protecciones contra bloqueos</w:t>
-      </w:r>
-      <w:r>
-        <w:rPr>
-          <w:sz w:val="24"/>
-          <w:szCs w:val="24"/>
-        </w:rPr>
-        <w:t xml:space="preserve">, implementar </w:t>
+        <w:t xml:space="preserve"> en términos de fuerza bruta, limitación de velocidad y protecciones contra bloqueos, implementar </w:t>
       </w:r>
       <w:r>
         <w:rPr>
@@ -3455,6 +3420,7 @@
       </w:pPr>
       <w:r>
         <w:rPr>
+          <w:noProof/>
           <w:sz w:val="24"/>
           <w:szCs w:val="24"/>
         </w:rPr>
@@ -3967,6 +3933,7 @@
         <w:rPr>
           <w:b/>
           <w:bCs/>
+          <w:noProof/>
           <w:sz w:val="24"/>
           <w:szCs w:val="24"/>
         </w:rPr>
@@ -4207,6 +4174,7 @@
         <w:rPr>
           <w:b/>
           <w:bCs/>
+          <w:noProof/>
           <w:sz w:val="24"/>
           <w:szCs w:val="24"/>
         </w:rPr>
@@ -4283,28 +4251,7 @@
           <w:sz w:val="24"/>
           <w:szCs w:val="24"/>
         </w:rPr>
-        <w:t>, por eso l</w:t>
-      </w:r>
-      <w:r>
-        <w:rPr>
-          <w:sz w:val="24"/>
-          <w:szCs w:val="24"/>
-        </w:rPr>
-        <w:t>a importancia de devolver mensajes genéricos</w:t>
-      </w:r>
-      <w:r>
-        <w:rPr>
-          <w:sz w:val="24"/>
-          <w:szCs w:val="24"/>
-        </w:rPr>
-        <w:t xml:space="preserve"> </w:t>
-      </w:r>
-      <w:r>
-        <w:rPr>
-          <w:sz w:val="24"/>
-          <w:szCs w:val="24"/>
-        </w:rPr>
-        <w:t>y de configurar bien las cabeceras de seguridad</w:t>
+        <w:t>, por eso la importancia de devolver mensajes genéricos y de configurar bien las cabeceras de seguridad</w:t>
       </w:r>
       <w:r>
         <w:rPr>
@@ -4466,6 +4413,7 @@
         <w:rPr>
           <w:b/>
           <w:bCs/>
+          <w:noProof/>
           <w:sz w:val="24"/>
           <w:szCs w:val="24"/>
         </w:rPr>
@@ -4585,14 +4533,7 @@
           <w:sz w:val="24"/>
           <w:szCs w:val="24"/>
         </w:rPr>
-        <w:t>e</w:t>
-      </w:r>
-      <w:r>
-        <w:rPr>
-          <w:sz w:val="24"/>
-          <w:szCs w:val="24"/>
-        </w:rPr>
-        <w:t>l ciclo de vida de la API debe incluir:</w:t>
+        <w:t>el ciclo de vida de la API debe incluir:</w:t>
       </w:r>
     </w:p>
     <w:p>
@@ -4999,17 +4940,231 @@
           <w:sz w:val="24"/>
           <w:szCs w:val="24"/>
         </w:rPr>
-        <w:t>4.1. Modelo de Datos</w:t>
-      </w:r>
-    </w:p>
-    <w:p>
-      <w:pPr>
-        <w:jc w:val="both"/>
-        <w:rPr>
-          <w:sz w:val="24"/>
-          <w:szCs w:val="24"/>
-        </w:rPr>
-      </w:pPr>
+        <w:t>4.1. Modelo de</w:t>
+      </w:r>
+      <w:r>
+        <w:rPr>
+          <w:b/>
+          <w:bCs/>
+          <w:sz w:val="24"/>
+          <w:szCs w:val="24"/>
+        </w:rPr>
+        <w:t xml:space="preserve"> Base de</w:t>
+      </w:r>
+      <w:r>
+        <w:rPr>
+          <w:b/>
+          <w:bCs/>
+          <w:sz w:val="24"/>
+          <w:szCs w:val="24"/>
+        </w:rPr>
+        <w:t xml:space="preserve"> Datos</w:t>
+      </w:r>
+    </w:p>
+    <w:p>
+      <w:pPr>
+        <w:jc w:val="both"/>
+        <w:rPr>
+          <w:b/>
+          <w:bCs/>
+          <w:sz w:val="24"/>
+          <w:szCs w:val="24"/>
+        </w:rPr>
+      </w:pPr>
+      <w:r>
+        <w:rPr>
+          <w:b/>
+          <w:bCs/>
+          <w:sz w:val="24"/>
+          <w:szCs w:val="24"/>
+        </w:rPr>
+        <w:drawing>
+          <wp:inline distT="0" distB="0" distL="0" distR="0" wp14:anchorId="2AC8C65C" wp14:editId="7E25FFC6">
+            <wp:extent cx="5400040" cy="2917825"/>
+            <wp:effectExtent l="0" t="0" r="0" b="0"/>
+            <wp:docPr id="1761863221" name="Imagen 1"/>
+            <wp:cNvGraphicFramePr>
+              <a:graphicFrameLocks xmlns:a="http://schemas.openxmlformats.org/drawingml/2006/main" noChangeAspect="1"/>
+            </wp:cNvGraphicFramePr>
+            <a:graphic xmlns:a="http://schemas.openxmlformats.org/drawingml/2006/main">
+              <a:graphicData uri="http://schemas.openxmlformats.org/drawingml/2006/picture">
+                <pic:pic xmlns:pic="http://schemas.openxmlformats.org/drawingml/2006/picture">
+                  <pic:nvPicPr>
+                    <pic:cNvPr id="1761863221" name=""/>
+                    <pic:cNvPicPr/>
+                  </pic:nvPicPr>
+                  <pic:blipFill>
+                    <a:blip r:embed="rId15"/>
+                    <a:stretch>
+                      <a:fillRect/>
+                    </a:stretch>
+                  </pic:blipFill>
+                  <pic:spPr>
+                    <a:xfrm>
+                      <a:off x="0" y="0"/>
+                      <a:ext cx="5400040" cy="2917825"/>
+                    </a:xfrm>
+                    <a:prstGeom prst="rect">
+                      <a:avLst/>
+                    </a:prstGeom>
+                  </pic:spPr>
+                </pic:pic>
+              </a:graphicData>
+            </a:graphic>
+          </wp:inline>
+        </w:drawing>
+      </w:r>
+    </w:p>
+    <w:p>
+      <w:pPr>
+        <w:jc w:val="both"/>
+        <w:rPr>
+          <w:sz w:val="24"/>
+          <w:szCs w:val="24"/>
+        </w:rPr>
+      </w:pPr>
+      <w:proofErr w:type="spellStart"/>
+      <w:r>
+        <w:rPr>
+          <w:sz w:val="24"/>
+          <w:szCs w:val="24"/>
+        </w:rPr>
+        <w:t>t</w:t>
+      </w:r>
+      <w:r>
+        <w:rPr>
+          <w:sz w:val="24"/>
+          <w:szCs w:val="24"/>
+        </w:rPr>
+        <w:t>itulo</w:t>
+      </w:r>
+      <w:proofErr w:type="spellEnd"/>
+      <w:r>
+        <w:rPr>
+          <w:sz w:val="24"/>
+          <w:szCs w:val="24"/>
+        </w:rPr>
+        <w:t>-&gt; Titulo del informe</w:t>
+      </w:r>
+    </w:p>
+    <w:p>
+      <w:pPr>
+        <w:jc w:val="both"/>
+        <w:rPr>
+          <w:sz w:val="24"/>
+          <w:szCs w:val="24"/>
+        </w:rPr>
+      </w:pPr>
+      <w:r>
+        <w:rPr>
+          <w:sz w:val="24"/>
+          <w:szCs w:val="24"/>
+        </w:rPr>
+        <w:t xml:space="preserve">diagnostico -&gt; </w:t>
+      </w:r>
+      <w:proofErr w:type="spellStart"/>
+      <w:r>
+        <w:rPr>
+          <w:sz w:val="24"/>
+          <w:szCs w:val="24"/>
+        </w:rPr>
+        <w:t>Diágnostico</w:t>
+      </w:r>
+      <w:proofErr w:type="spellEnd"/>
+      <w:r>
+        <w:rPr>
+          <w:sz w:val="24"/>
+          <w:szCs w:val="24"/>
+        </w:rPr>
+        <w:t xml:space="preserve"> detallado</w:t>
+      </w:r>
+    </w:p>
+    <w:p>
+      <w:pPr>
+        <w:jc w:val="both"/>
+        <w:rPr>
+          <w:sz w:val="24"/>
+          <w:szCs w:val="24"/>
+        </w:rPr>
+      </w:pPr>
+      <w:proofErr w:type="spellStart"/>
+      <w:r>
+        <w:rPr>
+          <w:sz w:val="24"/>
+          <w:szCs w:val="24"/>
+        </w:rPr>
+        <w:t>paciente_id</w:t>
+      </w:r>
+      <w:proofErr w:type="spellEnd"/>
+      <w:r>
+        <w:rPr>
+          <w:sz w:val="24"/>
+          <w:szCs w:val="24"/>
+        </w:rPr>
+        <w:t xml:space="preserve"> -&gt; Clave foránea, sirve para identi</w:t>
+      </w:r>
+      <w:r>
+        <w:rPr>
+          <w:sz w:val="24"/>
+          <w:szCs w:val="24"/>
+        </w:rPr>
+        <w:t>ficar a un paciente en particular</w:t>
+      </w:r>
+    </w:p>
+    <w:p>
+      <w:pPr>
+        <w:jc w:val="both"/>
+        <w:rPr>
+          <w:sz w:val="24"/>
+          <w:szCs w:val="24"/>
+        </w:rPr>
+      </w:pPr>
+      <w:proofErr w:type="spellStart"/>
+      <w:r>
+        <w:rPr>
+          <w:sz w:val="24"/>
+          <w:szCs w:val="24"/>
+        </w:rPr>
+        <w:t>medico_id</w:t>
+      </w:r>
+      <w:proofErr w:type="spellEnd"/>
+      <w:r>
+        <w:rPr>
+          <w:sz w:val="24"/>
+          <w:szCs w:val="24"/>
+        </w:rPr>
+        <w:t xml:space="preserve"> -&gt;</w:t>
+      </w:r>
+      <w:r>
+        <w:rPr>
+          <w:sz w:val="24"/>
+          <w:szCs w:val="24"/>
+        </w:rPr>
+        <w:t xml:space="preserve"> Clave foránea, sirve para identificar a un médico en particular</w:t>
+      </w:r>
+    </w:p>
+    <w:p>
+      <w:pPr>
+        <w:jc w:val="both"/>
+        <w:rPr>
+          <w:sz w:val="24"/>
+          <w:szCs w:val="24"/>
+        </w:rPr>
+      </w:pPr>
+      <w:r>
+        <w:rPr>
+          <w:sz w:val="24"/>
+          <w:szCs w:val="24"/>
+        </w:rPr>
+        <w:t>E</w:t>
+      </w:r>
+      <w:r>
+        <w:rPr>
+          <w:sz w:val="24"/>
+          <w:szCs w:val="24"/>
+        </w:rPr>
+        <w:t>stas relaciones son la base de la aplicación pero que, en esta fase, aún no tienen restricciones de acceso a nivel de aplicación</w:t>
+      </w:r>
     </w:p>
     <w:p>
       <w:pPr>
@@ -5127,6 +5282,7 @@
           <w:sz w:val="36"/>
           <w:szCs w:val="36"/>
         </w:rPr>
+        <w:lastRenderedPageBreak/>
         <w:t>Capítulo 5. Implementación (Inicio)</w:t>
       </w:r>
     </w:p>
@@ -5347,11 +5503,10 @@
           <w:sz w:val="24"/>
           <w:szCs w:val="24"/>
         </w:rPr>
-        <w:lastRenderedPageBreak/>
         <mc:AlternateContent>
           <mc:Choice Requires="wps">
             <w:drawing>
-              <wp:anchor distT="0" distB="0" distL="114300" distR="114300" simplePos="0" relativeHeight="251659264" behindDoc="0" locked="0" layoutInCell="1" allowOverlap="1" wp14:anchorId="61FA0625" wp14:editId="27055CD3">
+              <wp:anchor distT="0" distB="0" distL="114300" distR="114300" simplePos="0" relativeHeight="251659264" behindDoc="0" locked="0" layoutInCell="1" allowOverlap="1" wp14:anchorId="61FA0625" wp14:editId="7FFED0EE">
                 <wp:simplePos x="0" y="0"/>
                 <wp:positionH relativeFrom="column">
                   <wp:posOffset>1816917</wp:posOffset>
@@ -5414,7 +5569,7 @@
           </mc:Choice>
           <mc:Fallback>
             <w:pict>
-              <v:rect w14:anchorId="2427C929" id="Rectángulo 1" o:spid="_x0000_s1026" style="position:absolute;margin-left:143.05pt;margin-top:89.65pt;width:71.65pt;height:34.55pt;z-index:251659264;visibility:visible;mso-wrap-style:square;mso-wrap-distance-left:9pt;mso-wrap-distance-top:0;mso-wrap-distance-right:9pt;mso-wrap-distance-bottom:0;mso-position-horizontal:absolute;mso-position-horizontal-relative:text;mso-position-vertical:absolute;mso-position-vertical-relative:text;v-text-anchor:middle" o:gfxdata="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" filled="f" strokecolor="#e00" strokeweight="1pt">
+              <v:rect w14:anchorId="1552FD02" id="Rectángulo 1" o:spid="_x0000_s1026" style="position:absolute;margin-left:143.05pt;margin-top:89.65pt;width:71.65pt;height:34.55pt;z-index:251659264;visibility:visible;mso-wrap-style:square;mso-wrap-distance-left:9pt;mso-wrap-distance-top:0;mso-wrap-distance-right:9pt;mso-wrap-distance-bottom:0;mso-position-horizontal:absolute;mso-position-horizontal-relative:text;mso-position-vertical:absolute;mso-position-vertical-relative:text;v-text-anchor:middle" o:gfxdata="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" filled="f" strokecolor="#e00" strokeweight="1pt">
                 <v:stroke dashstyle="longDash"/>
               </v:rect>
             </w:pict>
@@ -5423,6 +5578,7 @@
       </w:r>
       <w:r>
         <w:rPr>
+          <w:noProof/>
           <w:sz w:val="24"/>
           <w:szCs w:val="24"/>
         </w:rPr>
@@ -5442,7 +5598,7 @@
                     <pic:cNvPicPr/>
                   </pic:nvPicPr>
                   <pic:blipFill>
-                    <a:blip r:embed="rId15"/>
+                    <a:blip r:embed="rId16"/>
                     <a:stretch>
                       <a:fillRect/>
                     </a:stretch>
@@ -5465,6 +5621,141 @@
     </w:p>
     <w:p>
       <w:pPr>
+        <w:ind w:left="720"/>
+        <w:jc w:val="both"/>
+        <w:rPr>
+          <w:sz w:val="24"/>
+          <w:szCs w:val="24"/>
+        </w:rPr>
+      </w:pPr>
+      <w:r>
+        <w:rPr>
+          <w:sz w:val="24"/>
+          <w:szCs w:val="24"/>
+        </w:rPr>
+        <w:lastRenderedPageBreak/>
+        <w:drawing>
+          <wp:inline distT="0" distB="0" distL="0" distR="0" wp14:anchorId="7BAB5E6C" wp14:editId="0DBE39FD">
+            <wp:extent cx="5400040" cy="3039110"/>
+            <wp:effectExtent l="0" t="0" r="0" b="8890"/>
+            <wp:docPr id="1503628455" name="Imagen 1"/>
+            <wp:cNvGraphicFramePr>
+              <a:graphicFrameLocks xmlns:a="http://schemas.openxmlformats.org/drawingml/2006/main" noChangeAspect="1"/>
+            </wp:cNvGraphicFramePr>
+            <a:graphic xmlns:a="http://schemas.openxmlformats.org/drawingml/2006/main">
+              <a:graphicData uri="http://schemas.openxmlformats.org/drawingml/2006/picture">
+                <pic:pic xmlns:pic="http://schemas.openxmlformats.org/drawingml/2006/picture">
+                  <pic:nvPicPr>
+                    <pic:cNvPr id="1503628455" name=""/>
+                    <pic:cNvPicPr/>
+                  </pic:nvPicPr>
+                  <pic:blipFill>
+                    <a:blip r:embed="rId17"/>
+                    <a:stretch>
+                      <a:fillRect/>
+                    </a:stretch>
+                  </pic:blipFill>
+                  <pic:spPr>
+                    <a:xfrm>
+                      <a:off x="0" y="0"/>
+                      <a:ext cx="5400040" cy="3039110"/>
+                    </a:xfrm>
+                    <a:prstGeom prst="rect">
+                      <a:avLst/>
+                    </a:prstGeom>
+                  </pic:spPr>
+                </pic:pic>
+              </a:graphicData>
+            </a:graphic>
+          </wp:inline>
+        </w:drawing>
+      </w:r>
+    </w:p>
+    <w:p>
+      <w:pPr>
+        <w:ind w:left="720"/>
+        <w:jc w:val="both"/>
+        <w:rPr>
+          <w:sz w:val="24"/>
+          <w:szCs w:val="24"/>
+        </w:rPr>
+      </w:pPr>
+      <w:r>
+        <w:rPr>
+          <w:sz w:val="24"/>
+          <w:szCs w:val="24"/>
+        </w:rPr>
+        <w:t xml:space="preserve">Se ha </w:t>
+      </w:r>
+      <w:r>
+        <w:rPr>
+          <w:sz w:val="24"/>
+          <w:szCs w:val="24"/>
+        </w:rPr>
+        <w:t xml:space="preserve">usado </w:t>
+      </w:r>
+      <w:r>
+        <w:rPr>
+          <w:b/>
+          <w:bCs/>
+          <w:sz w:val="24"/>
+          <w:szCs w:val="24"/>
+        </w:rPr>
+        <w:t>Docker</w:t>
+      </w:r>
+      <w:r>
+        <w:rPr>
+          <w:sz w:val="24"/>
+          <w:szCs w:val="24"/>
+        </w:rPr>
+        <w:t xml:space="preserve"> mediante </w:t>
+      </w:r>
+      <w:r>
+        <w:rPr>
+          <w:b/>
+          <w:bCs/>
+          <w:sz w:val="24"/>
+          <w:szCs w:val="24"/>
+        </w:rPr>
+        <w:t xml:space="preserve">Laravel </w:t>
+      </w:r>
+      <w:proofErr w:type="spellStart"/>
+      <w:r>
+        <w:rPr>
+          <w:b/>
+          <w:bCs/>
+          <w:sz w:val="24"/>
+          <w:szCs w:val="24"/>
+        </w:rPr>
+        <w:t>Sail</w:t>
+      </w:r>
+      <w:proofErr w:type="spellEnd"/>
+      <w:r>
+        <w:rPr>
+          <w:sz w:val="24"/>
+          <w:szCs w:val="24"/>
+        </w:rPr>
+        <w:t xml:space="preserve"> para asegurar que el entorno sea reproducible. Menciona que el puerto utilizado es el </w:t>
+      </w:r>
+      <w:r>
+        <w:rPr>
+          <w:b/>
+          <w:bCs/>
+          <w:sz w:val="24"/>
+          <w:szCs w:val="24"/>
+        </w:rPr>
+        <w:t>80</w:t>
+      </w:r>
+      <w:r>
+        <w:rPr>
+          <w:sz w:val="24"/>
+          <w:szCs w:val="24"/>
+        </w:rPr>
+        <w:t xml:space="preserve"> (estándar HTTP)</w:t>
+      </w:r>
+    </w:p>
+    <w:p>
+      <w:pPr>
         <w:numPr>
           <w:ilvl w:val="0"/>
           <w:numId w:val="3"/>
@@ -5535,11 +5826,12 @@
       </w:pPr>
       <w:r>
         <w:rPr>
+          <w:noProof/>
           <w:sz w:val="24"/>
           <w:szCs w:val="24"/>
         </w:rPr>
         <w:drawing>
-          <wp:inline distT="0" distB="0" distL="0" distR="0" wp14:anchorId="12EB78A0" wp14:editId="06C7AE30">
+          <wp:inline distT="0" distB="0" distL="0" distR="0" wp14:anchorId="12EB78A0" wp14:editId="31BF5FF8">
             <wp:extent cx="5400040" cy="2613025"/>
             <wp:effectExtent l="0" t="0" r="0" b="0"/>
             <wp:docPr id="120865707" name="Imagen 1"/>
@@ -5554,7 +5846,7 @@
                     <pic:cNvPicPr/>
                   </pic:nvPicPr>
                   <pic:blipFill>
-                    <a:blip r:embed="rId16"/>
+                    <a:blip r:embed="rId18"/>
                     <a:stretch>
                       <a:fillRect/>
                     </a:stretch>
@@ -5655,12 +5947,13 @@
       </w:pPr>
       <w:r>
         <w:rPr>
+          <w:noProof/>
           <w:sz w:val="24"/>
           <w:szCs w:val="24"/>
         </w:rPr>
         <w:lastRenderedPageBreak/>
         <w:drawing>
-          <wp:inline distT="0" distB="0" distL="0" distR="0" wp14:anchorId="0E9029F4" wp14:editId="7BEE8482">
+          <wp:inline distT="0" distB="0" distL="0" distR="0" wp14:anchorId="0E9029F4" wp14:editId="6FCB72F0">
             <wp:extent cx="5400040" cy="3165475"/>
             <wp:effectExtent l="0" t="0" r="0" b="0"/>
             <wp:docPr id="364845487" name="Imagen 1"/>
@@ -5675,7 +5968,7 @@
                     <pic:cNvPicPr/>
                   </pic:nvPicPr>
                   <pic:blipFill>
-                    <a:blip r:embed="rId17"/>
+                    <a:blip r:embed="rId19"/>
                     <a:stretch>
                       <a:fillRect/>
                     </a:stretch>
@@ -5709,6 +6002,620 @@
       <w:pPr>
         <w:jc w:val="both"/>
         <w:rPr>
+          <w:b/>
+          <w:bCs/>
+          <w:sz w:val="28"/>
+          <w:szCs w:val="28"/>
+        </w:rPr>
+      </w:pPr>
+      <w:r>
+        <w:rPr>
+          <w:b/>
+          <w:bCs/>
+          <w:sz w:val="28"/>
+          <w:szCs w:val="28"/>
+        </w:rPr>
+        <w:t>I</w:t>
+      </w:r>
+      <w:r>
+        <w:rPr>
+          <w:b/>
+          <w:bCs/>
+          <w:sz w:val="28"/>
+          <w:szCs w:val="28"/>
+        </w:rPr>
+        <w:t>mplementación de la Versión Base (Vulnerable):</w:t>
+      </w:r>
+    </w:p>
+    <w:p>
+      <w:pPr>
+        <w:jc w:val="both"/>
+        <w:rPr>
+          <w:b/>
+          <w:bCs/>
+          <w:sz w:val="28"/>
+          <w:szCs w:val="28"/>
+        </w:rPr>
+      </w:pPr>
+      <w:r>
+        <w:rPr>
+          <w:b/>
+          <w:bCs/>
+          <w:sz w:val="28"/>
+          <w:szCs w:val="28"/>
+        </w:rPr>
+        <w:drawing>
+          <wp:inline distT="0" distB="0" distL="0" distR="0" wp14:anchorId="5406D354" wp14:editId="35BA4E33">
+            <wp:extent cx="5400040" cy="2846705"/>
+            <wp:effectExtent l="0" t="0" r="0" b="0"/>
+            <wp:docPr id="1877864193" name="Imagen 1"/>
+            <wp:cNvGraphicFramePr>
+              <a:graphicFrameLocks xmlns:a="http://schemas.openxmlformats.org/drawingml/2006/main" noChangeAspect="1"/>
+            </wp:cNvGraphicFramePr>
+            <a:graphic xmlns:a="http://schemas.openxmlformats.org/drawingml/2006/main">
+              <a:graphicData uri="http://schemas.openxmlformats.org/drawingml/2006/picture">
+                <pic:pic xmlns:pic="http://schemas.openxmlformats.org/drawingml/2006/picture">
+                  <pic:nvPicPr>
+                    <pic:cNvPr id="1877864193" name=""/>
+                    <pic:cNvPicPr/>
+                  </pic:nvPicPr>
+                  <pic:blipFill>
+                    <a:blip r:embed="rId20"/>
+                    <a:stretch>
+                      <a:fillRect/>
+                    </a:stretch>
+                  </pic:blipFill>
+                  <pic:spPr>
+                    <a:xfrm>
+                      <a:off x="0" y="0"/>
+                      <a:ext cx="5400040" cy="2846705"/>
+                    </a:xfrm>
+                    <a:prstGeom prst="rect">
+                      <a:avLst/>
+                    </a:prstGeom>
+                  </pic:spPr>
+                </pic:pic>
+              </a:graphicData>
+            </a:graphic>
+          </wp:inline>
+        </w:drawing>
+      </w:r>
+    </w:p>
+    <w:p>
+      <w:pPr>
+        <w:jc w:val="both"/>
+        <w:rPr>
+          <w:b/>
+          <w:bCs/>
+          <w:sz w:val="28"/>
+          <w:szCs w:val="28"/>
+        </w:rPr>
+      </w:pPr>
+      <w:r>
+        <w:rPr>
+          <w:b/>
+          <w:bCs/>
+          <w:sz w:val="28"/>
+          <w:szCs w:val="28"/>
+        </w:rPr>
+        <w:lastRenderedPageBreak/>
+        <w:drawing>
+          <wp:inline distT="0" distB="0" distL="0" distR="0" wp14:anchorId="6E1877EB" wp14:editId="70983B1C">
+            <wp:extent cx="5400040" cy="2700020"/>
+            <wp:effectExtent l="0" t="0" r="0" b="5080"/>
+            <wp:docPr id="449952320" name="Imagen 1"/>
+            <wp:cNvGraphicFramePr>
+              <a:graphicFrameLocks xmlns:a="http://schemas.openxmlformats.org/drawingml/2006/main" noChangeAspect="1"/>
+            </wp:cNvGraphicFramePr>
+            <a:graphic xmlns:a="http://schemas.openxmlformats.org/drawingml/2006/main">
+              <a:graphicData uri="http://schemas.openxmlformats.org/drawingml/2006/picture">
+                <pic:pic xmlns:pic="http://schemas.openxmlformats.org/drawingml/2006/picture">
+                  <pic:nvPicPr>
+                    <pic:cNvPr id="449952320" name=""/>
+                    <pic:cNvPicPr/>
+                  </pic:nvPicPr>
+                  <pic:blipFill>
+                    <a:blip r:embed="rId21"/>
+                    <a:stretch>
+                      <a:fillRect/>
+                    </a:stretch>
+                  </pic:blipFill>
+                  <pic:spPr>
+                    <a:xfrm>
+                      <a:off x="0" y="0"/>
+                      <a:ext cx="5400040" cy="2700020"/>
+                    </a:xfrm>
+                    <a:prstGeom prst="rect">
+                      <a:avLst/>
+                    </a:prstGeom>
+                  </pic:spPr>
+                </pic:pic>
+              </a:graphicData>
+            </a:graphic>
+          </wp:inline>
+        </w:drawing>
+      </w:r>
+    </w:p>
+    <w:p>
+      <w:pPr>
+        <w:jc w:val="both"/>
+        <w:rPr>
+          <w:b/>
+          <w:bCs/>
+          <w:sz w:val="28"/>
+          <w:szCs w:val="28"/>
+        </w:rPr>
+      </w:pPr>
+      <w:r>
+        <w:rPr>
+          <w:noProof/>
+          <w:sz w:val="24"/>
+          <w:szCs w:val="24"/>
+        </w:rPr>
+        <mc:AlternateContent>
+          <mc:Choice Requires="wps">
+            <w:drawing>
+              <wp:anchor distT="0" distB="0" distL="114300" distR="114300" simplePos="0" relativeHeight="251661312" behindDoc="0" locked="0" layoutInCell="1" allowOverlap="1" wp14:anchorId="1C7009D6" wp14:editId="6037615C">
+                <wp:simplePos x="0" y="0"/>
+                <wp:positionH relativeFrom="column">
+                  <wp:posOffset>837565</wp:posOffset>
+                </wp:positionH>
+                <wp:positionV relativeFrom="paragraph">
+                  <wp:posOffset>994410</wp:posOffset>
+                </wp:positionV>
+                <wp:extent cx="1943100" cy="203200"/>
+                <wp:effectExtent l="0" t="0" r="19050" b="25400"/>
+                <wp:wrapNone/>
+                <wp:docPr id="575524562" name="Rectángulo 1"/>
+                <wp:cNvGraphicFramePr/>
+                <a:graphic xmlns:a="http://schemas.openxmlformats.org/drawingml/2006/main">
+                  <a:graphicData uri="http://schemas.microsoft.com/office/word/2010/wordprocessingShape">
+                    <wps:wsp>
+                      <wps:cNvSpPr/>
+                      <wps:spPr>
+                        <a:xfrm>
+                          <a:off x="0" y="0"/>
+                          <a:ext cx="1943100" cy="203200"/>
+                        </a:xfrm>
+                        <a:prstGeom prst="rect">
+                          <a:avLst/>
+                        </a:prstGeom>
+                        <a:noFill/>
+                        <a:ln>
+                          <a:solidFill>
+                            <a:srgbClr val="EE0000"/>
+                          </a:solidFill>
+                          <a:prstDash val="lgDash"/>
+                        </a:ln>
+                      </wps:spPr>
+                      <wps:style>
+                        <a:lnRef idx="2">
+                          <a:schemeClr val="accent1">
+                            <a:shade val="15000"/>
+                          </a:schemeClr>
+                        </a:lnRef>
+                        <a:fillRef idx="1">
+                          <a:schemeClr val="accent1"/>
+                        </a:fillRef>
+                        <a:effectRef idx="0">
+                          <a:schemeClr val="accent1"/>
+                        </a:effectRef>
+                        <a:fontRef idx="minor">
+                          <a:schemeClr val="lt1"/>
+                        </a:fontRef>
+                      </wps:style>
+                      <wps:bodyPr rot="0" spcFirstLastPara="0" vertOverflow="overflow" horzOverflow="overflow" vert="horz" wrap="square" lIns="91440" tIns="45720" rIns="91440" bIns="45720" numCol="1" spcCol="0" rtlCol="0" fromWordArt="0" anchor="ctr" anchorCtr="0" forceAA="0" compatLnSpc="1">
+                        <a:prstTxWarp prst="textNoShape">
+                          <a:avLst/>
+                        </a:prstTxWarp>
+                        <a:noAutofit/>
+                      </wps:bodyPr>
+                    </wps:wsp>
+                  </a:graphicData>
+                </a:graphic>
+                <wp14:sizeRelH relativeFrom="margin">
+                  <wp14:pctWidth>0</wp14:pctWidth>
+                </wp14:sizeRelH>
+                <wp14:sizeRelV relativeFrom="margin">
+                  <wp14:pctHeight>0</wp14:pctHeight>
+                </wp14:sizeRelV>
+              </wp:anchor>
+            </w:drawing>
+          </mc:Choice>
+          <mc:Fallback>
+            <w:pict>
+              <v:rect w14:anchorId="4103BE4F" id="Rectángulo 1" o:spid="_x0000_s1026" style="position:absolute;margin-left:65.95pt;margin-top:78.3pt;width:153pt;height:16pt;z-index:251661312;visibility:visible;mso-wrap-style:square;mso-width-percent:0;mso-height-percent:0;mso-wrap-distance-left:9pt;mso-wrap-distance-top:0;mso-wrap-distance-right:9pt;mso-wrap-distance-bottom:0;mso-position-horizontal:absolute;mso-position-horizontal-relative:text;mso-position-vertical:absolute;mso-position-vertical-relative:text;mso-width-percent:0;mso-height-percent:0;mso-width-relative:margin;mso-height-relative:margin;v-text-anchor:middle" o:gfxdata="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" filled="f" strokecolor="#e00" strokeweight="1pt">
+                <v:stroke dashstyle="longDash"/>
+              </v:rect>
+            </w:pict>
+          </mc:Fallback>
+        </mc:AlternateContent>
+      </w:r>
+      <w:r>
+        <w:rPr>
+          <w:b/>
+          <w:bCs/>
+          <w:sz w:val="28"/>
+          <w:szCs w:val="28"/>
+        </w:rPr>
+        <w:drawing>
+          <wp:inline distT="0" distB="0" distL="0" distR="0" wp14:anchorId="1B9CEE5F" wp14:editId="1000F83F">
+            <wp:extent cx="5400040" cy="2153920"/>
+            <wp:effectExtent l="0" t="0" r="0" b="0"/>
+            <wp:docPr id="921762497" name="Imagen 1"/>
+            <wp:cNvGraphicFramePr>
+              <a:graphicFrameLocks xmlns:a="http://schemas.openxmlformats.org/drawingml/2006/main" noChangeAspect="1"/>
+            </wp:cNvGraphicFramePr>
+            <a:graphic xmlns:a="http://schemas.openxmlformats.org/drawingml/2006/main">
+              <a:graphicData uri="http://schemas.openxmlformats.org/drawingml/2006/picture">
+                <pic:pic xmlns:pic="http://schemas.openxmlformats.org/drawingml/2006/picture">
+                  <pic:nvPicPr>
+                    <pic:cNvPr id="921762497" name=""/>
+                    <pic:cNvPicPr/>
+                  </pic:nvPicPr>
+                  <pic:blipFill>
+                    <a:blip r:embed="rId22"/>
+                    <a:stretch>
+                      <a:fillRect/>
+                    </a:stretch>
+                  </pic:blipFill>
+                  <pic:spPr>
+                    <a:xfrm>
+                      <a:off x="0" y="0"/>
+                      <a:ext cx="5400040" cy="2153920"/>
+                    </a:xfrm>
+                    <a:prstGeom prst="rect">
+                      <a:avLst/>
+                    </a:prstGeom>
+                  </pic:spPr>
+                </pic:pic>
+              </a:graphicData>
+            </a:graphic>
+          </wp:inline>
+        </w:drawing>
+      </w:r>
+    </w:p>
+    <w:p>
+      <w:pPr>
+        <w:jc w:val="both"/>
+        <w:rPr>
+          <w:b/>
+          <w:bCs/>
+          <w:sz w:val="28"/>
+          <w:szCs w:val="28"/>
+        </w:rPr>
+      </w:pPr>
+      <w:r>
+        <w:rPr>
+          <w:noProof/>
+          <w:sz w:val="24"/>
+          <w:szCs w:val="24"/>
+        </w:rPr>
+        <mc:AlternateContent>
+          <mc:Choice Requires="wps">
+            <w:drawing>
+              <wp:anchor distT="0" distB="0" distL="114300" distR="114300" simplePos="0" relativeHeight="251663360" behindDoc="0" locked="0" layoutInCell="1" allowOverlap="1" wp14:anchorId="11C6A9C6" wp14:editId="70352DAF">
+                <wp:simplePos x="0" y="0"/>
+                <wp:positionH relativeFrom="column">
+                  <wp:posOffset>837565</wp:posOffset>
+                </wp:positionH>
+                <wp:positionV relativeFrom="paragraph">
+                  <wp:posOffset>1166495</wp:posOffset>
+                </wp:positionV>
+                <wp:extent cx="1943100" cy="203200"/>
+                <wp:effectExtent l="0" t="0" r="19050" b="25400"/>
+                <wp:wrapNone/>
+                <wp:docPr id="679972271" name="Rectángulo 1"/>
+                <wp:cNvGraphicFramePr/>
+                <a:graphic xmlns:a="http://schemas.openxmlformats.org/drawingml/2006/main">
+                  <a:graphicData uri="http://schemas.microsoft.com/office/word/2010/wordprocessingShape">
+                    <wps:wsp>
+                      <wps:cNvSpPr/>
+                      <wps:spPr>
+                        <a:xfrm>
+                          <a:off x="0" y="0"/>
+                          <a:ext cx="1943100" cy="203200"/>
+                        </a:xfrm>
+                        <a:prstGeom prst="rect">
+                          <a:avLst/>
+                        </a:prstGeom>
+                        <a:noFill/>
+                        <a:ln>
+                          <a:solidFill>
+                            <a:srgbClr val="EE0000"/>
+                          </a:solidFill>
+                          <a:prstDash val="lgDash"/>
+                        </a:ln>
+                      </wps:spPr>
+                      <wps:style>
+                        <a:lnRef idx="2">
+                          <a:schemeClr val="accent1">
+                            <a:shade val="15000"/>
+                          </a:schemeClr>
+                        </a:lnRef>
+                        <a:fillRef idx="1">
+                          <a:schemeClr val="accent1"/>
+                        </a:fillRef>
+                        <a:effectRef idx="0">
+                          <a:schemeClr val="accent1"/>
+                        </a:effectRef>
+                        <a:fontRef idx="minor">
+                          <a:schemeClr val="lt1"/>
+                        </a:fontRef>
+                      </wps:style>
+                      <wps:bodyPr rot="0" spcFirstLastPara="0" vertOverflow="overflow" horzOverflow="overflow" vert="horz" wrap="square" lIns="91440" tIns="45720" rIns="91440" bIns="45720" numCol="1" spcCol="0" rtlCol="0" fromWordArt="0" anchor="ctr" anchorCtr="0" forceAA="0" compatLnSpc="1">
+                        <a:prstTxWarp prst="textNoShape">
+                          <a:avLst/>
+                        </a:prstTxWarp>
+                        <a:noAutofit/>
+                      </wps:bodyPr>
+                    </wps:wsp>
+                  </a:graphicData>
+                </a:graphic>
+                <wp14:sizeRelH relativeFrom="margin">
+                  <wp14:pctWidth>0</wp14:pctWidth>
+                </wp14:sizeRelH>
+                <wp14:sizeRelV relativeFrom="margin">
+                  <wp14:pctHeight>0</wp14:pctHeight>
+                </wp14:sizeRelV>
+              </wp:anchor>
+            </w:drawing>
+          </mc:Choice>
+          <mc:Fallback>
+            <w:pict>
+              <v:rect w14:anchorId="1E533594" id="Rectángulo 1" o:spid="_x0000_s1026" style="position:absolute;margin-left:65.95pt;margin-top:91.85pt;width:153pt;height:16pt;z-index:251663360;visibility:visible;mso-wrap-style:square;mso-width-percent:0;mso-height-percent:0;mso-wrap-distance-left:9pt;mso-wrap-distance-top:0;mso-wrap-distance-right:9pt;mso-wrap-distance-bottom:0;mso-position-horizontal:absolute;mso-position-horizontal-relative:text;mso-position-vertical:absolute;mso-position-vertical-relative:text;mso-width-percent:0;mso-height-percent:0;mso-width-relative:margin;mso-height-relative:margin;v-text-anchor:middle" o:gfxdata="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" filled="f" strokecolor="#e00" strokeweight="1pt">
+                <v:stroke dashstyle="longDash"/>
+              </v:rect>
+            </w:pict>
+          </mc:Fallback>
+        </mc:AlternateContent>
+      </w:r>
+      <w:r>
+        <w:rPr>
+          <w:b/>
+          <w:bCs/>
+          <w:sz w:val="28"/>
+          <w:szCs w:val="28"/>
+        </w:rPr>
+        <w:drawing>
+          <wp:inline distT="0" distB="0" distL="0" distR="0" wp14:anchorId="43C6394B" wp14:editId="5EA5F802">
+            <wp:extent cx="5400040" cy="2832100"/>
+            <wp:effectExtent l="0" t="0" r="0" b="6350"/>
+            <wp:docPr id="393251984" name="Imagen 1"/>
+            <wp:cNvGraphicFramePr>
+              <a:graphicFrameLocks xmlns:a="http://schemas.openxmlformats.org/drawingml/2006/main" noChangeAspect="1"/>
+            </wp:cNvGraphicFramePr>
+            <a:graphic xmlns:a="http://schemas.openxmlformats.org/drawingml/2006/main">
+              <a:graphicData uri="http://schemas.openxmlformats.org/drawingml/2006/picture">
+                <pic:pic xmlns:pic="http://schemas.openxmlformats.org/drawingml/2006/picture">
+                  <pic:nvPicPr>
+                    <pic:cNvPr id="393251984" name=""/>
+                    <pic:cNvPicPr/>
+                  </pic:nvPicPr>
+                  <pic:blipFill>
+                    <a:blip r:embed="rId23"/>
+                    <a:stretch>
+                      <a:fillRect/>
+                    </a:stretch>
+                  </pic:blipFill>
+                  <pic:spPr>
+                    <a:xfrm>
+                      <a:off x="0" y="0"/>
+                      <a:ext cx="5400040" cy="2832100"/>
+                    </a:xfrm>
+                    <a:prstGeom prst="rect">
+                      <a:avLst/>
+                    </a:prstGeom>
+                  </pic:spPr>
+                </pic:pic>
+              </a:graphicData>
+            </a:graphic>
+          </wp:inline>
+        </w:drawing>
+      </w:r>
+    </w:p>
+    <w:p>
+      <w:pPr>
+        <w:jc w:val="both"/>
+        <w:rPr>
+          <w:sz w:val="24"/>
+          <w:szCs w:val="24"/>
+        </w:rPr>
+      </w:pPr>
+      <w:r>
+        <w:rPr>
+          <w:sz w:val="24"/>
+          <w:szCs w:val="24"/>
+        </w:rPr>
+        <w:t>N</w:t>
+      </w:r>
+      <w:r>
+        <w:rPr>
+          <w:sz w:val="24"/>
+          <w:szCs w:val="24"/>
+        </w:rPr>
+        <w:t>o existe ninguna validación que compruebe si el usuario que hace la petición es el dueño del informe o un médico autorizado.</w:t>
+      </w:r>
+    </w:p>
+    <w:p>
+      <w:pPr>
+        <w:jc w:val="both"/>
+        <w:rPr>
+          <w:sz w:val="24"/>
+          <w:szCs w:val="24"/>
+        </w:rPr>
+      </w:pPr>
+    </w:p>
+    <w:p>
+      <w:pPr>
+        <w:jc w:val="both"/>
+        <w:rPr>
+          <w:b/>
+          <w:bCs/>
+          <w:sz w:val="28"/>
+          <w:szCs w:val="28"/>
+        </w:rPr>
+      </w:pPr>
+      <w:r>
+        <w:rPr>
+          <w:b/>
+          <w:bCs/>
+          <w:sz w:val="28"/>
+          <w:szCs w:val="28"/>
+        </w:rPr>
+        <w:lastRenderedPageBreak/>
+        <w:t>Definición de rutas</w:t>
+      </w:r>
+    </w:p>
+    <w:p>
+      <w:pPr>
+        <w:jc w:val="both"/>
+        <w:rPr>
+          <w:b/>
+          <w:bCs/>
+          <w:sz w:val="28"/>
+          <w:szCs w:val="28"/>
+        </w:rPr>
+      </w:pPr>
+      <w:r>
+        <w:rPr>
+          <w:b/>
+          <w:bCs/>
+          <w:sz w:val="28"/>
+          <w:szCs w:val="28"/>
+        </w:rPr>
+        <w:drawing>
+          <wp:inline distT="0" distB="0" distL="0" distR="0" wp14:anchorId="4D6E3CC6" wp14:editId="31049497">
+            <wp:extent cx="5400040" cy="2971165"/>
+            <wp:effectExtent l="0" t="0" r="0" b="635"/>
+            <wp:docPr id="1743397882" name="Imagen 1"/>
+            <wp:cNvGraphicFramePr>
+              <a:graphicFrameLocks xmlns:a="http://schemas.openxmlformats.org/drawingml/2006/main" noChangeAspect="1"/>
+            </wp:cNvGraphicFramePr>
+            <a:graphic xmlns:a="http://schemas.openxmlformats.org/drawingml/2006/main">
+              <a:graphicData uri="http://schemas.openxmlformats.org/drawingml/2006/picture">
+                <pic:pic xmlns:pic="http://schemas.openxmlformats.org/drawingml/2006/picture">
+                  <pic:nvPicPr>
+                    <pic:cNvPr id="1743397882" name=""/>
+                    <pic:cNvPicPr/>
+                  </pic:nvPicPr>
+                  <pic:blipFill>
+                    <a:blip r:embed="rId24"/>
+                    <a:stretch>
+                      <a:fillRect/>
+                    </a:stretch>
+                  </pic:blipFill>
+                  <pic:spPr>
+                    <a:xfrm>
+                      <a:off x="0" y="0"/>
+                      <a:ext cx="5400040" cy="2971165"/>
+                    </a:xfrm>
+                    <a:prstGeom prst="rect">
+                      <a:avLst/>
+                    </a:prstGeom>
+                  </pic:spPr>
+                </pic:pic>
+              </a:graphicData>
+            </a:graphic>
+          </wp:inline>
+        </w:drawing>
+      </w:r>
+    </w:p>
+    <w:p>
+      <w:pPr>
+        <w:jc w:val="both"/>
+        <w:rPr>
+          <w:sz w:val="24"/>
+          <w:szCs w:val="24"/>
+        </w:rPr>
+      </w:pPr>
+      <w:r>
+        <w:rPr>
+          <w:sz w:val="24"/>
+          <w:szCs w:val="24"/>
+        </w:rPr>
+        <w:t>E</w:t>
+      </w:r>
+      <w:r>
+        <w:rPr>
+          <w:sz w:val="24"/>
+          <w:szCs w:val="24"/>
+        </w:rPr>
+        <w:t>stas rutas están fuera de cualquier "middleware" de autenticación, lo que las hace accesibles públicamente por cualquier herramienta como Postman.</w:t>
+      </w:r>
+    </w:p>
+    <w:p>
+      <w:pPr>
+        <w:jc w:val="both"/>
+        <w:rPr>
+          <w:sz w:val="24"/>
+          <w:szCs w:val="24"/>
+        </w:rPr>
+      </w:pPr>
+      <w:r>
+        <w:rPr>
+          <w:sz w:val="24"/>
+          <w:szCs w:val="24"/>
+        </w:rPr>
+        <w:drawing>
+          <wp:inline distT="0" distB="0" distL="0" distR="0" wp14:anchorId="081698C8" wp14:editId="016144D4">
+            <wp:extent cx="2120900" cy="2733304"/>
+            <wp:effectExtent l="0" t="0" r="0" b="0"/>
+            <wp:docPr id="1707267935" name="Imagen 1"/>
+            <wp:cNvGraphicFramePr>
+              <a:graphicFrameLocks xmlns:a="http://schemas.openxmlformats.org/drawingml/2006/main" noChangeAspect="1"/>
+            </wp:cNvGraphicFramePr>
+            <a:graphic xmlns:a="http://schemas.openxmlformats.org/drawingml/2006/main">
+              <a:graphicData uri="http://schemas.openxmlformats.org/drawingml/2006/picture">
+                <pic:pic xmlns:pic="http://schemas.openxmlformats.org/drawingml/2006/picture">
+                  <pic:nvPicPr>
+                    <pic:cNvPr id="1707267935" name=""/>
+                    <pic:cNvPicPr/>
+                  </pic:nvPicPr>
+                  <pic:blipFill>
+                    <a:blip r:embed="rId25"/>
+                    <a:stretch>
+                      <a:fillRect/>
+                    </a:stretch>
+                  </pic:blipFill>
+                  <pic:spPr>
+                    <a:xfrm>
+                      <a:off x="0" y="0"/>
+                      <a:ext cx="2125042" cy="2738642"/>
+                    </a:xfrm>
+                    <a:prstGeom prst="rect">
+                      <a:avLst/>
+                    </a:prstGeom>
+                  </pic:spPr>
+                </pic:pic>
+              </a:graphicData>
+            </a:graphic>
+          </wp:inline>
+        </w:drawing>
+      </w:r>
+    </w:p>
+    <w:p>
+      <w:pPr>
+        <w:jc w:val="both"/>
+        <w:rPr>
+          <w:sz w:val="24"/>
+          <w:szCs w:val="24"/>
+        </w:rPr>
+      </w:pPr>
+    </w:p>
+    <w:p>
+      <w:pPr>
+        <w:jc w:val="both"/>
+        <w:rPr>
+          <w:sz w:val="24"/>
+          <w:szCs w:val="24"/>
+        </w:rPr>
+      </w:pPr>
+    </w:p>
+    <w:p>
+      <w:pPr>
+        <w:jc w:val="both"/>
+        <w:rPr>
           <w:sz w:val="24"/>
           <w:szCs w:val="24"/>
         </w:rPr>
@@ -5751,13 +6658,288 @@
           <w:szCs w:val="36"/>
         </w:rPr>
       </w:pPr>
-      <w:r>
+    </w:p>
+    <w:p>
+      <w:pPr>
+        <w:jc w:val="both"/>
         <w:rPr>
           <w:b/>
           <w:bCs/>
           <w:sz w:val="36"/>
           <w:szCs w:val="36"/>
         </w:rPr>
+      </w:pPr>
+      <w:r>
+        <w:rPr>
+          <w:b/>
+          <w:bCs/>
+          <w:sz w:val="36"/>
+          <w:szCs w:val="36"/>
+        </w:rPr>
+        <w:lastRenderedPageBreak/>
+        <w:t>Capítulo</w:t>
+      </w:r>
+      <w:r>
+        <w:rPr>
+          <w:b/>
+          <w:bCs/>
+          <w:sz w:val="36"/>
+          <w:szCs w:val="36"/>
+        </w:rPr>
+        <w:t xml:space="preserve"> 6. Pruebas y Evaluación</w:t>
+      </w:r>
+    </w:p>
+    <w:p>
+      <w:pPr>
+        <w:jc w:val="both"/>
+        <w:rPr>
+          <w:b/>
+          <w:bCs/>
+          <w:sz w:val="28"/>
+          <w:szCs w:val="28"/>
+        </w:rPr>
+      </w:pPr>
+      <w:r>
+        <w:rPr>
+          <w:b/>
+          <w:bCs/>
+          <w:sz w:val="28"/>
+          <w:szCs w:val="28"/>
+        </w:rPr>
+        <w:t>6.1 Auditorias versión base</w:t>
+      </w:r>
+    </w:p>
+    <w:p>
+      <w:pPr>
+        <w:jc w:val="both"/>
+        <w:rPr>
+          <w:b/>
+          <w:bCs/>
+          <w:sz w:val="36"/>
+          <w:szCs w:val="36"/>
+        </w:rPr>
+      </w:pPr>
+      <w:r>
+        <w:rPr>
+          <w:b/>
+          <w:bCs/>
+          <w:sz w:val="36"/>
+          <w:szCs w:val="36"/>
+        </w:rPr>
+        <w:drawing>
+          <wp:inline distT="0" distB="0" distL="0" distR="0" wp14:anchorId="278F5F92" wp14:editId="19C8C29A">
+            <wp:extent cx="5400040" cy="3175000"/>
+            <wp:effectExtent l="0" t="0" r="0" b="6350"/>
+            <wp:docPr id="78868028" name="Imagen 1"/>
+            <wp:cNvGraphicFramePr>
+              <a:graphicFrameLocks xmlns:a="http://schemas.openxmlformats.org/drawingml/2006/main" noChangeAspect="1"/>
+            </wp:cNvGraphicFramePr>
+            <a:graphic xmlns:a="http://schemas.openxmlformats.org/drawingml/2006/main">
+              <a:graphicData uri="http://schemas.openxmlformats.org/drawingml/2006/picture">
+                <pic:pic xmlns:pic="http://schemas.openxmlformats.org/drawingml/2006/picture">
+                  <pic:nvPicPr>
+                    <pic:cNvPr id="78868028" name=""/>
+                    <pic:cNvPicPr/>
+                  </pic:nvPicPr>
+                  <pic:blipFill>
+                    <a:blip r:embed="rId26"/>
+                    <a:stretch>
+                      <a:fillRect/>
+                    </a:stretch>
+                  </pic:blipFill>
+                  <pic:spPr>
+                    <a:xfrm>
+                      <a:off x="0" y="0"/>
+                      <a:ext cx="5400040" cy="3175000"/>
+                    </a:xfrm>
+                    <a:prstGeom prst="rect">
+                      <a:avLst/>
+                    </a:prstGeom>
+                  </pic:spPr>
+                </pic:pic>
+              </a:graphicData>
+            </a:graphic>
+          </wp:inline>
+        </w:drawing>
+      </w:r>
+    </w:p>
+    <w:p>
+      <w:pPr>
+        <w:jc w:val="both"/>
+        <w:rPr>
+          <w:sz w:val="24"/>
+          <w:szCs w:val="24"/>
+        </w:rPr>
+      </w:pPr>
+      <w:r>
+        <w:rPr>
+          <w:sz w:val="24"/>
+          <w:szCs w:val="24"/>
+        </w:rPr>
+        <w:t>Prueba de Disponibilidad: Captura de la petición GET /api/saludo</w:t>
+      </w:r>
+    </w:p>
+    <w:p>
+      <w:pPr>
+        <w:jc w:val="both"/>
+        <w:rPr>
+          <w:b/>
+          <w:bCs/>
+          <w:sz w:val="36"/>
+          <w:szCs w:val="36"/>
+        </w:rPr>
+      </w:pPr>
+      <w:r>
+        <w:rPr>
+          <w:b/>
+          <w:bCs/>
+          <w:sz w:val="36"/>
+          <w:szCs w:val="36"/>
+        </w:rPr>
+        <w:drawing>
+          <wp:inline distT="0" distB="0" distL="0" distR="0" wp14:anchorId="367A87A2" wp14:editId="2834F81F">
+            <wp:extent cx="5400040" cy="3152140"/>
+            <wp:effectExtent l="0" t="0" r="0" b="0"/>
+            <wp:docPr id="921079067" name="Imagen 1"/>
+            <wp:cNvGraphicFramePr>
+              <a:graphicFrameLocks xmlns:a="http://schemas.openxmlformats.org/drawingml/2006/main" noChangeAspect="1"/>
+            </wp:cNvGraphicFramePr>
+            <a:graphic xmlns:a="http://schemas.openxmlformats.org/drawingml/2006/main">
+              <a:graphicData uri="http://schemas.openxmlformats.org/drawingml/2006/picture">
+                <pic:pic xmlns:pic="http://schemas.openxmlformats.org/drawingml/2006/picture">
+                  <pic:nvPicPr>
+                    <pic:cNvPr id="921079067" name=""/>
+                    <pic:cNvPicPr/>
+                  </pic:nvPicPr>
+                  <pic:blipFill>
+                    <a:blip r:embed="rId27"/>
+                    <a:stretch>
+                      <a:fillRect/>
+                    </a:stretch>
+                  </pic:blipFill>
+                  <pic:spPr>
+                    <a:xfrm>
+                      <a:off x="0" y="0"/>
+                      <a:ext cx="5400040" cy="3152140"/>
+                    </a:xfrm>
+                    <a:prstGeom prst="rect">
+                      <a:avLst/>
+                    </a:prstGeom>
+                  </pic:spPr>
+                </pic:pic>
+              </a:graphicData>
+            </a:graphic>
+          </wp:inline>
+        </w:drawing>
+      </w:r>
+    </w:p>
+    <w:p>
+      <w:pPr>
+        <w:jc w:val="both"/>
+        <w:rPr>
+          <w:sz w:val="24"/>
+          <w:szCs w:val="24"/>
+        </w:rPr>
+      </w:pPr>
+      <w:r>
+        <w:rPr>
+          <w:sz w:val="24"/>
+          <w:szCs w:val="24"/>
+        </w:rPr>
+        <w:t>Prueba de Creación: Captura del POST /api/informes</w:t>
+      </w:r>
+    </w:p>
+    <w:p>
+      <w:pPr>
+        <w:jc w:val="both"/>
+        <w:rPr>
+          <w:sz w:val="24"/>
+          <w:szCs w:val="24"/>
+        </w:rPr>
+      </w:pPr>
+      <w:r>
+        <w:rPr>
+          <w:sz w:val="24"/>
+          <w:szCs w:val="24"/>
+        </w:rPr>
+        <w:lastRenderedPageBreak/>
+        <w:drawing>
+          <wp:inline distT="0" distB="0" distL="0" distR="0" wp14:anchorId="1FADEBD7" wp14:editId="7B2C72D0">
+            <wp:extent cx="5400040" cy="3162935"/>
+            <wp:effectExtent l="0" t="0" r="0" b="0"/>
+            <wp:docPr id="463002308" name="Imagen 1"/>
+            <wp:cNvGraphicFramePr>
+              <a:graphicFrameLocks xmlns:a="http://schemas.openxmlformats.org/drawingml/2006/main" noChangeAspect="1"/>
+            </wp:cNvGraphicFramePr>
+            <a:graphic xmlns:a="http://schemas.openxmlformats.org/drawingml/2006/main">
+              <a:graphicData uri="http://schemas.openxmlformats.org/drawingml/2006/picture">
+                <pic:pic xmlns:pic="http://schemas.openxmlformats.org/drawingml/2006/picture">
+                  <pic:nvPicPr>
+                    <pic:cNvPr id="463002308" name=""/>
+                    <pic:cNvPicPr/>
+                  </pic:nvPicPr>
+                  <pic:blipFill>
+                    <a:blip r:embed="rId28"/>
+                    <a:stretch>
+                      <a:fillRect/>
+                    </a:stretch>
+                  </pic:blipFill>
+                  <pic:spPr>
+                    <a:xfrm>
+                      <a:off x="0" y="0"/>
+                      <a:ext cx="5400040" cy="3162935"/>
+                    </a:xfrm>
+                    <a:prstGeom prst="rect">
+                      <a:avLst/>
+                    </a:prstGeom>
+                  </pic:spPr>
+                </pic:pic>
+              </a:graphicData>
+            </a:graphic>
+          </wp:inline>
+        </w:drawing>
+      </w:r>
+    </w:p>
+    <w:p>
+      <w:pPr>
+        <w:jc w:val="both"/>
+        <w:rPr>
+          <w:sz w:val="24"/>
+          <w:szCs w:val="24"/>
+        </w:rPr>
+      </w:pPr>
+      <w:r>
+        <w:rPr>
+          <w:sz w:val="24"/>
+          <w:szCs w:val="24"/>
+        </w:rPr>
+        <w:t xml:space="preserve"> Se ha </w:t>
+      </w:r>
+      <w:r>
+        <w:rPr>
+          <w:sz w:val="24"/>
+          <w:szCs w:val="24"/>
+        </w:rPr>
+        <w:t>podido obtener datos privados sin enviar ningún tipo de contraseña o token. Esto es la prueba principal del fallo de seguridad inicial.</w:t>
+      </w:r>
+    </w:p>
+    <w:p>
+      <w:pPr>
+        <w:jc w:val="both"/>
+        <w:rPr>
+          <w:b/>
+          <w:bCs/>
+          <w:sz w:val="36"/>
+          <w:szCs w:val="36"/>
+        </w:rPr>
+      </w:pPr>
+      <w:r>
+        <w:rPr>
+          <w:b/>
+          <w:bCs/>
+          <w:sz w:val="36"/>
+          <w:szCs w:val="36"/>
+        </w:rPr>
         <w:t>Anexos</w:t>
       </w:r>
     </w:p>
@@ -5769,7 +6951,7 @@
           <w:szCs w:val="24"/>
         </w:rPr>
       </w:pPr>
-      <w:hyperlink r:id="rId18" w:history="1">
+      <w:hyperlink r:id="rId29" w:history="1">
         <w:r>
           <w:rPr>
             <w:rStyle w:val="Hipervnculo"/>

--- a/Memoria.docx
+++ b/Memoria.docx
@@ -227,6 +227,37 @@
         <w:lastRenderedPageBreak/>
         <w:t>Índice</w:t>
       </w:r>
+    </w:p>
+    <w:p>
+      <w:pPr>
+        <w:jc w:val="both"/>
+        <w:rPr>
+          <w:b/>
+          <w:bCs/>
+          <w:sz w:val="28"/>
+          <w:szCs w:val="28"/>
+        </w:rPr>
+      </w:pPr>
+      <w:r>
+        <w:rPr>
+          <w:b/>
+          <w:bCs/>
+          <w:sz w:val="28"/>
+          <w:szCs w:val="28"/>
+        </w:rPr>
+        <w:t xml:space="preserve">Resumen / </w:t>
+      </w:r>
+      <w:proofErr w:type="spellStart"/>
+      <w:r>
+        <w:rPr>
+          <w:b/>
+          <w:bCs/>
+          <w:sz w:val="28"/>
+          <w:szCs w:val="28"/>
+        </w:rPr>
+        <w:t>Abstract</w:t>
+      </w:r>
+      <w:proofErr w:type="spellEnd"/>
     </w:p>
     <w:p>
       <w:pPr>
@@ -237,16 +268,151 @@
         </w:numPr>
         <w:jc w:val="both"/>
         <w:rPr>
-          <w:sz w:val="24"/>
-          <w:szCs w:val="24"/>
-        </w:rPr>
-      </w:pPr>
-      <w:r>
-        <w:rPr>
-          <w:sz w:val="24"/>
-          <w:szCs w:val="24"/>
+          <w:b/>
+          <w:bCs/>
+          <w:sz w:val="28"/>
+          <w:szCs w:val="28"/>
+        </w:rPr>
+      </w:pPr>
+      <w:r>
+        <w:rPr>
+          <w:b/>
+          <w:bCs/>
+          <w:sz w:val="28"/>
+          <w:szCs w:val="28"/>
         </w:rPr>
         <w:t>Introducción</w:t>
+      </w:r>
+    </w:p>
+    <w:p>
+      <w:pPr>
+        <w:pStyle w:val="Prrafodelista"/>
+        <w:numPr>
+          <w:ilvl w:val="1"/>
+          <w:numId w:val="1"/>
+        </w:numPr>
+        <w:jc w:val="both"/>
+        <w:rPr>
+          <w:sz w:val="24"/>
+          <w:szCs w:val="24"/>
+        </w:rPr>
+      </w:pPr>
+      <w:r>
+        <w:rPr>
+          <w:sz w:val="24"/>
+          <w:szCs w:val="24"/>
+        </w:rPr>
+        <w:t>Contexto y Justificación</w:t>
+      </w:r>
+    </w:p>
+    <w:p>
+      <w:pPr>
+        <w:pStyle w:val="Prrafodelista"/>
+        <w:numPr>
+          <w:ilvl w:val="1"/>
+          <w:numId w:val="1"/>
+        </w:numPr>
+        <w:jc w:val="both"/>
+        <w:rPr>
+          <w:sz w:val="24"/>
+          <w:szCs w:val="24"/>
+        </w:rPr>
+      </w:pPr>
+      <w:r>
+        <w:rPr>
+          <w:sz w:val="24"/>
+          <w:szCs w:val="24"/>
+        </w:rPr>
+        <w:t>Motivación</w:t>
+      </w:r>
+    </w:p>
+    <w:p>
+      <w:pPr>
+        <w:pStyle w:val="Prrafodelista"/>
+        <w:numPr>
+          <w:ilvl w:val="1"/>
+          <w:numId w:val="1"/>
+        </w:numPr>
+        <w:jc w:val="both"/>
+        <w:rPr>
+          <w:sz w:val="24"/>
+          <w:szCs w:val="24"/>
+        </w:rPr>
+      </w:pPr>
+      <w:r>
+        <w:rPr>
+          <w:sz w:val="24"/>
+          <w:szCs w:val="24"/>
+        </w:rPr>
+        <w:t>Objetivos</w:t>
+      </w:r>
+    </w:p>
+    <w:p>
+      <w:pPr>
+        <w:pStyle w:val="Prrafodelista"/>
+        <w:numPr>
+          <w:ilvl w:val="2"/>
+          <w:numId w:val="1"/>
+        </w:numPr>
+        <w:jc w:val="both"/>
+      </w:pPr>
+      <w:r>
+        <w:t>Objetivo General</w:t>
+      </w:r>
+    </w:p>
+    <w:p>
+      <w:pPr>
+        <w:pStyle w:val="Prrafodelista"/>
+        <w:numPr>
+          <w:ilvl w:val="2"/>
+          <w:numId w:val="1"/>
+        </w:numPr>
+        <w:jc w:val="both"/>
+      </w:pPr>
+      <w:r>
+        <w:t>Objetivos Específicos</w:t>
+      </w:r>
+    </w:p>
+    <w:p>
+      <w:pPr>
+        <w:pStyle w:val="Prrafodelista"/>
+        <w:numPr>
+          <w:ilvl w:val="1"/>
+          <w:numId w:val="1"/>
+        </w:numPr>
+        <w:jc w:val="both"/>
+        <w:rPr>
+          <w:sz w:val="24"/>
+          <w:szCs w:val="24"/>
+        </w:rPr>
+      </w:pPr>
+      <w:r>
+        <w:rPr>
+          <w:sz w:val="24"/>
+          <w:szCs w:val="24"/>
+        </w:rPr>
+        <w:t>Estructura de la Memoria</w:t>
+      </w:r>
+    </w:p>
+    <w:p>
+      <w:pPr>
+        <w:pStyle w:val="Prrafodelista"/>
+        <w:numPr>
+          <w:ilvl w:val="1"/>
+          <w:numId w:val="1"/>
+        </w:numPr>
+        <w:jc w:val="both"/>
+        <w:rPr>
+          <w:sz w:val="24"/>
+          <w:szCs w:val="24"/>
+        </w:rPr>
+      </w:pPr>
+      <w:r>
+        <w:rPr>
+          <w:sz w:val="24"/>
+          <w:szCs w:val="24"/>
+        </w:rPr>
+        <w:t>Metodología</w:t>
       </w:r>
     </w:p>
     <w:p>
@@ -258,16 +424,206 @@
         </w:numPr>
         <w:jc w:val="both"/>
         <w:rPr>
-          <w:sz w:val="24"/>
-          <w:szCs w:val="24"/>
-        </w:rPr>
-      </w:pPr>
-      <w:r>
-        <w:rPr>
-          <w:sz w:val="24"/>
-          <w:szCs w:val="24"/>
+          <w:b/>
+          <w:bCs/>
+          <w:sz w:val="28"/>
+          <w:szCs w:val="28"/>
+        </w:rPr>
+      </w:pPr>
+      <w:r>
+        <w:rPr>
+          <w:b/>
+          <w:bCs/>
+          <w:sz w:val="28"/>
+          <w:szCs w:val="28"/>
         </w:rPr>
         <w:t>Estado del arte</w:t>
+      </w:r>
+    </w:p>
+    <w:p>
+      <w:pPr>
+        <w:pStyle w:val="Prrafodelista"/>
+        <w:numPr>
+          <w:ilvl w:val="1"/>
+          <w:numId w:val="1"/>
+        </w:numPr>
+        <w:jc w:val="both"/>
+        <w:rPr>
+          <w:sz w:val="24"/>
+          <w:szCs w:val="24"/>
+        </w:rPr>
+      </w:pPr>
+      <w:proofErr w:type="spellStart"/>
+      <w:r>
+        <w:rPr>
+          <w:sz w:val="24"/>
+          <w:szCs w:val="24"/>
+        </w:rPr>
+        <w:t>APIs</w:t>
+      </w:r>
+      <w:proofErr w:type="spellEnd"/>
+      <w:r>
+        <w:rPr>
+          <w:sz w:val="24"/>
+          <w:szCs w:val="24"/>
+        </w:rPr>
+        <w:t xml:space="preserve"> REST</w:t>
+      </w:r>
+    </w:p>
+    <w:p>
+      <w:pPr>
+        <w:pStyle w:val="Prrafodelista"/>
+        <w:numPr>
+          <w:ilvl w:val="1"/>
+          <w:numId w:val="1"/>
+        </w:numPr>
+        <w:jc w:val="both"/>
+        <w:rPr>
+          <w:sz w:val="24"/>
+          <w:szCs w:val="24"/>
+        </w:rPr>
+      </w:pPr>
+      <w:r>
+        <w:rPr>
+          <w:sz w:val="24"/>
+          <w:szCs w:val="24"/>
+        </w:rPr>
+        <w:t>Autenticación y autorización</w:t>
+      </w:r>
+    </w:p>
+    <w:p>
+      <w:pPr>
+        <w:pStyle w:val="Prrafodelista"/>
+        <w:numPr>
+          <w:ilvl w:val="1"/>
+          <w:numId w:val="1"/>
+        </w:numPr>
+        <w:jc w:val="both"/>
+        <w:rPr>
+          <w:sz w:val="24"/>
+          <w:szCs w:val="24"/>
+        </w:rPr>
+      </w:pPr>
+      <w:r>
+        <w:rPr>
+          <w:sz w:val="24"/>
+          <w:szCs w:val="24"/>
+        </w:rPr>
+        <w:t>JWT</w:t>
+      </w:r>
+    </w:p>
+    <w:p>
+      <w:pPr>
+        <w:pStyle w:val="Prrafodelista"/>
+        <w:numPr>
+          <w:ilvl w:val="1"/>
+          <w:numId w:val="1"/>
+        </w:numPr>
+        <w:jc w:val="both"/>
+        <w:rPr>
+          <w:sz w:val="24"/>
+          <w:szCs w:val="24"/>
+        </w:rPr>
+      </w:pPr>
+      <w:proofErr w:type="spellStart"/>
+      <w:r>
+        <w:rPr>
+          <w:sz w:val="24"/>
+          <w:szCs w:val="24"/>
+        </w:rPr>
+        <w:t>Refresh</w:t>
+      </w:r>
+      <w:proofErr w:type="spellEnd"/>
+      <w:r>
+        <w:rPr>
+          <w:sz w:val="24"/>
+          <w:szCs w:val="24"/>
+        </w:rPr>
+        <w:t xml:space="preserve"> tokens</w:t>
+      </w:r>
+    </w:p>
+    <w:p>
+      <w:pPr>
+        <w:pStyle w:val="Prrafodelista"/>
+        <w:numPr>
+          <w:ilvl w:val="1"/>
+          <w:numId w:val="1"/>
+        </w:numPr>
+        <w:jc w:val="both"/>
+        <w:rPr>
+          <w:sz w:val="24"/>
+          <w:szCs w:val="24"/>
+        </w:rPr>
+      </w:pPr>
+      <w:r>
+        <w:rPr>
+          <w:sz w:val="24"/>
+          <w:szCs w:val="24"/>
+        </w:rPr>
+        <w:t>MFA/TOTP</w:t>
+      </w:r>
+    </w:p>
+    <w:p>
+      <w:pPr>
+        <w:pStyle w:val="Prrafodelista"/>
+        <w:numPr>
+          <w:ilvl w:val="1"/>
+          <w:numId w:val="1"/>
+        </w:numPr>
+        <w:jc w:val="both"/>
+        <w:rPr>
+          <w:sz w:val="24"/>
+          <w:szCs w:val="24"/>
+        </w:rPr>
+      </w:pPr>
+      <w:r>
+        <w:rPr>
+          <w:sz w:val="24"/>
+          <w:szCs w:val="24"/>
+        </w:rPr>
+        <w:t>OWASP API Security Top 10</w:t>
+      </w:r>
+    </w:p>
+    <w:p>
+      <w:pPr>
+        <w:pStyle w:val="Prrafodelista"/>
+        <w:numPr>
+          <w:ilvl w:val="1"/>
+          <w:numId w:val="1"/>
+        </w:numPr>
+        <w:jc w:val="both"/>
+        <w:rPr>
+          <w:sz w:val="24"/>
+          <w:szCs w:val="24"/>
+        </w:rPr>
+      </w:pPr>
+      <w:r>
+        <w:rPr>
+          <w:sz w:val="24"/>
+          <w:szCs w:val="24"/>
+        </w:rPr>
+        <w:t>Control de acceso basado en roles</w:t>
+      </w:r>
+    </w:p>
+    <w:p>
+      <w:pPr>
+        <w:pStyle w:val="Prrafodelista"/>
+        <w:numPr>
+          <w:ilvl w:val="1"/>
+          <w:numId w:val="1"/>
+        </w:numPr>
+        <w:jc w:val="both"/>
+        <w:rPr>
+          <w:sz w:val="24"/>
+          <w:szCs w:val="24"/>
+        </w:rPr>
+      </w:pPr>
+      <w:r>
+        <w:rPr>
+          <w:sz w:val="24"/>
+          <w:szCs w:val="24"/>
+        </w:rPr>
+        <w:t xml:space="preserve"> Ataques comunes</w:t>
       </w:r>
     </w:p>
     <w:p>
@@ -279,16 +635,186 @@
         </w:numPr>
         <w:jc w:val="both"/>
         <w:rPr>
-          <w:sz w:val="24"/>
-          <w:szCs w:val="24"/>
-        </w:rPr>
-      </w:pPr>
-      <w:r>
-        <w:rPr>
-          <w:sz w:val="24"/>
-          <w:szCs w:val="24"/>
+          <w:b/>
+          <w:bCs/>
+          <w:sz w:val="28"/>
+          <w:szCs w:val="28"/>
+        </w:rPr>
+      </w:pPr>
+      <w:r>
+        <w:rPr>
+          <w:b/>
+          <w:bCs/>
+          <w:sz w:val="28"/>
+          <w:szCs w:val="28"/>
         </w:rPr>
         <w:t>Análisis y requisitos</w:t>
+      </w:r>
+    </w:p>
+    <w:p>
+      <w:pPr>
+        <w:pStyle w:val="Prrafodelista"/>
+        <w:numPr>
+          <w:ilvl w:val="1"/>
+          <w:numId w:val="1"/>
+        </w:numPr>
+        <w:jc w:val="both"/>
+        <w:rPr>
+          <w:sz w:val="24"/>
+          <w:szCs w:val="24"/>
+        </w:rPr>
+      </w:pPr>
+      <w:r>
+        <w:rPr>
+          <w:sz w:val="24"/>
+          <w:szCs w:val="24"/>
+        </w:rPr>
+        <w:t>Metod</w:t>
+      </w:r>
+      <w:r>
+        <w:rPr>
+          <w:sz w:val="24"/>
+          <w:szCs w:val="24"/>
+        </w:rPr>
+        <w:t>ología y herramientas</w:t>
+      </w:r>
+    </w:p>
+    <w:p>
+      <w:pPr>
+        <w:ind w:left="720"/>
+        <w:jc w:val="both"/>
+        <w:rPr>
+          <w:sz w:val="24"/>
+          <w:szCs w:val="24"/>
+        </w:rPr>
+      </w:pPr>
+      <w:r>
+        <w:rPr>
+          <w:sz w:val="24"/>
+          <w:szCs w:val="24"/>
+        </w:rPr>
+        <w:t>3.2</w:t>
+      </w:r>
+      <w:r>
+        <w:rPr>
+          <w:sz w:val="24"/>
+          <w:szCs w:val="24"/>
+        </w:rPr>
+        <w:t>Requisitos funcionales</w:t>
+      </w:r>
+    </w:p>
+    <w:p>
+      <w:pPr>
+        <w:jc w:val="both"/>
+        <w:rPr>
+          <w:sz w:val="24"/>
+          <w:szCs w:val="24"/>
+        </w:rPr>
+      </w:pPr>
+      <w:r>
+        <w:rPr>
+          <w:sz w:val="24"/>
+          <w:szCs w:val="24"/>
+        </w:rPr>
+        <w:t xml:space="preserve">             </w:t>
+      </w:r>
+      <w:r>
+        <w:rPr>
+          <w:sz w:val="24"/>
+          <w:szCs w:val="24"/>
+        </w:rPr>
+        <w:t>3.3</w:t>
+      </w:r>
+      <w:r>
+        <w:rPr>
+          <w:sz w:val="24"/>
+          <w:szCs w:val="24"/>
+        </w:rPr>
+        <w:t>Requisitos no funcionales</w:t>
+      </w:r>
+    </w:p>
+    <w:p>
+      <w:pPr>
+        <w:jc w:val="both"/>
+        <w:rPr>
+          <w:sz w:val="24"/>
+          <w:szCs w:val="24"/>
+        </w:rPr>
+      </w:pPr>
+      <w:r>
+        <w:rPr>
+          <w:sz w:val="24"/>
+          <w:szCs w:val="24"/>
+        </w:rPr>
+        <w:t xml:space="preserve">             </w:t>
+      </w:r>
+      <w:r>
+        <w:rPr>
+          <w:sz w:val="24"/>
+          <w:szCs w:val="24"/>
+        </w:rPr>
+        <w:t>3.4</w:t>
+      </w:r>
+      <w:r>
+        <w:rPr>
+          <w:sz w:val="24"/>
+          <w:szCs w:val="24"/>
+        </w:rPr>
+        <w:t>Requisitos de seguridad</w:t>
+      </w:r>
+    </w:p>
+    <w:p>
+      <w:pPr>
+        <w:jc w:val="both"/>
+        <w:rPr>
+          <w:sz w:val="24"/>
+          <w:szCs w:val="24"/>
+        </w:rPr>
+      </w:pPr>
+      <w:r>
+        <w:rPr>
+          <w:sz w:val="24"/>
+          <w:szCs w:val="24"/>
+        </w:rPr>
+        <w:t xml:space="preserve">             </w:t>
+      </w:r>
+      <w:r>
+        <w:rPr>
+          <w:sz w:val="24"/>
+          <w:szCs w:val="24"/>
+        </w:rPr>
+        <w:t>3.5</w:t>
+      </w:r>
+      <w:r>
+        <w:rPr>
+          <w:sz w:val="24"/>
+          <w:szCs w:val="24"/>
+        </w:rPr>
+        <w:t>Casos de uso</w:t>
+      </w:r>
+    </w:p>
+    <w:p>
+      <w:pPr>
+        <w:ind w:left="720"/>
+        <w:jc w:val="both"/>
+        <w:rPr>
+          <w:sz w:val="24"/>
+          <w:szCs w:val="24"/>
+        </w:rPr>
+      </w:pPr>
+      <w:r>
+        <w:rPr>
+          <w:sz w:val="24"/>
+          <w:szCs w:val="24"/>
+        </w:rPr>
+        <w:t>3.6</w:t>
+      </w:r>
+      <w:r>
+        <w:rPr>
+          <w:sz w:val="24"/>
+          <w:szCs w:val="24"/>
+        </w:rPr>
+        <w:t xml:space="preserve"> Modelo de amenazas</w:t>
       </w:r>
     </w:p>
     <w:p>
@@ -300,16 +826,153 @@
         </w:numPr>
         <w:jc w:val="both"/>
         <w:rPr>
-          <w:sz w:val="24"/>
-          <w:szCs w:val="24"/>
-        </w:rPr>
-      </w:pPr>
-      <w:r>
-        <w:rPr>
-          <w:sz w:val="24"/>
-          <w:szCs w:val="24"/>
+          <w:b/>
+          <w:bCs/>
+          <w:sz w:val="28"/>
+          <w:szCs w:val="28"/>
+        </w:rPr>
+      </w:pPr>
+      <w:r>
+        <w:rPr>
+          <w:b/>
+          <w:bCs/>
+          <w:sz w:val="28"/>
+          <w:szCs w:val="28"/>
         </w:rPr>
         <w:t>Diseño del sistema</w:t>
+      </w:r>
+    </w:p>
+    <w:p>
+      <w:pPr>
+        <w:pStyle w:val="Prrafodelista"/>
+        <w:numPr>
+          <w:ilvl w:val="1"/>
+          <w:numId w:val="1"/>
+        </w:numPr>
+        <w:jc w:val="both"/>
+        <w:rPr>
+          <w:sz w:val="24"/>
+          <w:szCs w:val="24"/>
+        </w:rPr>
+      </w:pPr>
+      <w:r>
+        <w:rPr>
+          <w:sz w:val="24"/>
+          <w:szCs w:val="24"/>
+        </w:rPr>
+        <w:t>Arquitectura</w:t>
+      </w:r>
+    </w:p>
+    <w:p>
+      <w:pPr>
+        <w:pStyle w:val="Prrafodelista"/>
+        <w:numPr>
+          <w:ilvl w:val="1"/>
+          <w:numId w:val="1"/>
+        </w:numPr>
+        <w:jc w:val="both"/>
+        <w:rPr>
+          <w:sz w:val="24"/>
+          <w:szCs w:val="24"/>
+        </w:rPr>
+      </w:pPr>
+      <w:r>
+        <w:rPr>
+          <w:sz w:val="24"/>
+          <w:szCs w:val="24"/>
+        </w:rPr>
+        <w:t xml:space="preserve"> Modelo de base de datos</w:t>
+      </w:r>
+    </w:p>
+    <w:p>
+      <w:pPr>
+        <w:pStyle w:val="Prrafodelista"/>
+        <w:numPr>
+          <w:ilvl w:val="1"/>
+          <w:numId w:val="1"/>
+        </w:numPr>
+        <w:jc w:val="both"/>
+        <w:rPr>
+          <w:sz w:val="24"/>
+          <w:szCs w:val="24"/>
+        </w:rPr>
+      </w:pPr>
+      <w:r>
+        <w:rPr>
+          <w:sz w:val="24"/>
+          <w:szCs w:val="24"/>
+        </w:rPr>
+        <w:t xml:space="preserve"> </w:t>
+      </w:r>
+      <w:r>
+        <w:rPr>
+          <w:sz w:val="24"/>
+          <w:szCs w:val="24"/>
+        </w:rPr>
+        <w:t>Diagramas</w:t>
+      </w:r>
+    </w:p>
+    <w:p>
+      <w:pPr>
+        <w:pStyle w:val="Prrafodelista"/>
+        <w:numPr>
+          <w:ilvl w:val="1"/>
+          <w:numId w:val="1"/>
+        </w:numPr>
+        <w:jc w:val="both"/>
+        <w:rPr>
+          <w:sz w:val="24"/>
+          <w:szCs w:val="24"/>
+        </w:rPr>
+      </w:pPr>
+      <w:r>
+        <w:rPr>
+          <w:sz w:val="24"/>
+          <w:szCs w:val="24"/>
+        </w:rPr>
+        <w:t xml:space="preserve"> Flujo de autenticación</w:t>
+      </w:r>
+    </w:p>
+    <w:p>
+      <w:pPr>
+        <w:pStyle w:val="Prrafodelista"/>
+        <w:numPr>
+          <w:ilvl w:val="1"/>
+          <w:numId w:val="1"/>
+        </w:numPr>
+        <w:jc w:val="both"/>
+        <w:rPr>
+          <w:sz w:val="24"/>
+          <w:szCs w:val="24"/>
+        </w:rPr>
+      </w:pPr>
+      <w:r>
+        <w:rPr>
+          <w:sz w:val="24"/>
+          <w:szCs w:val="24"/>
+        </w:rPr>
+        <w:t xml:space="preserve"> Flujo MFA</w:t>
+      </w:r>
+    </w:p>
+    <w:p>
+      <w:pPr>
+        <w:pStyle w:val="Prrafodelista"/>
+        <w:numPr>
+          <w:ilvl w:val="1"/>
+          <w:numId w:val="1"/>
+        </w:numPr>
+        <w:jc w:val="both"/>
+        <w:rPr>
+          <w:sz w:val="24"/>
+          <w:szCs w:val="24"/>
+        </w:rPr>
+      </w:pPr>
+      <w:r>
+        <w:rPr>
+          <w:sz w:val="24"/>
+          <w:szCs w:val="24"/>
+        </w:rPr>
+        <w:t xml:space="preserve"> Diseño de roles y permisos</w:t>
       </w:r>
     </w:p>
     <w:p>
@@ -321,16 +984,190 @@
         </w:numPr>
         <w:jc w:val="both"/>
         <w:rPr>
-          <w:sz w:val="24"/>
-          <w:szCs w:val="24"/>
-        </w:rPr>
-      </w:pPr>
-      <w:r>
-        <w:rPr>
-          <w:sz w:val="24"/>
-          <w:szCs w:val="24"/>
+          <w:b/>
+          <w:bCs/>
+          <w:sz w:val="24"/>
+          <w:szCs w:val="24"/>
+        </w:rPr>
+      </w:pPr>
+      <w:r>
+        <w:rPr>
+          <w:b/>
+          <w:bCs/>
+          <w:sz w:val="28"/>
+          <w:szCs w:val="28"/>
         </w:rPr>
         <w:t>Implementación</w:t>
+      </w:r>
+    </w:p>
+    <w:p>
+      <w:pPr>
+        <w:pStyle w:val="Prrafodelista"/>
+        <w:numPr>
+          <w:ilvl w:val="1"/>
+          <w:numId w:val="1"/>
+        </w:numPr>
+        <w:jc w:val="both"/>
+        <w:rPr>
+          <w:sz w:val="24"/>
+          <w:szCs w:val="24"/>
+        </w:rPr>
+      </w:pPr>
+      <w:r>
+        <w:rPr>
+          <w:sz w:val="24"/>
+          <w:szCs w:val="24"/>
+        </w:rPr>
+        <w:t>Implementación de la Fase 1: Versión Vulnerable</w:t>
+      </w:r>
+    </w:p>
+    <w:p>
+      <w:pPr>
+        <w:ind w:left="720"/>
+        <w:jc w:val="both"/>
+        <w:rPr>
+          <w:sz w:val="24"/>
+          <w:szCs w:val="24"/>
+        </w:rPr>
+      </w:pPr>
+      <w:r>
+        <w:rPr>
+          <w:sz w:val="24"/>
+          <w:szCs w:val="24"/>
+        </w:rPr>
+        <w:t>5.2</w:t>
+      </w:r>
+      <w:r>
+        <w:rPr>
+          <w:sz w:val="24"/>
+          <w:szCs w:val="24"/>
+        </w:rPr>
+        <w:t>Desarrollo de autenticación</w:t>
+      </w:r>
+    </w:p>
+    <w:p>
+      <w:pPr>
+        <w:ind w:left="720"/>
+        <w:jc w:val="both"/>
+      </w:pPr>
+      <w:r>
+        <w:rPr>
+          <w:sz w:val="24"/>
+          <w:szCs w:val="24"/>
+        </w:rPr>
+        <w:t>5.3</w:t>
+      </w:r>
+      <w:r>
+        <w:rPr>
+          <w:sz w:val="24"/>
+          <w:szCs w:val="24"/>
+        </w:rPr>
+        <w:t>Desarrollo de MFA</w:t>
+      </w:r>
+    </w:p>
+    <w:p>
+      <w:pPr>
+        <w:ind w:firstLine="708"/>
+        <w:jc w:val="both"/>
+      </w:pPr>
+      <w:r>
+        <w:rPr>
+          <w:sz w:val="24"/>
+          <w:szCs w:val="24"/>
+        </w:rPr>
+        <w:lastRenderedPageBreak/>
+        <w:t>5.4</w:t>
+      </w:r>
+      <w:r>
+        <w:rPr>
+          <w:sz w:val="24"/>
+          <w:szCs w:val="24"/>
+        </w:rPr>
+        <w:t>Desarrollo de roles</w:t>
+      </w:r>
+    </w:p>
+    <w:p>
+      <w:pPr>
+        <w:pStyle w:val="Prrafodelista"/>
+        <w:numPr>
+          <w:ilvl w:val="1"/>
+          <w:numId w:val="22"/>
+        </w:numPr>
+        <w:jc w:val="both"/>
+      </w:pPr>
+      <w:r>
+        <w:rPr>
+          <w:sz w:val="24"/>
+          <w:szCs w:val="24"/>
+        </w:rPr>
+        <w:t>Desarrollo de documentos</w:t>
+      </w:r>
+    </w:p>
+    <w:p>
+      <w:pPr>
+        <w:jc w:val="both"/>
+      </w:pPr>
+      <w:r>
+        <w:rPr>
+          <w:sz w:val="24"/>
+          <w:szCs w:val="24"/>
+        </w:rPr>
+        <w:t xml:space="preserve">             </w:t>
+      </w:r>
+      <w:r>
+        <w:rPr>
+          <w:sz w:val="24"/>
+          <w:szCs w:val="24"/>
+        </w:rPr>
+        <w:t>5.6</w:t>
+      </w:r>
+      <w:r>
+        <w:rPr>
+          <w:sz w:val="24"/>
+          <w:szCs w:val="24"/>
+        </w:rPr>
+        <w:t>Desarrollo de logs</w:t>
+      </w:r>
+    </w:p>
+    <w:p>
+      <w:pPr>
+        <w:pStyle w:val="Prrafodelista"/>
+        <w:numPr>
+          <w:ilvl w:val="1"/>
+          <w:numId w:val="23"/>
+        </w:numPr>
+        <w:jc w:val="both"/>
+      </w:pPr>
+      <w:r>
+        <w:rPr>
+          <w:sz w:val="24"/>
+          <w:szCs w:val="24"/>
+        </w:rPr>
+        <w:t>Validaciones</w:t>
+      </w:r>
+    </w:p>
+    <w:p>
+      <w:pPr>
+        <w:pStyle w:val="Prrafodelista"/>
+        <w:numPr>
+          <w:ilvl w:val="1"/>
+          <w:numId w:val="23"/>
+        </w:numPr>
+        <w:jc w:val="both"/>
+      </w:pPr>
+      <w:r>
+        <w:rPr>
+          <w:sz w:val="24"/>
+          <w:szCs w:val="24"/>
+        </w:rPr>
+        <w:t>Middle</w:t>
+      </w:r>
+      <w:r>
+        <w:rPr>
+          <w:sz w:val="24"/>
+          <w:szCs w:val="24"/>
+        </w:rPr>
+        <w:t>ware de seguridad</w:t>
       </w:r>
     </w:p>
     <w:p>
@@ -338,20 +1175,129 @@
         <w:pStyle w:val="Prrafodelista"/>
         <w:numPr>
           <w:ilvl w:val="0"/>
-          <w:numId w:val="1"/>
+          <w:numId w:val="23"/>
         </w:numPr>
         <w:jc w:val="both"/>
         <w:rPr>
-          <w:sz w:val="24"/>
-          <w:szCs w:val="24"/>
-        </w:rPr>
-      </w:pPr>
-      <w:r>
-        <w:rPr>
-          <w:sz w:val="24"/>
-          <w:szCs w:val="24"/>
+          <w:b/>
+          <w:bCs/>
+          <w:sz w:val="28"/>
+          <w:szCs w:val="28"/>
+        </w:rPr>
+      </w:pPr>
+      <w:r>
+        <w:rPr>
+          <w:b/>
+          <w:bCs/>
+          <w:sz w:val="28"/>
+          <w:szCs w:val="28"/>
         </w:rPr>
         <w:t>Pruebas y evaluación</w:t>
+      </w:r>
+    </w:p>
+    <w:p>
+      <w:pPr>
+        <w:pStyle w:val="Prrafodelista"/>
+        <w:numPr>
+          <w:ilvl w:val="1"/>
+          <w:numId w:val="23"/>
+        </w:numPr>
+        <w:jc w:val="both"/>
+        <w:rPr>
+          <w:sz w:val="24"/>
+          <w:szCs w:val="24"/>
+        </w:rPr>
+      </w:pPr>
+      <w:r>
+        <w:rPr>
+          <w:sz w:val="24"/>
+          <w:szCs w:val="24"/>
+        </w:rPr>
+        <w:t>Pruebas funcionales</w:t>
+      </w:r>
+    </w:p>
+    <w:p>
+      <w:pPr>
+        <w:pStyle w:val="Prrafodelista"/>
+        <w:numPr>
+          <w:ilvl w:val="1"/>
+          <w:numId w:val="23"/>
+        </w:numPr>
+        <w:jc w:val="both"/>
+        <w:rPr>
+          <w:sz w:val="24"/>
+          <w:szCs w:val="24"/>
+        </w:rPr>
+      </w:pPr>
+      <w:r>
+        <w:rPr>
+          <w:sz w:val="24"/>
+          <w:szCs w:val="24"/>
+        </w:rPr>
+        <w:t>Pruebas de seguridad</w:t>
+      </w:r>
+    </w:p>
+    <w:p>
+      <w:pPr>
+        <w:pStyle w:val="Prrafodelista"/>
+        <w:numPr>
+          <w:ilvl w:val="1"/>
+          <w:numId w:val="23"/>
+        </w:numPr>
+        <w:jc w:val="both"/>
+        <w:rPr>
+          <w:sz w:val="24"/>
+          <w:szCs w:val="24"/>
+        </w:rPr>
+      </w:pPr>
+      <w:r>
+        <w:rPr>
+          <w:sz w:val="24"/>
+          <w:szCs w:val="24"/>
+        </w:rPr>
+        <w:t xml:space="preserve"> Casos de ataque</w:t>
+      </w:r>
+    </w:p>
+    <w:p>
+      <w:pPr>
+        <w:pStyle w:val="Prrafodelista"/>
+        <w:numPr>
+          <w:ilvl w:val="1"/>
+          <w:numId w:val="23"/>
+        </w:numPr>
+        <w:jc w:val="both"/>
+        <w:rPr>
+          <w:sz w:val="24"/>
+          <w:szCs w:val="24"/>
+        </w:rPr>
+      </w:pPr>
+      <w:r>
+        <w:rPr>
+          <w:sz w:val="24"/>
+          <w:szCs w:val="24"/>
+        </w:rPr>
+        <w:t xml:space="preserve"> Comparativa versión vulnerable vs segura</w:t>
+      </w:r>
+    </w:p>
+    <w:p>
+      <w:pPr>
+        <w:pStyle w:val="Prrafodelista"/>
+        <w:numPr>
+          <w:ilvl w:val="1"/>
+          <w:numId w:val="23"/>
+        </w:numPr>
+        <w:jc w:val="both"/>
+        <w:rPr>
+          <w:sz w:val="24"/>
+          <w:szCs w:val="24"/>
+        </w:rPr>
+      </w:pPr>
+      <w:r>
+        <w:rPr>
+          <w:sz w:val="24"/>
+          <w:szCs w:val="24"/>
+        </w:rPr>
+        <w:t xml:space="preserve"> Resultados Obtenidos</w:t>
       </w:r>
     </w:p>
     <w:p>
@@ -359,20 +1305,87 @@
         <w:pStyle w:val="Prrafodelista"/>
         <w:numPr>
           <w:ilvl w:val="0"/>
-          <w:numId w:val="1"/>
+          <w:numId w:val="23"/>
         </w:numPr>
         <w:jc w:val="both"/>
         <w:rPr>
-          <w:sz w:val="24"/>
-          <w:szCs w:val="24"/>
-        </w:rPr>
-      </w:pPr>
-      <w:r>
-        <w:rPr>
-          <w:sz w:val="24"/>
-          <w:szCs w:val="24"/>
+          <w:b/>
+          <w:bCs/>
+          <w:sz w:val="28"/>
+          <w:szCs w:val="28"/>
+        </w:rPr>
+      </w:pPr>
+      <w:r>
+        <w:rPr>
+          <w:b/>
+          <w:bCs/>
+          <w:sz w:val="28"/>
+          <w:szCs w:val="28"/>
         </w:rPr>
         <w:t>Conclusiones</w:t>
+      </w:r>
+    </w:p>
+    <w:p>
+      <w:pPr>
+        <w:pStyle w:val="Prrafodelista"/>
+        <w:numPr>
+          <w:ilvl w:val="1"/>
+          <w:numId w:val="23"/>
+        </w:numPr>
+        <w:jc w:val="both"/>
+        <w:rPr>
+          <w:sz w:val="24"/>
+          <w:szCs w:val="24"/>
+        </w:rPr>
+      </w:pPr>
+      <w:r>
+        <w:rPr>
+          <w:sz w:val="24"/>
+          <w:szCs w:val="24"/>
+        </w:rPr>
+        <w:t>Objetivos cumplidos</w:t>
+      </w:r>
+    </w:p>
+    <w:p>
+      <w:pPr>
+        <w:pStyle w:val="Prrafodelista"/>
+        <w:numPr>
+          <w:ilvl w:val="1"/>
+          <w:numId w:val="23"/>
+        </w:numPr>
+        <w:jc w:val="both"/>
+        <w:rPr>
+          <w:sz w:val="24"/>
+          <w:szCs w:val="24"/>
+        </w:rPr>
+      </w:pPr>
+      <w:r>
+        <w:rPr>
+          <w:sz w:val="24"/>
+          <w:szCs w:val="24"/>
+        </w:rPr>
+        <w:t xml:space="preserve"> Limitaciones</w:t>
+      </w:r>
+    </w:p>
+    <w:p>
+      <w:pPr>
+        <w:pStyle w:val="Prrafodelista"/>
+        <w:numPr>
+          <w:ilvl w:val="1"/>
+          <w:numId w:val="23"/>
+        </w:numPr>
+        <w:jc w:val="both"/>
+        <w:rPr>
+          <w:sz w:val="24"/>
+          <w:szCs w:val="24"/>
+        </w:rPr>
+      </w:pPr>
+      <w:r>
+        <w:rPr>
+          <w:sz w:val="24"/>
+          <w:szCs w:val="24"/>
+        </w:rPr>
+        <w:t xml:space="preserve"> Trabajo futuro</w:t>
       </w:r>
     </w:p>
     <w:p>
@@ -599,7 +1612,6 @@
           <w:sz w:val="36"/>
           <w:szCs w:val="36"/>
         </w:rPr>
-        <w:lastRenderedPageBreak/>
         <w:t xml:space="preserve">Capítulo 1. </w:t>
       </w:r>
       <w:r>
@@ -1099,6 +2111,7 @@
           <w:sz w:val="24"/>
           <w:szCs w:val="24"/>
         </w:rPr>
+        <w:lastRenderedPageBreak/>
         <w:t xml:space="preserve">En el contexto de una API REST, la MFA no se implementa directamente en cada </w:t>
       </w:r>
       <w:proofErr w:type="spellStart"/>
@@ -1252,7 +2265,6 @@
           <w:sz w:val="24"/>
           <w:szCs w:val="24"/>
         </w:rPr>
-        <w:lastRenderedPageBreak/>
         <w:t xml:space="preserve">API </w:t>
       </w:r>
       <w:proofErr w:type="spellStart"/>
@@ -1820,7 +2832,6 @@
           <w:sz w:val="36"/>
           <w:szCs w:val="36"/>
         </w:rPr>
-        <w:lastRenderedPageBreak/>
         <w:t>Capítulo</w:t>
       </w:r>
       <w:r>
@@ -2378,7 +3389,15 @@
           <w:sz w:val="24"/>
           <w:szCs w:val="24"/>
         </w:rPr>
-        <w:t xml:space="preserve"> Laravel proporciona un entorno completo para el desarrollo de aplicaciones web modernas, destacando por su facilidad de uso, estructura organizada y amplia gama de herramientas integradas. Su enfoque en la seguridad lo convierte en una opción adecuada para proyectos que requieren protección frente a amenazas comunes, especialmente en el desarrollo de </w:t>
+        <w:t xml:space="preserve"> Laravel proporciona un entorno completo para el desarrollo de aplicaciones web modernas, destacando por su facilidad de uso, estructura organizada y amplia gama de herramientas integradas. Su enfoque en la seguridad lo convierte en una opción </w:t>
+      </w:r>
+      <w:r>
+        <w:rPr>
+          <w:sz w:val="24"/>
+          <w:szCs w:val="24"/>
+        </w:rPr>
+        <w:lastRenderedPageBreak/>
+        <w:t xml:space="preserve">adecuada para proyectos que requieren protección frente a amenazas comunes, especialmente en el desarrollo de </w:t>
       </w:r>
       <w:proofErr w:type="spellStart"/>
       <w:r>
@@ -2474,7 +3493,6 @@
           <w:sz w:val="24"/>
           <w:szCs w:val="24"/>
         </w:rPr>
-        <w:lastRenderedPageBreak/>
         <w:t>Hashing</w:t>
       </w:r>
       <w:proofErr w:type="spellEnd"/>
@@ -3088,6 +4106,7 @@
           <w:sz w:val="24"/>
           <w:szCs w:val="24"/>
         </w:rPr>
+        <w:lastRenderedPageBreak/>
         <w:t xml:space="preserve">Los atacantes podrán realizarlo si </w:t>
       </w:r>
       <w:r>
@@ -3268,7 +4287,6 @@
           <w:sz w:val="24"/>
           <w:szCs w:val="24"/>
         </w:rPr>
-        <w:lastRenderedPageBreak/>
         <w:t xml:space="preserve">Para prevenir este ataque hay que asegurarse de </w:t>
       </w:r>
       <w:r>
@@ -3821,7 +4839,15 @@
           <w:sz w:val="24"/>
           <w:szCs w:val="24"/>
         </w:rPr>
-        <w:t xml:space="preserve">Definir y hacer cumplir un tamaño máximo de datos en todos los parámetros entrantes y cargas útiles, como la longitud máxima para cadenas, número máximo de elementos en </w:t>
+        <w:t xml:space="preserve">Definir y hacer cumplir un tamaño máximo de datos en todos los parámetros entrantes y cargas </w:t>
+      </w:r>
+      <w:r>
+        <w:rPr>
+          <w:sz w:val="24"/>
+          <w:szCs w:val="24"/>
+        </w:rPr>
+        <w:lastRenderedPageBreak/>
+        <w:t xml:space="preserve">útiles, como la longitud máxima para cadenas, número máximo de elementos en </w:t>
       </w:r>
       <w:proofErr w:type="spellStart"/>
       <w:r>
@@ -3877,7 +4903,6 @@
           <w:sz w:val="24"/>
           <w:szCs w:val="24"/>
         </w:rPr>
-        <w:lastRenderedPageBreak/>
         <w:t>4.</w:t>
       </w:r>
       <w:r>
@@ -4417,6 +5442,7 @@
           <w:sz w:val="24"/>
           <w:szCs w:val="24"/>
         </w:rPr>
+        <w:lastRenderedPageBreak/>
         <w:drawing>
           <wp:inline distT="0" distB="0" distL="0" distR="0" wp14:anchorId="59F82ADE" wp14:editId="744117B2">
             <wp:extent cx="5400040" cy="925195"/>
@@ -4478,7 +5504,6 @@
           <w:sz w:val="24"/>
           <w:szCs w:val="24"/>
         </w:rPr>
-        <w:lastRenderedPageBreak/>
         <w:t xml:space="preserve">La mala configuración de seguridad puede ocurrir en cualquier nivel de la pila de </w:t>
       </w:r>
       <w:proofErr w:type="spellStart"/>
@@ -4910,7 +5935,6 @@
           <w:sz w:val="28"/>
           <w:szCs w:val="28"/>
         </w:rPr>
-        <w:lastRenderedPageBreak/>
         <w:t xml:space="preserve">Capítulo 4. </w:t>
       </w:r>
       <w:r>
@@ -5282,7 +6306,6 @@
           <w:sz w:val="36"/>
           <w:szCs w:val="36"/>
         </w:rPr>
-        <w:lastRenderedPageBreak/>
         <w:t>Capítulo 5. Implementación (Inicio)</w:t>
       </w:r>
     </w:p>
@@ -5569,7 +6592,7 @@
           </mc:Choice>
           <mc:Fallback>
             <w:pict>
-              <v:rect w14:anchorId="1552FD02" id="Rectángulo 1" o:spid="_x0000_s1026" style="position:absolute;margin-left:143.05pt;margin-top:89.65pt;width:71.65pt;height:34.55pt;z-index:251659264;visibility:visible;mso-wrap-style:square;mso-wrap-distance-left:9pt;mso-wrap-distance-top:0;mso-wrap-distance-right:9pt;mso-wrap-distance-bottom:0;mso-position-horizontal:absolute;mso-position-horizontal-relative:text;mso-position-vertical:absolute;mso-position-vertical-relative:text;v-text-anchor:middle" o:gfxdata="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" filled="f" strokecolor="#e00" strokeweight="1pt">
+              <v:rect w14:anchorId="73D90620" id="Rectángulo 1" o:spid="_x0000_s1026" style="position:absolute;margin-left:143.05pt;margin-top:89.65pt;width:71.65pt;height:34.55pt;z-index:251659264;visibility:visible;mso-wrap-style:square;mso-wrap-distance-left:9pt;mso-wrap-distance-top:0;mso-wrap-distance-right:9pt;mso-wrap-distance-bottom:0;mso-position-horizontal:absolute;mso-position-horizontal-relative:text;mso-position-vertical:absolute;mso-position-vertical-relative:text;v-text-anchor:middle" o:gfxdata="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" filled="f" strokecolor="#e00" strokeweight="1pt">
                 <v:stroke dashstyle="longDash"/>
               </v:rect>
             </w:pict>
@@ -6224,7 +7247,7 @@
           </mc:Choice>
           <mc:Fallback>
             <w:pict>
-              <v:rect w14:anchorId="4103BE4F" id="Rectángulo 1" o:spid="_x0000_s1026" style="position:absolute;margin-left:65.95pt;margin-top:78.3pt;width:153pt;height:16pt;z-index:251661312;visibility:visible;mso-wrap-style:square;mso-width-percent:0;mso-height-percent:0;mso-wrap-distance-left:9pt;mso-wrap-distance-top:0;mso-wrap-distance-right:9pt;mso-wrap-distance-bottom:0;mso-position-horizontal:absolute;mso-position-horizontal-relative:text;mso-position-vertical:absolute;mso-position-vertical-relative:text;mso-width-percent:0;mso-height-percent:0;mso-width-relative:margin;mso-height-relative:margin;v-text-anchor:middle" o:gfxdata="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" filled="f" strokecolor="#e00" strokeweight="1pt">
+              <v:rect w14:anchorId="1B2DAE7A" id="Rectángulo 1" o:spid="_x0000_s1026" style="position:absolute;margin-left:65.95pt;margin-top:78.3pt;width:153pt;height:16pt;z-index:251661312;visibility:visible;mso-wrap-style:square;mso-width-percent:0;mso-height-percent:0;mso-wrap-distance-left:9pt;mso-wrap-distance-top:0;mso-wrap-distance-right:9pt;mso-wrap-distance-bottom:0;mso-position-horizontal:absolute;mso-position-horizontal-relative:text;mso-position-vertical:absolute;mso-position-vertical-relative:text;mso-width-percent:0;mso-height-percent:0;mso-width-relative:margin;mso-height-relative:margin;v-text-anchor:middle" o:gfxdata="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" filled="f" strokecolor="#e00" strokeweight="1pt">
                 <v:stroke dashstyle="longDash"/>
               </v:rect>
             </w:pict>
@@ -6363,7 +7386,7 @@
           </mc:Choice>
           <mc:Fallback>
             <w:pict>
-              <v:rect w14:anchorId="1E533594" id="Rectángulo 1" o:spid="_x0000_s1026" style="position:absolute;margin-left:65.95pt;margin-top:91.85pt;width:153pt;height:16pt;z-index:251663360;visibility:visible;mso-wrap-style:square;mso-width-percent:0;mso-height-percent:0;mso-wrap-distance-left:9pt;mso-wrap-distance-top:0;mso-wrap-distance-right:9pt;mso-wrap-distance-bottom:0;mso-position-horizontal:absolute;mso-position-horizontal-relative:text;mso-position-vertical:absolute;mso-position-vertical-relative:text;mso-width-percent:0;mso-height-percent:0;mso-width-relative:margin;mso-height-relative:margin;v-text-anchor:middle" o:gfxdata="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" filled="f" strokecolor="#e00" strokeweight="1pt">
+              <v:rect w14:anchorId="290ECE66" id="Rectángulo 1" o:spid="_x0000_s1026" style="position:absolute;margin-left:65.95pt;margin-top:91.85pt;width:153pt;height:16pt;z-index:251663360;visibility:visible;mso-wrap-style:square;mso-width-percent:0;mso-height-percent:0;mso-wrap-distance-left:9pt;mso-wrap-distance-top:0;mso-wrap-distance-right:9pt;mso-wrap-distance-bottom:0;mso-position-horizontal:absolute;mso-position-horizontal-relative:text;mso-position-vertical:absolute;mso-position-vertical-relative:text;mso-width-percent:0;mso-height-percent:0;mso-width-relative:margin;mso-height-relative:margin;v-text-anchor:middle" o:gfxdata="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" filled="f" strokecolor="#e00" strokeweight="1pt">
                 <v:stroke dashstyle="longDash"/>
               </v:rect>
             </w:pict>
@@ -7387,9 +8410,9 @@
   </w:abstractNum>
   <w:abstractNum w:abstractNumId="3" w15:restartNumberingAfterBreak="0">
     <w:nsid w:val="0E9C3BAA"/>
-    <w:multiLevelType w:val="hybridMultilevel"/>
-    <w:tmpl w:val="C9D6A15A"/>
-    <w:lvl w:ilvl="0" w:tplc="0C0A000F">
+    <w:multiLevelType w:val="multilevel"/>
+    <w:tmpl w:val="10AAAC92"/>
+    <w:lvl w:ilvl="0">
       <w:start w:val="1"/>
       <w:numFmt w:val="decimal"/>
       <w:lvlText w:val="%1."/>
@@ -7401,77 +8424,109 @@
         <w:rFonts w:hint="default"/>
       </w:rPr>
     </w:lvl>
-    <w:lvl w:ilvl="1" w:tplc="0C0A0019" w:tentative="1">
-      <w:start w:val="1"/>
-      <w:numFmt w:val="lowerLetter"/>
-      <w:lvlText w:val="%2."/>
-      <w:lvlJc w:val="left"/>
-      <w:pPr>
-        <w:ind w:left="1440" w:hanging="360"/>
-      </w:pPr>
-    </w:lvl>
-    <w:lvl w:ilvl="2" w:tplc="0C0A001B" w:tentative="1">
-      <w:start w:val="1"/>
-      <w:numFmt w:val="lowerRoman"/>
-      <w:lvlText w:val="%3."/>
-      <w:lvlJc w:val="right"/>
-      <w:pPr>
-        <w:ind w:left="2160" w:hanging="180"/>
-      </w:pPr>
-    </w:lvl>
-    <w:lvl w:ilvl="3" w:tplc="0C0A000F" w:tentative="1">
+    <w:lvl w:ilvl="1">
       <w:start w:val="1"/>
       <w:numFmt w:val="decimal"/>
-      <w:lvlText w:val="%4."/>
-      <w:lvlJc w:val="left"/>
-      <w:pPr>
-        <w:ind w:left="2880" w:hanging="360"/>
-      </w:pPr>
-    </w:lvl>
-    <w:lvl w:ilvl="4" w:tplc="0C0A0019" w:tentative="1">
-      <w:start w:val="1"/>
-      <w:numFmt w:val="lowerLetter"/>
-      <w:lvlText w:val="%5."/>
-      <w:lvlJc w:val="left"/>
-      <w:pPr>
-        <w:ind w:left="3600" w:hanging="360"/>
-      </w:pPr>
-    </w:lvl>
-    <w:lvl w:ilvl="5" w:tplc="0C0A001B" w:tentative="1">
-      <w:start w:val="1"/>
-      <w:numFmt w:val="lowerRoman"/>
-      <w:lvlText w:val="%6."/>
-      <w:lvlJc w:val="right"/>
-      <w:pPr>
-        <w:ind w:left="4320" w:hanging="180"/>
-      </w:pPr>
-    </w:lvl>
-    <w:lvl w:ilvl="6" w:tplc="0C0A000F" w:tentative="1">
+      <w:isLgl/>
+      <w:lvlText w:val="%1.%2"/>
+      <w:lvlJc w:val="left"/>
+      <w:pPr>
+        <w:ind w:left="1080" w:hanging="360"/>
+      </w:pPr>
+      <w:rPr>
+        <w:rFonts w:hint="default"/>
+      </w:rPr>
+    </w:lvl>
+    <w:lvl w:ilvl="2">
       <w:start w:val="1"/>
       <w:numFmt w:val="decimal"/>
-      <w:lvlText w:val="%7."/>
-      <w:lvlJc w:val="left"/>
-      <w:pPr>
-        <w:ind w:left="5040" w:hanging="360"/>
-      </w:pPr>
-    </w:lvl>
-    <w:lvl w:ilvl="7" w:tplc="0C0A0019" w:tentative="1">
-      <w:start w:val="1"/>
-      <w:numFmt w:val="lowerLetter"/>
-      <w:lvlText w:val="%8."/>
-      <w:lvlJc w:val="left"/>
-      <w:pPr>
-        <w:ind w:left="5760" w:hanging="360"/>
-      </w:pPr>
-    </w:lvl>
-    <w:lvl w:ilvl="8" w:tplc="0C0A001B" w:tentative="1">
-      <w:start w:val="1"/>
-      <w:numFmt w:val="lowerRoman"/>
-      <w:lvlText w:val="%9."/>
-      <w:lvlJc w:val="right"/>
-      <w:pPr>
-        <w:ind w:left="6480" w:hanging="180"/>
-      </w:pPr>
+      <w:isLgl/>
+      <w:lvlText w:val="%1.%2.%3"/>
+      <w:lvlJc w:val="left"/>
+      <w:pPr>
+        <w:ind w:left="1800" w:hanging="720"/>
+      </w:pPr>
+      <w:rPr>
+        <w:rFonts w:hint="default"/>
+      </w:rPr>
+    </w:lvl>
+    <w:lvl w:ilvl="3">
+      <w:start w:val="1"/>
+      <w:numFmt w:val="decimal"/>
+      <w:isLgl/>
+      <w:lvlText w:val="%1.%2.%3.%4"/>
+      <w:lvlJc w:val="left"/>
+      <w:pPr>
+        <w:ind w:left="2160" w:hanging="720"/>
+      </w:pPr>
+      <w:rPr>
+        <w:rFonts w:hint="default"/>
+      </w:rPr>
+    </w:lvl>
+    <w:lvl w:ilvl="4">
+      <w:start w:val="1"/>
+      <w:numFmt w:val="decimal"/>
+      <w:isLgl/>
+      <w:lvlText w:val="%1.%2.%3.%4.%5"/>
+      <w:lvlJc w:val="left"/>
+      <w:pPr>
+        <w:ind w:left="2880" w:hanging="1080"/>
+      </w:pPr>
+      <w:rPr>
+        <w:rFonts w:hint="default"/>
+      </w:rPr>
+    </w:lvl>
+    <w:lvl w:ilvl="5">
+      <w:start w:val="1"/>
+      <w:numFmt w:val="decimal"/>
+      <w:isLgl/>
+      <w:lvlText w:val="%1.%2.%3.%4.%5.%6"/>
+      <w:lvlJc w:val="left"/>
+      <w:pPr>
+        <w:ind w:left="3240" w:hanging="1080"/>
+      </w:pPr>
+      <w:rPr>
+        <w:rFonts w:hint="default"/>
+      </w:rPr>
+    </w:lvl>
+    <w:lvl w:ilvl="6">
+      <w:start w:val="1"/>
+      <w:numFmt w:val="decimal"/>
+      <w:isLgl/>
+      <w:lvlText w:val="%1.%2.%3.%4.%5.%6.%7"/>
+      <w:lvlJc w:val="left"/>
+      <w:pPr>
+        <w:ind w:left="3960" w:hanging="1440"/>
+      </w:pPr>
+      <w:rPr>
+        <w:rFonts w:hint="default"/>
+      </w:rPr>
+    </w:lvl>
+    <w:lvl w:ilvl="7">
+      <w:start w:val="1"/>
+      <w:numFmt w:val="decimal"/>
+      <w:isLgl/>
+      <w:lvlText w:val="%1.%2.%3.%4.%5.%6.%7.%8"/>
+      <w:lvlJc w:val="left"/>
+      <w:pPr>
+        <w:ind w:left="4320" w:hanging="1440"/>
+      </w:pPr>
+      <w:rPr>
+        <w:rFonts w:hint="default"/>
+      </w:rPr>
+    </w:lvl>
+    <w:lvl w:ilvl="8">
+      <w:start w:val="1"/>
+      <w:numFmt w:val="decimal"/>
+      <w:isLgl/>
+      <w:lvlText w:val="%1.%2.%3.%4.%5.%6.%7.%8.%9"/>
+      <w:lvlJc w:val="left"/>
+      <w:pPr>
+        <w:ind w:left="5040" w:hanging="1800"/>
+      </w:pPr>
+      <w:rPr>
+        <w:rFonts w:hint="default"/>
+      </w:rPr>
     </w:lvl>
   </w:abstractNum>
   <w:abstractNum w:abstractNumId="4" w15:restartNumberingAfterBreak="0">
@@ -8337,6 +9392,128 @@
     </w:lvl>
   </w:abstractNum>
   <w:abstractNum w:abstractNumId="10" w15:restartNumberingAfterBreak="0">
+    <w:nsid w:val="4A113400"/>
+    <w:multiLevelType w:val="multilevel"/>
+    <w:tmpl w:val="2FA2C78E"/>
+    <w:lvl w:ilvl="0">
+      <w:start w:val="5"/>
+      <w:numFmt w:val="decimal"/>
+      <w:lvlText w:val="%1"/>
+      <w:lvlJc w:val="left"/>
+      <w:pPr>
+        <w:ind w:left="360" w:hanging="360"/>
+      </w:pPr>
+      <w:rPr>
+        <w:rFonts w:hint="default"/>
+        <w:sz w:val="24"/>
+      </w:rPr>
+    </w:lvl>
+    <w:lvl w:ilvl="1">
+      <w:start w:val="5"/>
+      <w:numFmt w:val="decimal"/>
+      <w:lvlText w:val="%1.%2"/>
+      <w:lvlJc w:val="left"/>
+      <w:pPr>
+        <w:ind w:left="1070" w:hanging="360"/>
+      </w:pPr>
+      <w:rPr>
+        <w:rFonts w:hint="default"/>
+        <w:sz w:val="24"/>
+      </w:rPr>
+    </w:lvl>
+    <w:lvl w:ilvl="2">
+      <w:start w:val="1"/>
+      <w:numFmt w:val="decimal"/>
+      <w:lvlText w:val="%1.%2.%3"/>
+      <w:lvlJc w:val="left"/>
+      <w:pPr>
+        <w:ind w:left="2140" w:hanging="720"/>
+      </w:pPr>
+      <w:rPr>
+        <w:rFonts w:hint="default"/>
+        <w:sz w:val="24"/>
+      </w:rPr>
+    </w:lvl>
+    <w:lvl w:ilvl="3">
+      <w:start w:val="1"/>
+      <w:numFmt w:val="decimal"/>
+      <w:lvlText w:val="%1.%2.%3.%4"/>
+      <w:lvlJc w:val="left"/>
+      <w:pPr>
+        <w:ind w:left="2850" w:hanging="720"/>
+      </w:pPr>
+      <w:rPr>
+        <w:rFonts w:hint="default"/>
+        <w:sz w:val="24"/>
+      </w:rPr>
+    </w:lvl>
+    <w:lvl w:ilvl="4">
+      <w:start w:val="1"/>
+      <w:numFmt w:val="decimal"/>
+      <w:lvlText w:val="%1.%2.%3.%4.%5"/>
+      <w:lvlJc w:val="left"/>
+      <w:pPr>
+        <w:ind w:left="3920" w:hanging="1080"/>
+      </w:pPr>
+      <w:rPr>
+        <w:rFonts w:hint="default"/>
+        <w:sz w:val="24"/>
+      </w:rPr>
+    </w:lvl>
+    <w:lvl w:ilvl="5">
+      <w:start w:val="1"/>
+      <w:numFmt w:val="decimal"/>
+      <w:lvlText w:val="%1.%2.%3.%4.%5.%6"/>
+      <w:lvlJc w:val="left"/>
+      <w:pPr>
+        <w:ind w:left="4630" w:hanging="1080"/>
+      </w:pPr>
+      <w:rPr>
+        <w:rFonts w:hint="default"/>
+        <w:sz w:val="24"/>
+      </w:rPr>
+    </w:lvl>
+    <w:lvl w:ilvl="6">
+      <w:start w:val="1"/>
+      <w:numFmt w:val="decimal"/>
+      <w:lvlText w:val="%1.%2.%3.%4.%5.%6.%7"/>
+      <w:lvlJc w:val="left"/>
+      <w:pPr>
+        <w:ind w:left="5700" w:hanging="1440"/>
+      </w:pPr>
+      <w:rPr>
+        <w:rFonts w:hint="default"/>
+        <w:sz w:val="24"/>
+      </w:rPr>
+    </w:lvl>
+    <w:lvl w:ilvl="7">
+      <w:start w:val="1"/>
+      <w:numFmt w:val="decimal"/>
+      <w:lvlText w:val="%1.%2.%3.%4.%5.%6.%7.%8"/>
+      <w:lvlJc w:val="left"/>
+      <w:pPr>
+        <w:ind w:left="6410" w:hanging="1440"/>
+      </w:pPr>
+      <w:rPr>
+        <w:rFonts w:hint="default"/>
+        <w:sz w:val="24"/>
+      </w:rPr>
+    </w:lvl>
+    <w:lvl w:ilvl="8">
+      <w:start w:val="1"/>
+      <w:numFmt w:val="decimal"/>
+      <w:lvlText w:val="%1.%2.%3.%4.%5.%6.%7.%8.%9"/>
+      <w:lvlJc w:val="left"/>
+      <w:pPr>
+        <w:ind w:left="7120" w:hanging="1440"/>
+      </w:pPr>
+      <w:rPr>
+        <w:rFonts w:hint="default"/>
+        <w:sz w:val="24"/>
+      </w:rPr>
+    </w:lvl>
+  </w:abstractNum>
+  <w:abstractNum w:abstractNumId="11" w15:restartNumberingAfterBreak="0">
     <w:nsid w:val="526A7835"/>
     <w:multiLevelType w:val="multilevel"/>
     <w:tmpl w:val="BBE4C0FE"/>
@@ -8485,7 +9662,7 @@
       </w:rPr>
     </w:lvl>
   </w:abstractNum>
-  <w:abstractNum w:abstractNumId="11" w15:restartNumberingAfterBreak="0">
+  <w:abstractNum w:abstractNumId="12" w15:restartNumberingAfterBreak="0">
     <w:nsid w:val="55A852E6"/>
     <w:multiLevelType w:val="multilevel"/>
     <w:tmpl w:val="1A604638"/>
@@ -8634,7 +9811,7 @@
       </w:rPr>
     </w:lvl>
   </w:abstractNum>
-  <w:abstractNum w:abstractNumId="12" w15:restartNumberingAfterBreak="0">
+  <w:abstractNum w:abstractNumId="13" w15:restartNumberingAfterBreak="0">
     <w:nsid w:val="58435C45"/>
     <w:multiLevelType w:val="multilevel"/>
     <w:tmpl w:val="258CF05E"/>
@@ -8783,7 +9960,7 @@
       </w:rPr>
     </w:lvl>
   </w:abstractNum>
-  <w:abstractNum w:abstractNumId="13" w15:restartNumberingAfterBreak="0">
+  <w:abstractNum w:abstractNumId="14" w15:restartNumberingAfterBreak="0">
     <w:nsid w:val="58AD3DBD"/>
     <w:multiLevelType w:val="multilevel"/>
     <w:tmpl w:val="7C1E0308"/>
@@ -8932,7 +10109,7 @@
       </w:rPr>
     </w:lvl>
   </w:abstractNum>
-  <w:abstractNum w:abstractNumId="14" w15:restartNumberingAfterBreak="0">
+  <w:abstractNum w:abstractNumId="15" w15:restartNumberingAfterBreak="0">
     <w:nsid w:val="59991282"/>
     <w:multiLevelType w:val="multilevel"/>
     <w:tmpl w:val="6FFC974E"/>
@@ -9081,7 +10258,7 @@
       </w:rPr>
     </w:lvl>
   </w:abstractNum>
-  <w:abstractNum w:abstractNumId="15" w15:restartNumberingAfterBreak="0">
+  <w:abstractNum w:abstractNumId="16" w15:restartNumberingAfterBreak="0">
     <w:nsid w:val="6346323B"/>
     <w:multiLevelType w:val="multilevel"/>
     <w:tmpl w:val="82880B54"/>
@@ -9230,7 +10407,7 @@
       </w:rPr>
     </w:lvl>
   </w:abstractNum>
-  <w:abstractNum w:abstractNumId="16" w15:restartNumberingAfterBreak="0">
+  <w:abstractNum w:abstractNumId="17" w15:restartNumberingAfterBreak="0">
     <w:nsid w:val="6589744B"/>
     <w:multiLevelType w:val="hybridMultilevel"/>
     <w:tmpl w:val="D512938E"/>
@@ -9343,7 +10520,7 @@
       </w:rPr>
     </w:lvl>
   </w:abstractNum>
-  <w:abstractNum w:abstractNumId="17" w15:restartNumberingAfterBreak="0">
+  <w:abstractNum w:abstractNumId="18" w15:restartNumberingAfterBreak="0">
     <w:nsid w:val="68A41C67"/>
     <w:multiLevelType w:val="multilevel"/>
     <w:tmpl w:val="C5A4B06C"/>
@@ -9492,7 +10669,7 @@
       </w:rPr>
     </w:lvl>
   </w:abstractNum>
-  <w:abstractNum w:abstractNumId="18" w15:restartNumberingAfterBreak="0">
+  <w:abstractNum w:abstractNumId="19" w15:restartNumberingAfterBreak="0">
     <w:nsid w:val="6A4C3C45"/>
     <w:multiLevelType w:val="multilevel"/>
     <w:tmpl w:val="D6D2F384"/>
@@ -9641,7 +10818,7 @@
       </w:rPr>
     </w:lvl>
   </w:abstractNum>
-  <w:abstractNum w:abstractNumId="19" w15:restartNumberingAfterBreak="0">
+  <w:abstractNum w:abstractNumId="20" w15:restartNumberingAfterBreak="0">
     <w:nsid w:val="7AB00C32"/>
     <w:multiLevelType w:val="multilevel"/>
     <w:tmpl w:val="0E7AD560"/>
@@ -9790,7 +10967,129 @@
       </w:rPr>
     </w:lvl>
   </w:abstractNum>
-  <w:abstractNum w:abstractNumId="20" w15:restartNumberingAfterBreak="0">
+  <w:abstractNum w:abstractNumId="21" w15:restartNumberingAfterBreak="0">
+    <w:nsid w:val="7CCD1243"/>
+    <w:multiLevelType w:val="multilevel"/>
+    <w:tmpl w:val="8FF2DA9C"/>
+    <w:lvl w:ilvl="0">
+      <w:start w:val="5"/>
+      <w:numFmt w:val="decimal"/>
+      <w:lvlText w:val="%1"/>
+      <w:lvlJc w:val="left"/>
+      <w:pPr>
+        <w:ind w:left="360" w:hanging="360"/>
+      </w:pPr>
+      <w:rPr>
+        <w:rFonts w:hint="default"/>
+        <w:sz w:val="24"/>
+      </w:rPr>
+    </w:lvl>
+    <w:lvl w:ilvl="1">
+      <w:start w:val="7"/>
+      <w:numFmt w:val="decimal"/>
+      <w:lvlText w:val="%1.%2"/>
+      <w:lvlJc w:val="left"/>
+      <w:pPr>
+        <w:ind w:left="1430" w:hanging="360"/>
+      </w:pPr>
+      <w:rPr>
+        <w:rFonts w:hint="default"/>
+        <w:sz w:val="24"/>
+      </w:rPr>
+    </w:lvl>
+    <w:lvl w:ilvl="2">
+      <w:start w:val="1"/>
+      <w:numFmt w:val="decimal"/>
+      <w:lvlText w:val="%1.%2.%3"/>
+      <w:lvlJc w:val="left"/>
+      <w:pPr>
+        <w:ind w:left="2860" w:hanging="720"/>
+      </w:pPr>
+      <w:rPr>
+        <w:rFonts w:hint="default"/>
+        <w:sz w:val="24"/>
+      </w:rPr>
+    </w:lvl>
+    <w:lvl w:ilvl="3">
+      <w:start w:val="1"/>
+      <w:numFmt w:val="decimal"/>
+      <w:lvlText w:val="%1.%2.%3.%4"/>
+      <w:lvlJc w:val="left"/>
+      <w:pPr>
+        <w:ind w:left="3930" w:hanging="720"/>
+      </w:pPr>
+      <w:rPr>
+        <w:rFonts w:hint="default"/>
+        <w:sz w:val="24"/>
+      </w:rPr>
+    </w:lvl>
+    <w:lvl w:ilvl="4">
+      <w:start w:val="1"/>
+      <w:numFmt w:val="decimal"/>
+      <w:lvlText w:val="%1.%2.%3.%4.%5"/>
+      <w:lvlJc w:val="left"/>
+      <w:pPr>
+        <w:ind w:left="5360" w:hanging="1080"/>
+      </w:pPr>
+      <w:rPr>
+        <w:rFonts w:hint="default"/>
+        <w:sz w:val="24"/>
+      </w:rPr>
+    </w:lvl>
+    <w:lvl w:ilvl="5">
+      <w:start w:val="1"/>
+      <w:numFmt w:val="decimal"/>
+      <w:lvlText w:val="%1.%2.%3.%4.%5.%6"/>
+      <w:lvlJc w:val="left"/>
+      <w:pPr>
+        <w:ind w:left="6430" w:hanging="1080"/>
+      </w:pPr>
+      <w:rPr>
+        <w:rFonts w:hint="default"/>
+        <w:sz w:val="24"/>
+      </w:rPr>
+    </w:lvl>
+    <w:lvl w:ilvl="6">
+      <w:start w:val="1"/>
+      <w:numFmt w:val="decimal"/>
+      <w:lvlText w:val="%1.%2.%3.%4.%5.%6.%7"/>
+      <w:lvlJc w:val="left"/>
+      <w:pPr>
+        <w:ind w:left="7860" w:hanging="1440"/>
+      </w:pPr>
+      <w:rPr>
+        <w:rFonts w:hint="default"/>
+        <w:sz w:val="24"/>
+      </w:rPr>
+    </w:lvl>
+    <w:lvl w:ilvl="7">
+      <w:start w:val="1"/>
+      <w:numFmt w:val="decimal"/>
+      <w:lvlText w:val="%1.%2.%3.%4.%5.%6.%7.%8"/>
+      <w:lvlJc w:val="left"/>
+      <w:pPr>
+        <w:ind w:left="8930" w:hanging="1440"/>
+      </w:pPr>
+      <w:rPr>
+        <w:rFonts w:hint="default"/>
+        <w:sz w:val="24"/>
+      </w:rPr>
+    </w:lvl>
+    <w:lvl w:ilvl="8">
+      <w:start w:val="1"/>
+      <w:numFmt w:val="decimal"/>
+      <w:lvlText w:val="%1.%2.%3.%4.%5.%6.%7.%8.%9"/>
+      <w:lvlJc w:val="left"/>
+      <w:pPr>
+        <w:ind w:left="10000" w:hanging="1440"/>
+      </w:pPr>
+      <w:rPr>
+        <w:rFonts w:hint="default"/>
+        <w:sz w:val="24"/>
+      </w:rPr>
+    </w:lvl>
+  </w:abstractNum>
+  <w:abstractNum w:abstractNumId="22" w15:restartNumberingAfterBreak="0">
     <w:nsid w:val="7DDC44FA"/>
     <w:multiLevelType w:val="multilevel"/>
     <w:tmpl w:val="EF5E91FA"/>
@@ -9910,31 +11209,31 @@
     <w:abstractNumId w:val="2"/>
   </w:num>
   <w:num w:numId="3" w16cid:durableId="1846551290">
-    <w:abstractNumId w:val="15"/>
+    <w:abstractNumId w:val="16"/>
   </w:num>
   <w:num w:numId="4" w16cid:durableId="1326860417">
-    <w:abstractNumId w:val="20"/>
+    <w:abstractNumId w:val="22"/>
   </w:num>
   <w:num w:numId="5" w16cid:durableId="1550917481">
     <w:abstractNumId w:val="7"/>
   </w:num>
   <w:num w:numId="6" w16cid:durableId="466778385">
-    <w:abstractNumId w:val="14"/>
+    <w:abstractNumId w:val="15"/>
   </w:num>
   <w:num w:numId="7" w16cid:durableId="1561404130">
     <w:abstractNumId w:val="9"/>
   </w:num>
   <w:num w:numId="8" w16cid:durableId="1916739165">
-    <w:abstractNumId w:val="16"/>
+    <w:abstractNumId w:val="17"/>
   </w:num>
   <w:num w:numId="9" w16cid:durableId="1187674998">
-    <w:abstractNumId w:val="17"/>
+    <w:abstractNumId w:val="18"/>
   </w:num>
   <w:num w:numId="10" w16cid:durableId="1460030313">
     <w:abstractNumId w:val="1"/>
   </w:num>
   <w:num w:numId="11" w16cid:durableId="280919808">
-    <w:abstractNumId w:val="11"/>
+    <w:abstractNumId w:val="12"/>
   </w:num>
   <w:num w:numId="12" w16cid:durableId="272129389">
     <w:abstractNumId w:val="5"/>
@@ -9946,25 +11245,31 @@
     <w:abstractNumId w:val="0"/>
   </w:num>
   <w:num w:numId="15" w16cid:durableId="637881594">
-    <w:abstractNumId w:val="10"/>
+    <w:abstractNumId w:val="11"/>
   </w:num>
   <w:num w:numId="16" w16cid:durableId="1645817881">
-    <w:abstractNumId w:val="18"/>
+    <w:abstractNumId w:val="19"/>
   </w:num>
   <w:num w:numId="17" w16cid:durableId="1547402215">
     <w:abstractNumId w:val="4"/>
   </w:num>
   <w:num w:numId="18" w16cid:durableId="534588426">
-    <w:abstractNumId w:val="19"/>
+    <w:abstractNumId w:val="20"/>
   </w:num>
   <w:num w:numId="19" w16cid:durableId="1106971488">
-    <w:abstractNumId w:val="13"/>
+    <w:abstractNumId w:val="14"/>
   </w:num>
   <w:num w:numId="20" w16cid:durableId="2124764256">
-    <w:abstractNumId w:val="12"/>
+    <w:abstractNumId w:val="13"/>
   </w:num>
   <w:num w:numId="21" w16cid:durableId="1656060780">
     <w:abstractNumId w:val="8"/>
+  </w:num>
+  <w:num w:numId="22" w16cid:durableId="534582610">
+    <w:abstractNumId w:val="10"/>
+  </w:num>
+  <w:num w:numId="23" w16cid:durableId="475606769">
+    <w:abstractNumId w:val="21"/>
   </w:num>
 </w:numbering>
 </file>

--- a/Memoria.docx
+++ b/Memoria.docx
@@ -1793,6 +1793,259 @@
           <w:sz w:val="28"/>
           <w:szCs w:val="28"/>
         </w:rPr>
+        <w:t>1.3 Motivación</w:t>
+      </w:r>
+    </w:p>
+    <w:p>
+      <w:pPr>
+        <w:jc w:val="both"/>
+        <w:rPr>
+          <w:sz w:val="24"/>
+          <w:szCs w:val="24"/>
+        </w:rPr>
+      </w:pPr>
+      <w:r>
+        <w:rPr>
+          <w:sz w:val="24"/>
+          <w:szCs w:val="24"/>
+        </w:rPr>
+        <w:t>La motivación principal de este Trabajo de Fin de Grado nace del interés por la convergencia entre el desarrollo web moderno y la ciberseguridad defensiva. A diferencia de las aplicaciones convencionales, el desarrollo de una API para una clínica médica plantea retos técnicos que van más allá del simple almacenamiento de datos.</w:t>
+      </w:r>
+      <w:r>
+        <w:rPr>
+          <w:sz w:val="24"/>
+          <w:szCs w:val="24"/>
+        </w:rPr>
+        <w:br/>
+        <w:t>Puntos clave que impulsan el trabajo son:</w:t>
+      </w:r>
+    </w:p>
+    <w:p>
+      <w:pPr>
+        <w:pStyle w:val="Prrafodelista"/>
+        <w:numPr>
+          <w:ilvl w:val="0"/>
+          <w:numId w:val="24"/>
+        </w:numPr>
+        <w:jc w:val="both"/>
+        <w:rPr>
+          <w:sz w:val="24"/>
+          <w:szCs w:val="24"/>
+        </w:rPr>
+      </w:pPr>
+      <w:r>
+        <w:rPr>
+          <w:b/>
+          <w:bCs/>
+          <w:sz w:val="24"/>
+          <w:szCs w:val="24"/>
+        </w:rPr>
+        <w:t>Dominio de tecnologías profesionales:</w:t>
+      </w:r>
+      <w:r>
+        <w:rPr>
+          <w:sz w:val="24"/>
+          <w:szCs w:val="24"/>
+        </w:rPr>
+        <w:t xml:space="preserve"> El uso de </w:t>
+      </w:r>
+      <w:r>
+        <w:rPr>
+          <w:b/>
+          <w:bCs/>
+          <w:sz w:val="24"/>
+          <w:szCs w:val="24"/>
+        </w:rPr>
+        <w:t>Laravel</w:t>
+      </w:r>
+      <w:r>
+        <w:rPr>
+          <w:sz w:val="24"/>
+          <w:szCs w:val="24"/>
+        </w:rPr>
+        <w:t xml:space="preserve"> como </w:t>
+      </w:r>
+      <w:proofErr w:type="spellStart"/>
+      <w:r>
+        <w:rPr>
+          <w:sz w:val="24"/>
+          <w:szCs w:val="24"/>
+        </w:rPr>
+        <w:t>framework</w:t>
+      </w:r>
+      <w:proofErr w:type="spellEnd"/>
+      <w:r>
+        <w:rPr>
+          <w:sz w:val="24"/>
+          <w:szCs w:val="24"/>
+        </w:rPr>
+        <w:t xml:space="preserve"> de desarrollo permite explorar cómo las herramientas de industria pueden ser </w:t>
+      </w:r>
+      <w:proofErr w:type="spellStart"/>
+      <w:r>
+        <w:rPr>
+          <w:sz w:val="24"/>
+          <w:szCs w:val="24"/>
+        </w:rPr>
+        <w:t>securizadas</w:t>
+      </w:r>
+      <w:proofErr w:type="spellEnd"/>
+      <w:r>
+        <w:rPr>
+          <w:sz w:val="24"/>
+          <w:szCs w:val="24"/>
+        </w:rPr>
+        <w:t xml:space="preserve"> mediante la implementación de modelos de datos relacionales y controladores específicos para la gestión de salud. </w:t>
+      </w:r>
+    </w:p>
+    <w:p>
+      <w:pPr>
+        <w:pStyle w:val="Prrafodelista"/>
+        <w:numPr>
+          <w:ilvl w:val="0"/>
+          <w:numId w:val="24"/>
+        </w:numPr>
+        <w:jc w:val="both"/>
+        <w:rPr>
+          <w:sz w:val="24"/>
+          <w:szCs w:val="24"/>
+        </w:rPr>
+      </w:pPr>
+      <w:r>
+        <w:rPr>
+          <w:b/>
+          <w:bCs/>
+          <w:sz w:val="24"/>
+          <w:szCs w:val="24"/>
+        </w:rPr>
+        <w:t>Implementación de arquitecturas de confianza cero:</w:t>
+      </w:r>
+      <w:r>
+        <w:rPr>
+          <w:sz w:val="24"/>
+          <w:szCs w:val="24"/>
+        </w:rPr>
+        <w:t xml:space="preserve"> La motivación de ir un paso más allá en la autenticación tradicional, integrando </w:t>
+      </w:r>
+      <w:r>
+        <w:rPr>
+          <w:b/>
+          <w:bCs/>
+          <w:sz w:val="24"/>
+          <w:szCs w:val="24"/>
+        </w:rPr>
+        <w:t xml:space="preserve">Autenticación </w:t>
+      </w:r>
+      <w:proofErr w:type="spellStart"/>
+      <w:r>
+        <w:rPr>
+          <w:b/>
+          <w:bCs/>
+          <w:sz w:val="24"/>
+          <w:szCs w:val="24"/>
+        </w:rPr>
+        <w:t>Multifactor</w:t>
+      </w:r>
+      <w:proofErr w:type="spellEnd"/>
+      <w:r>
+        <w:rPr>
+          <w:b/>
+          <w:bCs/>
+          <w:sz w:val="24"/>
+          <w:szCs w:val="24"/>
+        </w:rPr>
+        <w:t xml:space="preserve"> (MFA)</w:t>
+      </w:r>
+      <w:r>
+        <w:rPr>
+          <w:sz w:val="24"/>
+          <w:szCs w:val="24"/>
+        </w:rPr>
+        <w:t xml:space="preserve"> y sistemas de auditoría (</w:t>
+      </w:r>
+      <w:proofErr w:type="spellStart"/>
+      <w:r>
+        <w:rPr>
+          <w:sz w:val="24"/>
+          <w:szCs w:val="24"/>
+        </w:rPr>
+        <w:t>security_logs</w:t>
+      </w:r>
+      <w:proofErr w:type="spellEnd"/>
+      <w:r>
+        <w:rPr>
+          <w:sz w:val="24"/>
+          <w:szCs w:val="24"/>
+        </w:rPr>
+        <w:t xml:space="preserve">) que permitan reaccionar ante intentos de intrusión. </w:t>
+      </w:r>
+    </w:p>
+    <w:p>
+      <w:pPr>
+        <w:pStyle w:val="Prrafodelista"/>
+        <w:numPr>
+          <w:ilvl w:val="0"/>
+          <w:numId w:val="24"/>
+        </w:numPr>
+        <w:jc w:val="both"/>
+        <w:rPr>
+          <w:sz w:val="24"/>
+          <w:szCs w:val="24"/>
+        </w:rPr>
+      </w:pPr>
+      <w:r>
+        <w:rPr>
+          <w:b/>
+          <w:bCs/>
+          <w:sz w:val="24"/>
+          <w:szCs w:val="24"/>
+        </w:rPr>
+        <w:lastRenderedPageBreak/>
+        <w:t>Aporte al sector salud:</w:t>
+      </w:r>
+      <w:r>
+        <w:rPr>
+          <w:sz w:val="24"/>
+          <w:szCs w:val="24"/>
+        </w:rPr>
+        <w:t xml:space="preserve"> La satisfacción de proponer un modelo de gestión documental que podría servir de base para pequeñas y medianas clínicas que necesitan digitalizarse sin comprometer la integridad de sus pacientes.</w:t>
+      </w:r>
+    </w:p>
+    <w:p>
+      <w:pPr>
+        <w:jc w:val="both"/>
+        <w:rPr>
+          <w:sz w:val="24"/>
+          <w:szCs w:val="24"/>
+        </w:rPr>
+      </w:pPr>
+    </w:p>
+    <w:p>
+      <w:pPr>
+        <w:jc w:val="both"/>
+        <w:rPr>
+          <w:sz w:val="24"/>
+          <w:szCs w:val="24"/>
+        </w:rPr>
+      </w:pPr>
+    </w:p>
+    <w:p>
+      <w:pPr>
+        <w:jc w:val="both"/>
+        <w:rPr>
+          <w:b/>
+          <w:bCs/>
+          <w:sz w:val="28"/>
+          <w:szCs w:val="28"/>
+        </w:rPr>
+      </w:pPr>
+      <w:r>
+        <w:rPr>
+          <w:b/>
+          <w:bCs/>
+          <w:sz w:val="28"/>
+          <w:szCs w:val="28"/>
+        </w:rPr>
         <w:t>1.3 El problema de la autenticación débil y la necesidad de MFA</w:t>
       </w:r>
     </w:p>
@@ -2050,23 +2303,7 @@
           <w:sz w:val="24"/>
           <w:szCs w:val="24"/>
         </w:rPr>
-        <w:t xml:space="preserve"> → móvil, token físico, </w:t>
-      </w:r>
-      <w:proofErr w:type="gramStart"/>
-      <w:r>
-        <w:rPr>
-          <w:sz w:val="24"/>
-          <w:szCs w:val="24"/>
-        </w:rPr>
-        <w:t>app</w:t>
-      </w:r>
-      <w:proofErr w:type="gramEnd"/>
-      <w:r>
-        <w:rPr>
-          <w:sz w:val="24"/>
-          <w:szCs w:val="24"/>
-        </w:rPr>
-        <w:t xml:space="preserve"> de autenticación </w:t>
+        <w:t xml:space="preserve"> → móvil, token físico, app de autenticación </w:t>
       </w:r>
     </w:p>
     <w:p>
@@ -2111,7 +2348,6 @@
           <w:sz w:val="24"/>
           <w:szCs w:val="24"/>
         </w:rPr>
-        <w:lastRenderedPageBreak/>
         <w:t xml:space="preserve">En el contexto de una API REST, la MFA no se implementa directamente en cada </w:t>
       </w:r>
       <w:proofErr w:type="spellStart"/>
@@ -2173,23 +2409,7 @@
           <w:szCs w:val="24"/>
         </w:rPr>
         <w:br/>
-        <w:t>El cliente (</w:t>
-      </w:r>
-      <w:proofErr w:type="gramStart"/>
-      <w:r>
-        <w:rPr>
-          <w:sz w:val="24"/>
-          <w:szCs w:val="24"/>
-        </w:rPr>
-        <w:t>app</w:t>
-      </w:r>
-      <w:proofErr w:type="gramEnd"/>
-      <w:r>
-        <w:rPr>
-          <w:sz w:val="24"/>
-          <w:szCs w:val="24"/>
-        </w:rPr>
-        <w:t xml:space="preserve">, </w:t>
+        <w:t xml:space="preserve">El cliente (app, </w:t>
       </w:r>
       <w:proofErr w:type="spellStart"/>
       <w:r>
@@ -2407,23 +2627,7 @@
           <w:sz w:val="24"/>
           <w:szCs w:val="24"/>
         </w:rPr>
-        <w:t xml:space="preserve">) enviado por SMS o </w:t>
-      </w:r>
-      <w:proofErr w:type="gramStart"/>
-      <w:r>
-        <w:rPr>
-          <w:sz w:val="24"/>
-          <w:szCs w:val="24"/>
-        </w:rPr>
-        <w:t>app</w:t>
-      </w:r>
-      <w:proofErr w:type="gramEnd"/>
-      <w:r>
-        <w:rPr>
-          <w:sz w:val="24"/>
-          <w:szCs w:val="24"/>
-        </w:rPr>
-        <w:t xml:space="preserve"> (como Google </w:t>
+        <w:t xml:space="preserve">) enviado por SMS o app (como Google </w:t>
       </w:r>
       <w:proofErr w:type="spellStart"/>
       <w:r>
@@ -2516,6 +2720,7 @@
           <w:sz w:val="24"/>
           <w:szCs w:val="24"/>
         </w:rPr>
+        <w:lastRenderedPageBreak/>
         <w:t>Emisión de token de acceso</w:t>
       </w:r>
       <w:r>
@@ -3002,6 +3207,7 @@
           <w:sz w:val="24"/>
           <w:szCs w:val="24"/>
         </w:rPr>
+        <w:lastRenderedPageBreak/>
         <w:t>GET</w:t>
       </w:r>
       <w:r>
@@ -3389,15 +3595,7 @@
           <w:sz w:val="24"/>
           <w:szCs w:val="24"/>
         </w:rPr>
-        <w:t xml:space="preserve"> Laravel proporciona un entorno completo para el desarrollo de aplicaciones web modernas, destacando por su facilidad de uso, estructura organizada y amplia gama de herramientas integradas. Su enfoque en la seguridad lo convierte en una opción </w:t>
-      </w:r>
-      <w:r>
-        <w:rPr>
-          <w:sz w:val="24"/>
-          <w:szCs w:val="24"/>
-        </w:rPr>
-        <w:lastRenderedPageBreak/>
-        <w:t xml:space="preserve">adecuada para proyectos que requieren protección frente a amenazas comunes, especialmente en el desarrollo de </w:t>
+        <w:t xml:space="preserve"> Laravel proporciona un entorno completo para el desarrollo de aplicaciones web modernas, destacando por su facilidad de uso, estructura organizada y amplia gama de herramientas integradas. Su enfoque en la seguridad lo convierte en una opción adecuada para proyectos que requieren protección frente a amenazas comunes, especialmente en el desarrollo de </w:t>
       </w:r>
       <w:proofErr w:type="spellStart"/>
       <w:r>
@@ -3708,17 +3906,7 @@
           <w:sz w:val="24"/>
           <w:szCs w:val="24"/>
         </w:rPr>
-        <w:t xml:space="preserve">1. </w:t>
-      </w:r>
-      <w:proofErr w:type="gramStart"/>
-      <w:r>
-        <w:rPr>
-          <w:b/>
-          <w:bCs/>
-          <w:sz w:val="24"/>
-          <w:szCs w:val="24"/>
-        </w:rPr>
-        <w:t>BOLA</w:t>
+        <w:t>1. BOLA</w:t>
       </w:r>
       <w:r>
         <w:rPr>
@@ -3732,7 +3920,6 @@
         </w:rPr>
         <w:t>(</w:t>
       </w:r>
-      <w:proofErr w:type="gramEnd"/>
       <w:r>
         <w:rPr>
           <w:sz w:val="24"/>
@@ -3791,6 +3978,7 @@
           <w:sz w:val="24"/>
           <w:szCs w:val="24"/>
         </w:rPr>
+        <w:lastRenderedPageBreak/>
         <w:drawing>
           <wp:inline distT="0" distB="0" distL="0" distR="0" wp14:anchorId="23B722F2" wp14:editId="38906498">
             <wp:extent cx="5400040" cy="952500"/>
@@ -3940,46 +4128,14 @@
           <w:sz w:val="24"/>
           <w:szCs w:val="24"/>
         </w:rPr>
-        <w:t xml:space="preserve"> </w:t>
-      </w:r>
-      <w:proofErr w:type="gramStart"/>
-      <w:r>
-        <w:rPr>
-          <w:sz w:val="24"/>
-          <w:szCs w:val="24"/>
-        </w:rPr>
-        <w:t>Además</w:t>
-      </w:r>
-      <w:proofErr w:type="gramEnd"/>
-      <w:r>
-        <w:rPr>
-          <w:sz w:val="24"/>
-          <w:szCs w:val="24"/>
-        </w:rPr>
-        <w:t xml:space="preserve"> es conveniente utilizar </w:t>
-      </w:r>
-      <w:r>
-        <w:rPr>
-          <w:sz w:val="24"/>
-          <w:szCs w:val="24"/>
-        </w:rPr>
-        <w:t xml:space="preserve">el mecanismo de autorización para comprobar si el usuario iniciado sesión tiene acceso a Realiza la acción solicitada en el registro en cada función que utiliza </w:t>
-      </w:r>
-      <w:proofErr w:type="gramStart"/>
-      <w:r>
-        <w:rPr>
-          <w:sz w:val="24"/>
-          <w:szCs w:val="24"/>
-        </w:rPr>
-        <w:t>un entrada</w:t>
-      </w:r>
-      <w:proofErr w:type="gramEnd"/>
-      <w:r>
-        <w:rPr>
-          <w:sz w:val="24"/>
-          <w:szCs w:val="24"/>
-        </w:rPr>
-        <w:t xml:space="preserve"> del cliente para acceder a un registro en la base de datos.</w:t>
+        <w:t xml:space="preserve"> Además es conveniente utilizar </w:t>
+      </w:r>
+      <w:r>
+        <w:rPr>
+          <w:sz w:val="24"/>
+          <w:szCs w:val="24"/>
+        </w:rPr>
+        <w:t>el mecanismo de autorización para comprobar si el usuario iniciado sesión tiene acceso a Realiza la acción solicitada en el registro en cada función que utiliza un entrada del cliente para acceder a un registro en la base de datos.</w:t>
       </w:r>
     </w:p>
     <w:p>
@@ -4106,7 +4262,6 @@
           <w:sz w:val="24"/>
           <w:szCs w:val="24"/>
         </w:rPr>
-        <w:lastRenderedPageBreak/>
         <w:t xml:space="preserve">Los atacantes podrán realizarlo si </w:t>
       </w:r>
       <w:r>
@@ -4442,6 +4597,7 @@
           <w:sz w:val="24"/>
           <w:szCs w:val="24"/>
         </w:rPr>
+        <w:lastRenderedPageBreak/>
         <w:drawing>
           <wp:inline distT="0" distB="0" distL="0" distR="0" wp14:anchorId="65EA7A7C" wp14:editId="47E20D78">
             <wp:extent cx="5400040" cy="1120775"/>
@@ -4839,15 +4995,7 @@
           <w:sz w:val="24"/>
           <w:szCs w:val="24"/>
         </w:rPr>
-        <w:t xml:space="preserve">Definir y hacer cumplir un tamaño máximo de datos en todos los parámetros entrantes y cargas </w:t>
-      </w:r>
-      <w:r>
-        <w:rPr>
-          <w:sz w:val="24"/>
-          <w:szCs w:val="24"/>
-        </w:rPr>
-        <w:lastRenderedPageBreak/>
-        <w:t xml:space="preserve">útiles, como la longitud máxima para cadenas, número máximo de elementos en </w:t>
+        <w:t xml:space="preserve">Definir y hacer cumplir un tamaño máximo de datos en todos los parámetros entrantes y cargas útiles, como la longitud máxima para cadenas, número máximo de elementos en </w:t>
       </w:r>
       <w:proofErr w:type="spellStart"/>
       <w:r>
@@ -5011,7 +5159,15 @@
           <w:sz w:val="24"/>
           <w:szCs w:val="24"/>
         </w:rPr>
-        <w:t>Estos defectos permiten a los atacantes acceder a funcionalidades no autorizadas. Las funciones administrativas son objetivos clave para este tipo de ataque y pueden provocar la divulgación de datos, la pérdida o corrupción de datos. En última instancia, puede provocar interrupciones en el servicio.</w:t>
+        <w:t xml:space="preserve">Estos defectos permiten a los atacantes acceder a funcionalidades no autorizadas. Las </w:t>
+      </w:r>
+      <w:r>
+        <w:rPr>
+          <w:sz w:val="24"/>
+          <w:szCs w:val="24"/>
+        </w:rPr>
+        <w:lastRenderedPageBreak/>
+        <w:t>funciones administrativas son objetivos clave para este tipo de ataque y pueden provocar la divulgación de datos, la pérdida o corrupción de datos. En última instancia, puede provocar interrupciones en el servicio.</w:t>
       </w:r>
       <w:r>
         <w:rPr>
@@ -5442,7 +5598,6 @@
           <w:sz w:val="24"/>
           <w:szCs w:val="24"/>
         </w:rPr>
-        <w:lastRenderedPageBreak/>
         <w:drawing>
           <wp:inline distT="0" distB="0" distL="0" distR="0" wp14:anchorId="59F82ADE" wp14:editId="744117B2">
             <wp:extent cx="5400040" cy="925195"/>
@@ -5575,6 +5730,7 @@
           <w:sz w:val="24"/>
           <w:szCs w:val="24"/>
         </w:rPr>
+        <w:lastRenderedPageBreak/>
         <w:t>-</w:t>
       </w:r>
       <w:r>
@@ -5805,123 +5961,6 @@
         <w:ind w:left="720"/>
         <w:jc w:val="both"/>
         <w:rPr>
-          <w:sz w:val="24"/>
-          <w:szCs w:val="24"/>
-        </w:rPr>
-      </w:pPr>
-    </w:p>
-    <w:p>
-      <w:pPr>
-        <w:jc w:val="both"/>
-        <w:rPr>
-          <w:sz w:val="24"/>
-          <w:szCs w:val="24"/>
-        </w:rPr>
-      </w:pPr>
-    </w:p>
-    <w:p>
-      <w:pPr>
-        <w:jc w:val="both"/>
-        <w:rPr>
-          <w:sz w:val="24"/>
-          <w:szCs w:val="24"/>
-        </w:rPr>
-      </w:pPr>
-    </w:p>
-    <w:p>
-      <w:pPr>
-        <w:jc w:val="both"/>
-        <w:rPr>
-          <w:sz w:val="24"/>
-          <w:szCs w:val="24"/>
-        </w:rPr>
-      </w:pPr>
-    </w:p>
-    <w:p>
-      <w:pPr>
-        <w:jc w:val="both"/>
-        <w:rPr>
-          <w:sz w:val="24"/>
-          <w:szCs w:val="24"/>
-        </w:rPr>
-      </w:pPr>
-    </w:p>
-    <w:p>
-      <w:pPr>
-        <w:jc w:val="both"/>
-        <w:rPr>
-          <w:sz w:val="24"/>
-          <w:szCs w:val="24"/>
-        </w:rPr>
-      </w:pPr>
-    </w:p>
-    <w:p>
-      <w:pPr>
-        <w:jc w:val="both"/>
-        <w:rPr>
-          <w:sz w:val="24"/>
-          <w:szCs w:val="24"/>
-        </w:rPr>
-      </w:pPr>
-    </w:p>
-    <w:p>
-      <w:pPr>
-        <w:jc w:val="both"/>
-        <w:rPr>
-          <w:sz w:val="24"/>
-          <w:szCs w:val="24"/>
-        </w:rPr>
-      </w:pPr>
-    </w:p>
-    <w:p>
-      <w:pPr>
-        <w:jc w:val="both"/>
-        <w:rPr>
-          <w:sz w:val="24"/>
-          <w:szCs w:val="24"/>
-        </w:rPr>
-      </w:pPr>
-    </w:p>
-    <w:p>
-      <w:pPr>
-        <w:jc w:val="both"/>
-        <w:rPr>
-          <w:sz w:val="24"/>
-          <w:szCs w:val="24"/>
-        </w:rPr>
-      </w:pPr>
-    </w:p>
-    <w:p>
-      <w:pPr>
-        <w:jc w:val="both"/>
-        <w:rPr>
-          <w:sz w:val="24"/>
-          <w:szCs w:val="24"/>
-        </w:rPr>
-      </w:pPr>
-    </w:p>
-    <w:p>
-      <w:pPr>
-        <w:jc w:val="both"/>
-        <w:rPr>
-          <w:sz w:val="24"/>
-          <w:szCs w:val="24"/>
-        </w:rPr>
-      </w:pPr>
-    </w:p>
-    <w:p>
-      <w:pPr>
-        <w:jc w:val="both"/>
-        <w:rPr>
-          <w:sz w:val="24"/>
-          <w:szCs w:val="24"/>
-        </w:rPr>
-      </w:pPr>
-    </w:p>
-    <w:p>
-      <w:pPr>
-        <w:jc w:val="both"/>
-        <w:rPr>
           <w:b/>
           <w:bCs/>
           <w:sz w:val="28"/>
@@ -5935,15 +5974,914 @@
           <w:sz w:val="28"/>
           <w:szCs w:val="28"/>
         </w:rPr>
-        <w:t xml:space="preserve">Capítulo 4. </w:t>
-      </w:r>
-      <w:r>
+        <w:t>Capítulo 3. Análisis y requisitos</w:t>
+      </w:r>
+    </w:p>
+    <w:p>
+      <w:pPr>
+        <w:ind w:left="720"/>
+        <w:jc w:val="both"/>
+        <w:rPr>
+          <w:b/>
+          <w:bCs/>
+          <w:sz w:val="24"/>
+          <w:szCs w:val="24"/>
+        </w:rPr>
+      </w:pPr>
+      <w:r>
+        <w:rPr>
+          <w:b/>
+          <w:bCs/>
+          <w:sz w:val="24"/>
+          <w:szCs w:val="24"/>
+        </w:rPr>
+        <w:t>3.1 Metodología y herramientas</w:t>
+      </w:r>
+    </w:p>
+    <w:p>
+      <w:pPr>
+        <w:ind w:left="720"/>
+        <w:jc w:val="both"/>
+        <w:rPr>
+          <w:sz w:val="24"/>
+          <w:szCs w:val="24"/>
+        </w:rPr>
+      </w:pPr>
+      <w:r>
+        <w:rPr>
+          <w:sz w:val="24"/>
+          <w:szCs w:val="24"/>
+        </w:rPr>
+        <w:t>-</w:t>
+      </w:r>
+      <w:proofErr w:type="spellStart"/>
+      <w:r>
+        <w:rPr>
+          <w:sz w:val="24"/>
+          <w:szCs w:val="24"/>
+        </w:rPr>
+        <w:t>Eloquent</w:t>
+      </w:r>
+      <w:proofErr w:type="spellEnd"/>
+      <w:r>
+        <w:rPr>
+          <w:sz w:val="24"/>
+          <w:szCs w:val="24"/>
+        </w:rPr>
+        <w:t>:</w:t>
+      </w:r>
+      <w:r>
+        <w:t xml:space="preserve"> </w:t>
+      </w:r>
+      <w:r>
+        <w:rPr>
+          <w:sz w:val="24"/>
+          <w:szCs w:val="24"/>
+        </w:rPr>
+        <w:t>el "traductor" que permite que tu código PHP hable con la base de datos MySQL sin que tú tengas que escribir una sola línea de código SQL a mano.</w:t>
+      </w:r>
+    </w:p>
+    <w:p>
+      <w:pPr>
+        <w:ind w:left="720"/>
+        <w:jc w:val="both"/>
+        <w:rPr>
+          <w:sz w:val="24"/>
+          <w:szCs w:val="24"/>
+        </w:rPr>
+      </w:pPr>
+      <w:proofErr w:type="spellStart"/>
+      <w:r>
+        <w:rPr>
+          <w:sz w:val="24"/>
+          <w:szCs w:val="24"/>
+        </w:rPr>
+        <w:t>Eloquent</w:t>
+      </w:r>
+      <w:proofErr w:type="spellEnd"/>
+      <w:r>
+        <w:rPr>
+          <w:sz w:val="24"/>
+          <w:szCs w:val="24"/>
+        </w:rPr>
+        <w:t xml:space="preserve"> es un </w:t>
+      </w:r>
+      <w:r>
+        <w:rPr>
+          <w:b/>
+          <w:bCs/>
+          <w:sz w:val="24"/>
+          <w:szCs w:val="24"/>
+        </w:rPr>
+        <w:t>ORM</w:t>
+      </w:r>
+      <w:r>
+        <w:rPr>
+          <w:sz w:val="24"/>
+          <w:szCs w:val="24"/>
+        </w:rPr>
+        <w:t xml:space="preserve"> (</w:t>
+      </w:r>
+      <w:proofErr w:type="spellStart"/>
+      <w:r>
+        <w:rPr>
+          <w:i/>
+          <w:iCs/>
+          <w:sz w:val="24"/>
+          <w:szCs w:val="24"/>
+        </w:rPr>
+        <w:t>Object-Relational</w:t>
+      </w:r>
+      <w:proofErr w:type="spellEnd"/>
+      <w:r>
+        <w:rPr>
+          <w:i/>
+          <w:iCs/>
+          <w:sz w:val="24"/>
+          <w:szCs w:val="24"/>
+        </w:rPr>
+        <w:t xml:space="preserve"> </w:t>
+      </w:r>
+      <w:proofErr w:type="spellStart"/>
+      <w:r>
+        <w:rPr>
+          <w:i/>
+          <w:iCs/>
+          <w:sz w:val="24"/>
+          <w:szCs w:val="24"/>
+        </w:rPr>
+        <w:t>Mapper</w:t>
+      </w:r>
+      <w:proofErr w:type="spellEnd"/>
+      <w:r>
+        <w:rPr>
+          <w:sz w:val="24"/>
+          <w:szCs w:val="24"/>
+        </w:rPr>
+        <w:t xml:space="preserve">). En informática, un </w:t>
+      </w:r>
+      <w:proofErr w:type="spellStart"/>
+      <w:r>
+        <w:rPr>
+          <w:sz w:val="24"/>
+          <w:szCs w:val="24"/>
+        </w:rPr>
+        <w:t>mapeador</w:t>
+      </w:r>
+      <w:proofErr w:type="spellEnd"/>
+      <w:r>
+        <w:rPr>
+          <w:sz w:val="24"/>
+          <w:szCs w:val="24"/>
+        </w:rPr>
+        <w:t xml:space="preserve"> es un sistema que hace que una tabla de una base de datos (filas y columnas) se convierta en un </w:t>
+      </w:r>
+      <w:r>
+        <w:rPr>
+          <w:b/>
+          <w:bCs/>
+          <w:sz w:val="24"/>
+          <w:szCs w:val="24"/>
+        </w:rPr>
+        <w:t>Objeto</w:t>
+      </w:r>
+      <w:r>
+        <w:rPr>
+          <w:sz w:val="24"/>
+          <w:szCs w:val="24"/>
+        </w:rPr>
+        <w:t xml:space="preserve"> de programación en PHP. </w:t>
+      </w:r>
+    </w:p>
+    <w:p>
+      <w:pPr>
+        <w:numPr>
+          <w:ilvl w:val="0"/>
+          <w:numId w:val="25"/>
+        </w:numPr>
+        <w:jc w:val="both"/>
+        <w:rPr>
+          <w:sz w:val="24"/>
+          <w:szCs w:val="24"/>
+        </w:rPr>
+      </w:pPr>
+      <w:r>
+        <w:rPr>
+          <w:b/>
+          <w:bCs/>
+          <w:sz w:val="24"/>
+          <w:szCs w:val="24"/>
+        </w:rPr>
+        <w:t xml:space="preserve">Sin </w:t>
+      </w:r>
+      <w:proofErr w:type="spellStart"/>
+      <w:r>
+        <w:rPr>
+          <w:b/>
+          <w:bCs/>
+          <w:sz w:val="24"/>
+          <w:szCs w:val="24"/>
+        </w:rPr>
+        <w:t>Eloquent</w:t>
+      </w:r>
+      <w:proofErr w:type="spellEnd"/>
+      <w:r>
+        <w:rPr>
+          <w:b/>
+          <w:bCs/>
+          <w:sz w:val="24"/>
+          <w:szCs w:val="24"/>
+        </w:rPr>
+        <w:t>:</w:t>
+      </w:r>
+      <w:r>
+        <w:rPr>
+          <w:sz w:val="24"/>
+          <w:szCs w:val="24"/>
+        </w:rPr>
+        <w:t xml:space="preserve"> Tendrías que escribir: SELECT * FROM </w:t>
+      </w:r>
+      <w:proofErr w:type="spellStart"/>
+      <w:r>
+        <w:rPr>
+          <w:sz w:val="24"/>
+          <w:szCs w:val="24"/>
+        </w:rPr>
+        <w:t>informes_medicos</w:t>
+      </w:r>
+      <w:proofErr w:type="spellEnd"/>
+      <w:r>
+        <w:rPr>
+          <w:sz w:val="24"/>
+          <w:szCs w:val="24"/>
+        </w:rPr>
+        <w:t xml:space="preserve"> WHERE id = 1;</w:t>
+      </w:r>
+    </w:p>
+    <w:p>
+      <w:pPr>
+        <w:numPr>
+          <w:ilvl w:val="0"/>
+          <w:numId w:val="25"/>
+        </w:numPr>
+        <w:jc w:val="both"/>
+        <w:rPr>
+          <w:sz w:val="24"/>
+          <w:szCs w:val="24"/>
+        </w:rPr>
+      </w:pPr>
+      <w:r>
+        <w:rPr>
+          <w:b/>
+          <w:bCs/>
+          <w:sz w:val="24"/>
+          <w:szCs w:val="24"/>
+        </w:rPr>
+        <w:t xml:space="preserve">Con </w:t>
+      </w:r>
+      <w:proofErr w:type="spellStart"/>
+      <w:r>
+        <w:rPr>
+          <w:b/>
+          <w:bCs/>
+          <w:sz w:val="24"/>
+          <w:szCs w:val="24"/>
+        </w:rPr>
+        <w:t>Eloquent</w:t>
+      </w:r>
+      <w:proofErr w:type="spellEnd"/>
+      <w:r>
+        <w:rPr>
+          <w:b/>
+          <w:bCs/>
+          <w:sz w:val="24"/>
+          <w:szCs w:val="24"/>
+        </w:rPr>
+        <w:t>:</w:t>
+      </w:r>
+      <w:r>
+        <w:rPr>
+          <w:sz w:val="24"/>
+          <w:szCs w:val="24"/>
+        </w:rPr>
+        <w:t xml:space="preserve"> Simplemente escribes: </w:t>
+      </w:r>
+      <w:proofErr w:type="spellStart"/>
+      <w:r>
+        <w:rPr>
+          <w:sz w:val="24"/>
+          <w:szCs w:val="24"/>
+        </w:rPr>
+        <w:t>InformeMedico</w:t>
+      </w:r>
+      <w:proofErr w:type="spellEnd"/>
+      <w:r>
+        <w:rPr>
+          <w:sz w:val="24"/>
+          <w:szCs w:val="24"/>
+        </w:rPr>
+        <w:t>::</w:t>
+      </w:r>
+      <w:proofErr w:type="spellStart"/>
+      <w:r>
+        <w:rPr>
+          <w:sz w:val="24"/>
+          <w:szCs w:val="24"/>
+        </w:rPr>
+        <w:t>find</w:t>
+      </w:r>
+      <w:proofErr w:type="spellEnd"/>
+      <w:r>
+        <w:rPr>
+          <w:sz w:val="24"/>
+          <w:szCs w:val="24"/>
+        </w:rPr>
+        <w:t>(1);</w:t>
+      </w:r>
+    </w:p>
+    <w:p>
+      <w:pPr>
+        <w:ind w:left="720"/>
+        <w:jc w:val="both"/>
+        <w:rPr>
+          <w:sz w:val="24"/>
+          <w:szCs w:val="24"/>
+        </w:rPr>
+      </w:pPr>
+      <w:r>
+        <w:rPr>
+          <w:sz w:val="24"/>
+          <w:szCs w:val="24"/>
+        </w:rPr>
+        <w:t xml:space="preserve">Laravel utiliza el patrón </w:t>
+      </w:r>
+      <w:r>
+        <w:rPr>
+          <w:b/>
+          <w:bCs/>
+          <w:sz w:val="24"/>
+          <w:szCs w:val="24"/>
+        </w:rPr>
+        <w:t>Modelo</w:t>
+      </w:r>
+      <w:r>
+        <w:rPr>
+          <w:sz w:val="24"/>
+          <w:szCs w:val="24"/>
+        </w:rPr>
+        <w:t>, por eso tienes una carpeta llamada app/</w:t>
+      </w:r>
+      <w:proofErr w:type="spellStart"/>
+      <w:r>
+        <w:rPr>
+          <w:sz w:val="24"/>
+          <w:szCs w:val="24"/>
+        </w:rPr>
+        <w:t>Models</w:t>
+      </w:r>
+      <w:proofErr w:type="spellEnd"/>
+      <w:r>
+        <w:rPr>
+          <w:sz w:val="24"/>
+          <w:szCs w:val="24"/>
+        </w:rPr>
+        <w:t xml:space="preserve">. Cada archivo ahí dentro es un "embajador" de una tabla: </w:t>
+      </w:r>
+    </w:p>
+    <w:p>
+      <w:pPr>
+        <w:numPr>
+          <w:ilvl w:val="0"/>
+          <w:numId w:val="26"/>
+        </w:numPr>
+        <w:jc w:val="both"/>
+        <w:rPr>
+          <w:sz w:val="24"/>
+          <w:szCs w:val="24"/>
+        </w:rPr>
+      </w:pPr>
+      <w:r>
+        <w:rPr>
+          <w:b/>
+          <w:bCs/>
+          <w:sz w:val="24"/>
+          <w:szCs w:val="24"/>
+        </w:rPr>
+        <w:t xml:space="preserve">El Modelo </w:t>
+      </w:r>
+      <w:proofErr w:type="spellStart"/>
+      <w:r>
+        <w:rPr>
+          <w:b/>
+          <w:bCs/>
+          <w:sz w:val="24"/>
+          <w:szCs w:val="24"/>
+        </w:rPr>
+        <w:t>User.php</w:t>
+      </w:r>
+      <w:proofErr w:type="spellEnd"/>
+      <w:r>
+        <w:rPr>
+          <w:sz w:val="24"/>
+          <w:szCs w:val="24"/>
+        </w:rPr>
+        <w:t xml:space="preserve"> representa a la tabla </w:t>
+      </w:r>
+      <w:proofErr w:type="spellStart"/>
+      <w:r>
+        <w:rPr>
+          <w:sz w:val="24"/>
+          <w:szCs w:val="24"/>
+        </w:rPr>
+        <w:t>users</w:t>
+      </w:r>
+      <w:proofErr w:type="spellEnd"/>
+      <w:r>
+        <w:rPr>
+          <w:sz w:val="24"/>
+          <w:szCs w:val="24"/>
+        </w:rPr>
+        <w:t xml:space="preserve">. </w:t>
+      </w:r>
+    </w:p>
+    <w:p>
+      <w:pPr>
+        <w:numPr>
+          <w:ilvl w:val="0"/>
+          <w:numId w:val="26"/>
+        </w:numPr>
+        <w:jc w:val="both"/>
+        <w:rPr>
+          <w:sz w:val="24"/>
+          <w:szCs w:val="24"/>
+        </w:rPr>
+      </w:pPr>
+      <w:r>
+        <w:rPr>
+          <w:b/>
+          <w:bCs/>
+          <w:sz w:val="24"/>
+          <w:szCs w:val="24"/>
+        </w:rPr>
+        <w:t xml:space="preserve">El Modelo </w:t>
+      </w:r>
+      <w:proofErr w:type="spellStart"/>
+      <w:r>
+        <w:rPr>
+          <w:b/>
+          <w:bCs/>
+          <w:sz w:val="24"/>
+          <w:szCs w:val="24"/>
+        </w:rPr>
+        <w:t>InformeMedico.php</w:t>
+      </w:r>
+      <w:proofErr w:type="spellEnd"/>
+      <w:r>
+        <w:rPr>
+          <w:sz w:val="24"/>
+          <w:szCs w:val="24"/>
+        </w:rPr>
+        <w:t xml:space="preserve"> representa a la tabla </w:t>
+      </w:r>
+      <w:proofErr w:type="spellStart"/>
+      <w:r>
+        <w:rPr>
+          <w:sz w:val="24"/>
+          <w:szCs w:val="24"/>
+        </w:rPr>
+        <w:t>informes_medicos</w:t>
+      </w:r>
+      <w:proofErr w:type="spellEnd"/>
+    </w:p>
+    <w:p>
+      <w:pPr>
+        <w:ind w:left="720"/>
+        <w:jc w:val="both"/>
+        <w:rPr>
+          <w:sz w:val="24"/>
+          <w:szCs w:val="24"/>
+        </w:rPr>
+      </w:pPr>
+      <w:proofErr w:type="spellStart"/>
+      <w:r>
+        <w:rPr>
+          <w:sz w:val="24"/>
+          <w:szCs w:val="24"/>
+        </w:rPr>
+        <w:t>Eloquent</w:t>
+      </w:r>
+      <w:proofErr w:type="spellEnd"/>
+      <w:r>
+        <w:rPr>
+          <w:sz w:val="24"/>
+          <w:szCs w:val="24"/>
+        </w:rPr>
+        <w:t xml:space="preserve"> hizo todo el trabajo sucio por ti: fue a MySQL, buscó el registro con ese ID, comprobó que existía y te devolvió los datos empaquetados en una variable PHP.</w:t>
+      </w:r>
+    </w:p>
+    <w:p>
+      <w:pPr>
+        <w:ind w:left="720"/>
+        <w:jc w:val="both"/>
+        <w:rPr>
+          <w:sz w:val="24"/>
+          <w:szCs w:val="24"/>
+        </w:rPr>
+      </w:pPr>
+      <w:r>
+        <w:rPr>
+          <w:sz w:val="24"/>
+          <w:szCs w:val="24"/>
+        </w:rPr>
+        <w:t>-</w:t>
+      </w:r>
+      <w:r>
+        <w:rPr>
+          <w:b/>
+          <w:bCs/>
+          <w:sz w:val="24"/>
+          <w:szCs w:val="24"/>
+        </w:rPr>
+        <w:t>Prevención de Inyección SQL:</w:t>
+      </w:r>
+      <w:r>
+        <w:rPr>
+          <w:sz w:val="24"/>
+          <w:szCs w:val="24"/>
+        </w:rPr>
+        <w:t xml:space="preserve"> </w:t>
+      </w:r>
+      <w:proofErr w:type="spellStart"/>
+      <w:r>
+        <w:rPr>
+          <w:sz w:val="24"/>
+          <w:szCs w:val="24"/>
+        </w:rPr>
+        <w:t>Eloquent</w:t>
+      </w:r>
+      <w:proofErr w:type="spellEnd"/>
+      <w:r>
+        <w:rPr>
+          <w:sz w:val="24"/>
+          <w:szCs w:val="24"/>
+        </w:rPr>
+        <w:t xml:space="preserve"> utiliza automáticamente "parámetros preparados". Esto significa que, aunque un hacker intente poner código malicioso en el ID de la URL, </w:t>
+      </w:r>
+      <w:proofErr w:type="spellStart"/>
+      <w:r>
+        <w:rPr>
+          <w:sz w:val="24"/>
+          <w:szCs w:val="24"/>
+        </w:rPr>
+        <w:t>Eloquent</w:t>
+      </w:r>
+      <w:proofErr w:type="spellEnd"/>
+      <w:r>
+        <w:rPr>
+          <w:sz w:val="24"/>
+          <w:szCs w:val="24"/>
+        </w:rPr>
+        <w:t xml:space="preserve"> lo limpia antes de enviarlo a la base de datos. </w:t>
+      </w:r>
+    </w:p>
+    <w:p>
+      <w:pPr>
+        <w:ind w:left="720"/>
+        <w:jc w:val="both"/>
+        <w:rPr>
+          <w:sz w:val="24"/>
+          <w:szCs w:val="24"/>
+        </w:rPr>
+      </w:pPr>
+      <w:r>
+        <w:rPr>
+          <w:sz w:val="24"/>
+          <w:szCs w:val="24"/>
+        </w:rPr>
+        <w:lastRenderedPageBreak/>
+        <w:t>-</w:t>
+      </w:r>
+      <w:r>
+        <w:rPr>
+          <w:b/>
+          <w:bCs/>
+          <w:sz w:val="24"/>
+          <w:szCs w:val="24"/>
+        </w:rPr>
+        <w:t>Abstracción:</w:t>
+      </w:r>
+      <w:r>
+        <w:rPr>
+          <w:sz w:val="24"/>
+          <w:szCs w:val="24"/>
+        </w:rPr>
+        <w:t xml:space="preserve"> Si mañana decides cambiar de </w:t>
+      </w:r>
+      <w:r>
+        <w:rPr>
+          <w:b/>
+          <w:bCs/>
+          <w:sz w:val="24"/>
+          <w:szCs w:val="24"/>
+        </w:rPr>
+        <w:t>MySQL</w:t>
+      </w:r>
+      <w:r>
+        <w:rPr>
+          <w:sz w:val="24"/>
+          <w:szCs w:val="24"/>
+        </w:rPr>
+        <w:t xml:space="preserve"> a </w:t>
+      </w:r>
+      <w:r>
+        <w:rPr>
+          <w:b/>
+          <w:bCs/>
+          <w:sz w:val="24"/>
+          <w:szCs w:val="24"/>
+        </w:rPr>
+        <w:t>PostgreSQL</w:t>
+      </w:r>
+      <w:r>
+        <w:rPr>
+          <w:sz w:val="24"/>
+          <w:szCs w:val="24"/>
+        </w:rPr>
+        <w:t>, no tienes que cambiar ni una línea de código de tu API. Solo cambias una línea en el archivo .</w:t>
+      </w:r>
+      <w:proofErr w:type="spellStart"/>
+      <w:r>
+        <w:rPr>
+          <w:sz w:val="24"/>
+          <w:szCs w:val="24"/>
+        </w:rPr>
+        <w:t>env</w:t>
+      </w:r>
+      <w:proofErr w:type="spellEnd"/>
+      <w:r>
+        <w:rPr>
+          <w:sz w:val="24"/>
+          <w:szCs w:val="24"/>
+        </w:rPr>
+        <w:t xml:space="preserve"> y </w:t>
+      </w:r>
+      <w:proofErr w:type="spellStart"/>
+      <w:r>
+        <w:rPr>
+          <w:sz w:val="24"/>
+          <w:szCs w:val="24"/>
+        </w:rPr>
+        <w:t>Eloquent</w:t>
+      </w:r>
+      <w:proofErr w:type="spellEnd"/>
+      <w:r>
+        <w:rPr>
+          <w:sz w:val="24"/>
+          <w:szCs w:val="24"/>
+        </w:rPr>
+        <w:t xml:space="preserve"> se encarga de traducir al nuevo idioma</w:t>
+      </w:r>
+    </w:p>
+    <w:p>
+      <w:pPr>
+        <w:ind w:left="720"/>
+        <w:jc w:val="both"/>
+        <w:rPr>
+          <w:sz w:val="24"/>
+          <w:szCs w:val="24"/>
+        </w:rPr>
+      </w:pPr>
+      <w:r>
+        <w:rPr>
+          <w:sz w:val="24"/>
+          <w:szCs w:val="24"/>
+        </w:rPr>
+        <w:t>Es un equipo de dos:</w:t>
+      </w:r>
+    </w:p>
+    <w:p>
+      <w:pPr>
+        <w:numPr>
+          <w:ilvl w:val="0"/>
+          <w:numId w:val="27"/>
+        </w:numPr>
+        <w:jc w:val="both"/>
+        <w:rPr>
+          <w:sz w:val="24"/>
+          <w:szCs w:val="24"/>
+        </w:rPr>
+      </w:pPr>
+      <w:r>
+        <w:rPr>
+          <w:b/>
+          <w:bCs/>
+          <w:sz w:val="24"/>
+          <w:szCs w:val="24"/>
+        </w:rPr>
+        <w:t>La Migración:</w:t>
+      </w:r>
+      <w:r>
+        <w:rPr>
+          <w:sz w:val="24"/>
+          <w:szCs w:val="24"/>
+        </w:rPr>
+        <w:t xml:space="preserve"> Es el plano del edificio (define las columnas: titulo, diagnostico...). Crea la estructura en MySQL. </w:t>
+      </w:r>
+    </w:p>
+    <w:p>
+      <w:pPr>
+        <w:numPr>
+          <w:ilvl w:val="0"/>
+          <w:numId w:val="27"/>
+        </w:numPr>
+        <w:jc w:val="both"/>
+        <w:rPr>
+          <w:sz w:val="24"/>
+          <w:szCs w:val="24"/>
+        </w:rPr>
+      </w:pPr>
+      <w:proofErr w:type="spellStart"/>
+      <w:r>
+        <w:rPr>
+          <w:b/>
+          <w:bCs/>
+          <w:sz w:val="24"/>
+          <w:szCs w:val="24"/>
+        </w:rPr>
+        <w:t>Eloquent</w:t>
+      </w:r>
+      <w:proofErr w:type="spellEnd"/>
+      <w:r>
+        <w:rPr>
+          <w:b/>
+          <w:bCs/>
+          <w:sz w:val="24"/>
+          <w:szCs w:val="24"/>
+        </w:rPr>
+        <w:t xml:space="preserve"> (El Modelo):</w:t>
+      </w:r>
+      <w:r>
+        <w:rPr>
+          <w:sz w:val="24"/>
+          <w:szCs w:val="24"/>
+        </w:rPr>
+        <w:t xml:space="preserve"> Es el conserje del edificio. Se encarga de meter gente (datos), sacarlos o echarlos (borrar) una vez que el edificio ya está construido. </w:t>
+      </w:r>
+    </w:p>
+    <w:p>
+      <w:pPr>
+        <w:ind w:left="720"/>
+        <w:jc w:val="both"/>
+        <w:rPr>
+          <w:sz w:val="24"/>
+          <w:szCs w:val="24"/>
+        </w:rPr>
+      </w:pPr>
+    </w:p>
+    <w:p>
+      <w:pPr>
+        <w:ind w:left="720"/>
+        <w:jc w:val="both"/>
+        <w:rPr>
+          <w:sz w:val="24"/>
+          <w:szCs w:val="24"/>
+        </w:rPr>
+      </w:pPr>
+    </w:p>
+    <w:p>
+      <w:pPr>
+        <w:jc w:val="both"/>
+        <w:rPr>
+          <w:sz w:val="24"/>
+          <w:szCs w:val="24"/>
+        </w:rPr>
+      </w:pPr>
+    </w:p>
+    <w:p>
+      <w:pPr>
+        <w:jc w:val="both"/>
+        <w:rPr>
+          <w:sz w:val="24"/>
+          <w:szCs w:val="24"/>
+        </w:rPr>
+      </w:pPr>
+    </w:p>
+    <w:p>
+      <w:pPr>
+        <w:jc w:val="both"/>
+        <w:rPr>
+          <w:sz w:val="24"/>
+          <w:szCs w:val="24"/>
+        </w:rPr>
+      </w:pPr>
+    </w:p>
+    <w:p>
+      <w:pPr>
+        <w:jc w:val="both"/>
+        <w:rPr>
+          <w:sz w:val="24"/>
+          <w:szCs w:val="24"/>
+        </w:rPr>
+      </w:pPr>
+    </w:p>
+    <w:p>
+      <w:pPr>
+        <w:jc w:val="both"/>
+        <w:rPr>
+          <w:sz w:val="24"/>
+          <w:szCs w:val="24"/>
+        </w:rPr>
+      </w:pPr>
+    </w:p>
+    <w:p>
+      <w:pPr>
+        <w:jc w:val="both"/>
+        <w:rPr>
+          <w:sz w:val="24"/>
+          <w:szCs w:val="24"/>
+        </w:rPr>
+      </w:pPr>
+    </w:p>
+    <w:p>
+      <w:pPr>
+        <w:jc w:val="both"/>
+        <w:rPr>
+          <w:sz w:val="24"/>
+          <w:szCs w:val="24"/>
+        </w:rPr>
+      </w:pPr>
+    </w:p>
+    <w:p>
+      <w:pPr>
+        <w:jc w:val="both"/>
+        <w:rPr>
+          <w:sz w:val="24"/>
+          <w:szCs w:val="24"/>
+        </w:rPr>
+      </w:pPr>
+    </w:p>
+    <w:p>
+      <w:pPr>
+        <w:jc w:val="both"/>
+        <w:rPr>
+          <w:sz w:val="24"/>
+          <w:szCs w:val="24"/>
+        </w:rPr>
+      </w:pPr>
+    </w:p>
+    <w:p>
+      <w:pPr>
+        <w:jc w:val="both"/>
+        <w:rPr>
+          <w:sz w:val="24"/>
+          <w:szCs w:val="24"/>
+        </w:rPr>
+      </w:pPr>
+    </w:p>
+    <w:p>
+      <w:pPr>
+        <w:jc w:val="both"/>
+        <w:rPr>
+          <w:sz w:val="24"/>
+          <w:szCs w:val="24"/>
+        </w:rPr>
+      </w:pPr>
+    </w:p>
+    <w:p>
+      <w:pPr>
+        <w:jc w:val="both"/>
+        <w:rPr>
+          <w:sz w:val="24"/>
+          <w:szCs w:val="24"/>
+        </w:rPr>
+      </w:pPr>
+    </w:p>
+    <w:p>
+      <w:pPr>
+        <w:jc w:val="both"/>
         <w:rPr>
           <w:b/>
           <w:bCs/>
           <w:sz w:val="28"/>
           <w:szCs w:val="28"/>
         </w:rPr>
+      </w:pPr>
+      <w:r>
+        <w:rPr>
+          <w:b/>
+          <w:bCs/>
+          <w:sz w:val="28"/>
+          <w:szCs w:val="28"/>
+        </w:rPr>
+        <w:t xml:space="preserve">Capítulo 4. </w:t>
+      </w:r>
+      <w:r>
+        <w:rPr>
+          <w:b/>
+          <w:bCs/>
+          <w:sz w:val="28"/>
+          <w:szCs w:val="28"/>
+        </w:rPr>
         <w:t>Diseño del sistema</w:t>
       </w:r>
     </w:p>
@@ -5999,9 +6937,11 @@
         <w:rPr>
           <w:b/>
           <w:bCs/>
-          <w:sz w:val="24"/>
-          <w:szCs w:val="24"/>
-        </w:rPr>
+          <w:noProof/>
+          <w:sz w:val="24"/>
+          <w:szCs w:val="24"/>
+        </w:rPr>
+        <w:lastRenderedPageBreak/>
         <w:drawing>
           <wp:inline distT="0" distB="0" distL="0" distR="0" wp14:anchorId="2AC8C65C" wp14:editId="7E25FFC6">
             <wp:extent cx="5400040" cy="2917825"/>
@@ -6342,6 +7282,7 @@
           <w:sz w:val="24"/>
           <w:szCs w:val="24"/>
         </w:rPr>
+        <w:lastRenderedPageBreak/>
         <w:t>Para garantizar un entorno de desarrollo profesional, aislado y reproducible, se han utilizado las siguientes tecnologías:</w:t>
       </w:r>
     </w:p>
@@ -6653,10 +7594,10 @@
       </w:pPr>
       <w:r>
         <w:rPr>
-          <w:sz w:val="24"/>
-          <w:szCs w:val="24"/>
-        </w:rPr>
-        <w:lastRenderedPageBreak/>
+          <w:noProof/>
+          <w:sz w:val="24"/>
+          <w:szCs w:val="24"/>
+        </w:rPr>
         <w:drawing>
           <wp:inline distT="0" distB="0" distL="0" distR="0" wp14:anchorId="7BAB5E6C" wp14:editId="0DBE39FD">
             <wp:extent cx="5400040" cy="3039110"/>
@@ -6796,6 +7737,7 @@
           <w:sz w:val="24"/>
           <w:szCs w:val="24"/>
         </w:rPr>
+        <w:lastRenderedPageBreak/>
         <w:t>Control de versiones:</w:t>
       </w:r>
       <w:r>
@@ -6974,7 +7916,6 @@
           <w:sz w:val="24"/>
           <w:szCs w:val="24"/>
         </w:rPr>
-        <w:lastRenderedPageBreak/>
         <w:drawing>
           <wp:inline distT="0" distB="0" distL="0" distR="0" wp14:anchorId="0E9029F4" wp14:editId="6FCB72F0">
             <wp:extent cx="5400040" cy="3165475"/>
@@ -7038,35 +7979,28 @@
           <w:sz w:val="28"/>
           <w:szCs w:val="28"/>
         </w:rPr>
-        <w:t>I</w:t>
-      </w:r>
-      <w:r>
+        <w:t>Implementación de la Versión Base (Vulnerable):</w:t>
+      </w:r>
+    </w:p>
+    <w:p>
+      <w:pPr>
+        <w:jc w:val="both"/>
         <w:rPr>
           <w:b/>
           <w:bCs/>
           <w:sz w:val="28"/>
           <w:szCs w:val="28"/>
         </w:rPr>
-        <w:t>mplementación de la Versión Base (Vulnerable):</w:t>
-      </w:r>
-    </w:p>
-    <w:p>
-      <w:pPr>
-        <w:jc w:val="both"/>
-        <w:rPr>
-          <w:b/>
-          <w:bCs/>
+      </w:pPr>
+      <w:r>
+        <w:rPr>
+          <w:b/>
+          <w:bCs/>
+          <w:noProof/>
           <w:sz w:val="28"/>
           <w:szCs w:val="28"/>
         </w:rPr>
-      </w:pPr>
-      <w:r>
-        <w:rPr>
-          <w:b/>
-          <w:bCs/>
-          <w:sz w:val="28"/>
-          <w:szCs w:val="28"/>
-        </w:rPr>
+        <w:lastRenderedPageBreak/>
         <w:drawing>
           <wp:inline distT="0" distB="0" distL="0" distR="0" wp14:anchorId="5406D354" wp14:editId="35BA4E33">
             <wp:extent cx="5400040" cy="2846705"/>
@@ -7118,10 +8052,10 @@
         <w:rPr>
           <w:b/>
           <w:bCs/>
+          <w:noProof/>
           <w:sz w:val="28"/>
           <w:szCs w:val="28"/>
         </w:rPr>
-        <w:lastRenderedPageBreak/>
         <w:drawing>
           <wp:inline distT="0" distB="0" distL="0" distR="0" wp14:anchorId="6E1877EB" wp14:editId="70983B1C">
             <wp:extent cx="5400040" cy="2700020"/>
@@ -7258,6 +8192,7 @@
         <w:rPr>
           <w:b/>
           <w:bCs/>
+          <w:noProof/>
           <w:sz w:val="28"/>
           <w:szCs w:val="28"/>
         </w:rPr>
@@ -7314,6 +8249,7 @@
           <w:sz w:val="24"/>
           <w:szCs w:val="24"/>
         </w:rPr>
+        <w:lastRenderedPageBreak/>
         <mc:AlternateContent>
           <mc:Choice Requires="wps">
             <w:drawing>
@@ -7397,6 +8333,7 @@
         <w:rPr>
           <w:b/>
           <w:bCs/>
+          <w:noProof/>
           <w:sz w:val="28"/>
           <w:szCs w:val="28"/>
         </w:rPr>
@@ -7450,14 +8387,7 @@
           <w:sz w:val="24"/>
           <w:szCs w:val="24"/>
         </w:rPr>
-        <w:t>N</w:t>
-      </w:r>
-      <w:r>
-        <w:rPr>
-          <w:sz w:val="24"/>
-          <w:szCs w:val="24"/>
-        </w:rPr>
-        <w:t>o existe ninguna validación que compruebe si el usuario que hace la petición es el dueño del informe o un médico autorizado.</w:t>
+        <w:t>No existe ninguna validación que compruebe si el usuario que hace la petición es el dueño del informe o un médico autorizado.</w:t>
       </w:r>
     </w:p>
     <w:p>
@@ -7486,7 +8416,6 @@
           <w:sz w:val="28"/>
           <w:szCs w:val="28"/>
         </w:rPr>
-        <w:lastRenderedPageBreak/>
         <w:t>Definición de rutas</w:t>
       </w:r>
     </w:p>
@@ -7504,6 +8433,7 @@
         <w:rPr>
           <w:b/>
           <w:bCs/>
+          <w:noProof/>
           <w:sz w:val="28"/>
           <w:szCs w:val="28"/>
         </w:rPr>
@@ -7557,29 +8487,24 @@
           <w:sz w:val="24"/>
           <w:szCs w:val="24"/>
         </w:rPr>
-        <w:t>E</w:t>
-      </w:r>
-      <w:r>
-        <w:rPr>
-          <w:sz w:val="24"/>
-          <w:szCs w:val="24"/>
-        </w:rPr>
-        <w:t>stas rutas están fuera de cualquier "middleware" de autenticación, lo que las hace accesibles públicamente por cualquier herramienta como Postman.</w:t>
-      </w:r>
-    </w:p>
-    <w:p>
-      <w:pPr>
-        <w:jc w:val="both"/>
-        <w:rPr>
-          <w:sz w:val="24"/>
-          <w:szCs w:val="24"/>
-        </w:rPr>
-      </w:pPr>
-      <w:r>
-        <w:rPr>
-          <w:sz w:val="24"/>
-          <w:szCs w:val="24"/>
-        </w:rPr>
+        <w:t>Estas rutas están fuera de cualquier "middleware" de autenticación, lo que las hace accesibles públicamente por cualquier herramienta como Postman.</w:t>
+      </w:r>
+    </w:p>
+    <w:p>
+      <w:pPr>
+        <w:jc w:val="both"/>
+        <w:rPr>
+          <w:sz w:val="24"/>
+          <w:szCs w:val="24"/>
+        </w:rPr>
+      </w:pPr>
+      <w:r>
+        <w:rPr>
+          <w:noProof/>
+          <w:sz w:val="24"/>
+          <w:szCs w:val="24"/>
+        </w:rPr>
+        <w:lastRenderedPageBreak/>
         <w:drawing>
           <wp:inline distT="0" distB="0" distL="0" distR="0" wp14:anchorId="081698C8" wp14:editId="016144D4">
             <wp:extent cx="2120900" cy="2733304"/>
@@ -7699,7 +8624,6 @@
           <w:sz w:val="36"/>
           <w:szCs w:val="36"/>
         </w:rPr>
-        <w:lastRenderedPageBreak/>
         <w:t>Capítulo</w:t>
       </w:r>
       <w:r>
@@ -7746,9 +8670,11 @@
         <w:rPr>
           <w:b/>
           <w:bCs/>
+          <w:noProof/>
           <w:sz w:val="36"/>
           <w:szCs w:val="36"/>
         </w:rPr>
+        <w:lastRenderedPageBreak/>
         <w:drawing>
           <wp:inline distT="0" distB="0" distL="0" distR="0" wp14:anchorId="278F5F92" wp14:editId="19C8C29A">
             <wp:extent cx="5400040" cy="3175000"/>
@@ -7816,6 +8742,7 @@
         <w:rPr>
           <w:b/>
           <w:bCs/>
+          <w:noProof/>
           <w:sz w:val="36"/>
           <w:szCs w:val="36"/>
         </w:rPr>
@@ -7882,6 +8809,7 @@
       </w:pPr>
       <w:r>
         <w:rPr>
+          <w:noProof/>
           <w:sz w:val="24"/>
           <w:szCs w:val="24"/>
         </w:rPr>
@@ -8409,6 +9337,155 @@
     </w:lvl>
   </w:abstractNum>
   <w:abstractNum w:abstractNumId="3" w15:restartNumberingAfterBreak="0">
+    <w:nsid w:val="0DF477BA"/>
+    <w:multiLevelType w:val="multilevel"/>
+    <w:tmpl w:val="F7EEF588"/>
+    <w:lvl w:ilvl="0">
+      <w:start w:val="1"/>
+      <w:numFmt w:val="bullet"/>
+      <w:lvlText w:val=""/>
+      <w:lvlJc w:val="left"/>
+      <w:pPr>
+        <w:tabs>
+          <w:tab w:val="num" w:pos="720"/>
+        </w:tabs>
+        <w:ind w:left="720" w:hanging="360"/>
+      </w:pPr>
+      <w:rPr>
+        <w:rFonts w:ascii="Symbol" w:hAnsi="Symbol" w:hint="default"/>
+        <w:sz w:val="20"/>
+      </w:rPr>
+    </w:lvl>
+    <w:lvl w:ilvl="1" w:tentative="1">
+      <w:start w:val="1"/>
+      <w:numFmt w:val="bullet"/>
+      <w:lvlText w:val="o"/>
+      <w:lvlJc w:val="left"/>
+      <w:pPr>
+        <w:tabs>
+          <w:tab w:val="num" w:pos="1440"/>
+        </w:tabs>
+        <w:ind w:left="1440" w:hanging="360"/>
+      </w:pPr>
+      <w:rPr>
+        <w:rFonts w:ascii="Courier New" w:hAnsi="Courier New" w:hint="default"/>
+        <w:sz w:val="20"/>
+      </w:rPr>
+    </w:lvl>
+    <w:lvl w:ilvl="2" w:tentative="1">
+      <w:start w:val="1"/>
+      <w:numFmt w:val="bullet"/>
+      <w:lvlText w:val=""/>
+      <w:lvlJc w:val="left"/>
+      <w:pPr>
+        <w:tabs>
+          <w:tab w:val="num" w:pos="2160"/>
+        </w:tabs>
+        <w:ind w:left="2160" w:hanging="360"/>
+      </w:pPr>
+      <w:rPr>
+        <w:rFonts w:ascii="Wingdings" w:hAnsi="Wingdings" w:hint="default"/>
+        <w:sz w:val="20"/>
+      </w:rPr>
+    </w:lvl>
+    <w:lvl w:ilvl="3" w:tentative="1">
+      <w:start w:val="1"/>
+      <w:numFmt w:val="bullet"/>
+      <w:lvlText w:val=""/>
+      <w:lvlJc w:val="left"/>
+      <w:pPr>
+        <w:tabs>
+          <w:tab w:val="num" w:pos="2880"/>
+        </w:tabs>
+        <w:ind w:left="2880" w:hanging="360"/>
+      </w:pPr>
+      <w:rPr>
+        <w:rFonts w:ascii="Wingdings" w:hAnsi="Wingdings" w:hint="default"/>
+        <w:sz w:val="20"/>
+      </w:rPr>
+    </w:lvl>
+    <w:lvl w:ilvl="4" w:tentative="1">
+      <w:start w:val="1"/>
+      <w:numFmt w:val="bullet"/>
+      <w:lvlText w:val=""/>
+      <w:lvlJc w:val="left"/>
+      <w:pPr>
+        <w:tabs>
+          <w:tab w:val="num" w:pos="3600"/>
+        </w:tabs>
+        <w:ind w:left="3600" w:hanging="360"/>
+      </w:pPr>
+      <w:rPr>
+        <w:rFonts w:ascii="Wingdings" w:hAnsi="Wingdings" w:hint="default"/>
+        <w:sz w:val="20"/>
+      </w:rPr>
+    </w:lvl>
+    <w:lvl w:ilvl="5" w:tentative="1">
+      <w:start w:val="1"/>
+      <w:numFmt w:val="bullet"/>
+      <w:lvlText w:val=""/>
+      <w:lvlJc w:val="left"/>
+      <w:pPr>
+        <w:tabs>
+          <w:tab w:val="num" w:pos="4320"/>
+        </w:tabs>
+        <w:ind w:left="4320" w:hanging="360"/>
+      </w:pPr>
+      <w:rPr>
+        <w:rFonts w:ascii="Wingdings" w:hAnsi="Wingdings" w:hint="default"/>
+        <w:sz w:val="20"/>
+      </w:rPr>
+    </w:lvl>
+    <w:lvl w:ilvl="6" w:tentative="1">
+      <w:start w:val="1"/>
+      <w:numFmt w:val="bullet"/>
+      <w:lvlText w:val=""/>
+      <w:lvlJc w:val="left"/>
+      <w:pPr>
+        <w:tabs>
+          <w:tab w:val="num" w:pos="5040"/>
+        </w:tabs>
+        <w:ind w:left="5040" w:hanging="360"/>
+      </w:pPr>
+      <w:rPr>
+        <w:rFonts w:ascii="Wingdings" w:hAnsi="Wingdings" w:hint="default"/>
+        <w:sz w:val="20"/>
+      </w:rPr>
+    </w:lvl>
+    <w:lvl w:ilvl="7" w:tentative="1">
+      <w:start w:val="1"/>
+      <w:numFmt w:val="bullet"/>
+      <w:lvlText w:val=""/>
+      <w:lvlJc w:val="left"/>
+      <w:pPr>
+        <w:tabs>
+          <w:tab w:val="num" w:pos="5760"/>
+        </w:tabs>
+        <w:ind w:left="5760" w:hanging="360"/>
+      </w:pPr>
+      <w:rPr>
+        <w:rFonts w:ascii="Wingdings" w:hAnsi="Wingdings" w:hint="default"/>
+        <w:sz w:val="20"/>
+      </w:rPr>
+    </w:lvl>
+    <w:lvl w:ilvl="8" w:tentative="1">
+      <w:start w:val="1"/>
+      <w:numFmt w:val="bullet"/>
+      <w:lvlText w:val=""/>
+      <w:lvlJc w:val="left"/>
+      <w:pPr>
+        <w:tabs>
+          <w:tab w:val="num" w:pos="6480"/>
+        </w:tabs>
+        <w:ind w:left="6480" w:hanging="360"/>
+      </w:pPr>
+      <w:rPr>
+        <w:rFonts w:ascii="Wingdings" w:hAnsi="Wingdings" w:hint="default"/>
+        <w:sz w:val="20"/>
+      </w:rPr>
+    </w:lvl>
+  </w:abstractNum>
+  <w:abstractNum w:abstractNumId="4" w15:restartNumberingAfterBreak="0">
     <w:nsid w:val="0E9C3BAA"/>
     <w:multiLevelType w:val="multilevel"/>
     <w:tmpl w:val="10AAAC92"/>
@@ -8529,7 +9606,7 @@
       </w:rPr>
     </w:lvl>
   </w:abstractNum>
-  <w:abstractNum w:abstractNumId="4" w15:restartNumberingAfterBreak="0">
+  <w:abstractNum w:abstractNumId="5" w15:restartNumberingAfterBreak="0">
     <w:nsid w:val="0F072BEB"/>
     <w:multiLevelType w:val="multilevel"/>
     <w:tmpl w:val="241A5E00"/>
@@ -8678,7 +9755,7 @@
       </w:rPr>
     </w:lvl>
   </w:abstractNum>
-  <w:abstractNum w:abstractNumId="5" w15:restartNumberingAfterBreak="0">
+  <w:abstractNum w:abstractNumId="6" w15:restartNumberingAfterBreak="0">
     <w:nsid w:val="13D15C81"/>
     <w:multiLevelType w:val="multilevel"/>
     <w:tmpl w:val="F976C668"/>
@@ -8827,7 +9904,120 @@
       </w:rPr>
     </w:lvl>
   </w:abstractNum>
-  <w:abstractNum w:abstractNumId="6" w15:restartNumberingAfterBreak="0">
+  <w:abstractNum w:abstractNumId="7" w15:restartNumberingAfterBreak="0">
+    <w:nsid w:val="1E485B8A"/>
+    <w:multiLevelType w:val="hybridMultilevel"/>
+    <w:tmpl w:val="CD0CF8CE"/>
+    <w:lvl w:ilvl="0" w:tplc="806C1C7A">
+      <w:start w:val="1"/>
+      <w:numFmt w:val="bullet"/>
+      <w:lvlText w:val="-"/>
+      <w:lvlJc w:val="left"/>
+      <w:pPr>
+        <w:ind w:left="720" w:hanging="360"/>
+      </w:pPr>
+      <w:rPr>
+        <w:rFonts w:ascii="Calibri" w:eastAsiaTheme="minorHAnsi" w:hAnsi="Calibri" w:cs="Calibri" w:hint="default"/>
+      </w:rPr>
+    </w:lvl>
+    <w:lvl w:ilvl="1" w:tplc="0C0A0003" w:tentative="1">
+      <w:start w:val="1"/>
+      <w:numFmt w:val="bullet"/>
+      <w:lvlText w:val="o"/>
+      <w:lvlJc w:val="left"/>
+      <w:pPr>
+        <w:ind w:left="1440" w:hanging="360"/>
+      </w:pPr>
+      <w:rPr>
+        <w:rFonts w:ascii="Courier New" w:hAnsi="Courier New" w:cs="Courier New" w:hint="default"/>
+      </w:rPr>
+    </w:lvl>
+    <w:lvl w:ilvl="2" w:tplc="0C0A0005" w:tentative="1">
+      <w:start w:val="1"/>
+      <w:numFmt w:val="bullet"/>
+      <w:lvlText w:val=""/>
+      <w:lvlJc w:val="left"/>
+      <w:pPr>
+        <w:ind w:left="2160" w:hanging="360"/>
+      </w:pPr>
+      <w:rPr>
+        <w:rFonts w:ascii="Wingdings" w:hAnsi="Wingdings" w:hint="default"/>
+      </w:rPr>
+    </w:lvl>
+    <w:lvl w:ilvl="3" w:tplc="0C0A0001" w:tentative="1">
+      <w:start w:val="1"/>
+      <w:numFmt w:val="bullet"/>
+      <w:lvlText w:val=""/>
+      <w:lvlJc w:val="left"/>
+      <w:pPr>
+        <w:ind w:left="2880" w:hanging="360"/>
+      </w:pPr>
+      <w:rPr>
+        <w:rFonts w:ascii="Symbol" w:hAnsi="Symbol" w:hint="default"/>
+      </w:rPr>
+    </w:lvl>
+    <w:lvl w:ilvl="4" w:tplc="0C0A0003" w:tentative="1">
+      <w:start w:val="1"/>
+      <w:numFmt w:val="bullet"/>
+      <w:lvlText w:val="o"/>
+      <w:lvlJc w:val="left"/>
+      <w:pPr>
+        <w:ind w:left="3600" w:hanging="360"/>
+      </w:pPr>
+      <w:rPr>
+        <w:rFonts w:ascii="Courier New" w:hAnsi="Courier New" w:cs="Courier New" w:hint="default"/>
+      </w:rPr>
+    </w:lvl>
+    <w:lvl w:ilvl="5" w:tplc="0C0A0005" w:tentative="1">
+      <w:start w:val="1"/>
+      <w:numFmt w:val="bullet"/>
+      <w:lvlText w:val=""/>
+      <w:lvlJc w:val="left"/>
+      <w:pPr>
+        <w:ind w:left="4320" w:hanging="360"/>
+      </w:pPr>
+      <w:rPr>
+        <w:rFonts w:ascii="Wingdings" w:hAnsi="Wingdings" w:hint="default"/>
+      </w:rPr>
+    </w:lvl>
+    <w:lvl w:ilvl="6" w:tplc="0C0A0001" w:tentative="1">
+      <w:start w:val="1"/>
+      <w:numFmt w:val="bullet"/>
+      <w:lvlText w:val=""/>
+      <w:lvlJc w:val="left"/>
+      <w:pPr>
+        <w:ind w:left="5040" w:hanging="360"/>
+      </w:pPr>
+      <w:rPr>
+        <w:rFonts w:ascii="Symbol" w:hAnsi="Symbol" w:hint="default"/>
+      </w:rPr>
+    </w:lvl>
+    <w:lvl w:ilvl="7" w:tplc="0C0A0003" w:tentative="1">
+      <w:start w:val="1"/>
+      <w:numFmt w:val="bullet"/>
+      <w:lvlText w:val="o"/>
+      <w:lvlJc w:val="left"/>
+      <w:pPr>
+        <w:ind w:left="5760" w:hanging="360"/>
+      </w:pPr>
+      <w:rPr>
+        <w:rFonts w:ascii="Courier New" w:hAnsi="Courier New" w:cs="Courier New" w:hint="default"/>
+      </w:rPr>
+    </w:lvl>
+    <w:lvl w:ilvl="8" w:tplc="0C0A0005" w:tentative="1">
+      <w:start w:val="1"/>
+      <w:numFmt w:val="bullet"/>
+      <w:lvlText w:val=""/>
+      <w:lvlJc w:val="left"/>
+      <w:pPr>
+        <w:ind w:left="6480" w:hanging="360"/>
+      </w:pPr>
+      <w:rPr>
+        <w:rFonts w:ascii="Wingdings" w:hAnsi="Wingdings" w:hint="default"/>
+      </w:rPr>
+    </w:lvl>
+  </w:abstractNum>
+  <w:abstractNum w:abstractNumId="8" w15:restartNumberingAfterBreak="0">
     <w:nsid w:val="1E8E7685"/>
     <w:multiLevelType w:val="multilevel"/>
     <w:tmpl w:val="2E887712"/>
@@ -8976,7 +10166,7 @@
       </w:rPr>
     </w:lvl>
   </w:abstractNum>
-  <w:abstractNum w:abstractNumId="7" w15:restartNumberingAfterBreak="0">
+  <w:abstractNum w:abstractNumId="9" w15:restartNumberingAfterBreak="0">
     <w:nsid w:val="2462799D"/>
     <w:multiLevelType w:val="multilevel"/>
     <w:tmpl w:val="9DE4A5C4"/>
@@ -9093,7 +10283,7 @@
       </w:pPr>
     </w:lvl>
   </w:abstractNum>
-  <w:abstractNum w:abstractNumId="8" w15:restartNumberingAfterBreak="0">
+  <w:abstractNum w:abstractNumId="10" w15:restartNumberingAfterBreak="0">
     <w:nsid w:val="2A5544C8"/>
     <w:multiLevelType w:val="multilevel"/>
     <w:tmpl w:val="DCCABA3A"/>
@@ -9242,7 +10432,156 @@
       </w:rPr>
     </w:lvl>
   </w:abstractNum>
-  <w:abstractNum w:abstractNumId="9" w15:restartNumberingAfterBreak="0">
+  <w:abstractNum w:abstractNumId="11" w15:restartNumberingAfterBreak="0">
+    <w:nsid w:val="2E134E51"/>
+    <w:multiLevelType w:val="multilevel"/>
+    <w:tmpl w:val="82765D06"/>
+    <w:lvl w:ilvl="0">
+      <w:start w:val="1"/>
+      <w:numFmt w:val="bullet"/>
+      <w:lvlText w:val=""/>
+      <w:lvlJc w:val="left"/>
+      <w:pPr>
+        <w:tabs>
+          <w:tab w:val="num" w:pos="720"/>
+        </w:tabs>
+        <w:ind w:left="720" w:hanging="360"/>
+      </w:pPr>
+      <w:rPr>
+        <w:rFonts w:ascii="Symbol" w:hAnsi="Symbol" w:hint="default"/>
+        <w:sz w:val="20"/>
+      </w:rPr>
+    </w:lvl>
+    <w:lvl w:ilvl="1" w:tentative="1">
+      <w:start w:val="1"/>
+      <w:numFmt w:val="bullet"/>
+      <w:lvlText w:val="o"/>
+      <w:lvlJc w:val="left"/>
+      <w:pPr>
+        <w:tabs>
+          <w:tab w:val="num" w:pos="1440"/>
+        </w:tabs>
+        <w:ind w:left="1440" w:hanging="360"/>
+      </w:pPr>
+      <w:rPr>
+        <w:rFonts w:ascii="Courier New" w:hAnsi="Courier New" w:hint="default"/>
+        <w:sz w:val="20"/>
+      </w:rPr>
+    </w:lvl>
+    <w:lvl w:ilvl="2" w:tentative="1">
+      <w:start w:val="1"/>
+      <w:numFmt w:val="bullet"/>
+      <w:lvlText w:val=""/>
+      <w:lvlJc w:val="left"/>
+      <w:pPr>
+        <w:tabs>
+          <w:tab w:val="num" w:pos="2160"/>
+        </w:tabs>
+        <w:ind w:left="2160" w:hanging="360"/>
+      </w:pPr>
+      <w:rPr>
+        <w:rFonts w:ascii="Wingdings" w:hAnsi="Wingdings" w:hint="default"/>
+        <w:sz w:val="20"/>
+      </w:rPr>
+    </w:lvl>
+    <w:lvl w:ilvl="3" w:tentative="1">
+      <w:start w:val="1"/>
+      <w:numFmt w:val="bullet"/>
+      <w:lvlText w:val=""/>
+      <w:lvlJc w:val="left"/>
+      <w:pPr>
+        <w:tabs>
+          <w:tab w:val="num" w:pos="2880"/>
+        </w:tabs>
+        <w:ind w:left="2880" w:hanging="360"/>
+      </w:pPr>
+      <w:rPr>
+        <w:rFonts w:ascii="Wingdings" w:hAnsi="Wingdings" w:hint="default"/>
+        <w:sz w:val="20"/>
+      </w:rPr>
+    </w:lvl>
+    <w:lvl w:ilvl="4" w:tentative="1">
+      <w:start w:val="1"/>
+      <w:numFmt w:val="bullet"/>
+      <w:lvlText w:val=""/>
+      <w:lvlJc w:val="left"/>
+      <w:pPr>
+        <w:tabs>
+          <w:tab w:val="num" w:pos="3600"/>
+        </w:tabs>
+        <w:ind w:left="3600" w:hanging="360"/>
+      </w:pPr>
+      <w:rPr>
+        <w:rFonts w:ascii="Wingdings" w:hAnsi="Wingdings" w:hint="default"/>
+        <w:sz w:val="20"/>
+      </w:rPr>
+    </w:lvl>
+    <w:lvl w:ilvl="5" w:tentative="1">
+      <w:start w:val="1"/>
+      <w:numFmt w:val="bullet"/>
+      <w:lvlText w:val=""/>
+      <w:lvlJc w:val="left"/>
+      <w:pPr>
+        <w:tabs>
+          <w:tab w:val="num" w:pos="4320"/>
+        </w:tabs>
+        <w:ind w:left="4320" w:hanging="360"/>
+      </w:pPr>
+      <w:rPr>
+        <w:rFonts w:ascii="Wingdings" w:hAnsi="Wingdings" w:hint="default"/>
+        <w:sz w:val="20"/>
+      </w:rPr>
+    </w:lvl>
+    <w:lvl w:ilvl="6" w:tentative="1">
+      <w:start w:val="1"/>
+      <w:numFmt w:val="bullet"/>
+      <w:lvlText w:val=""/>
+      <w:lvlJc w:val="left"/>
+      <w:pPr>
+        <w:tabs>
+          <w:tab w:val="num" w:pos="5040"/>
+        </w:tabs>
+        <w:ind w:left="5040" w:hanging="360"/>
+      </w:pPr>
+      <w:rPr>
+        <w:rFonts w:ascii="Wingdings" w:hAnsi="Wingdings" w:hint="default"/>
+        <w:sz w:val="20"/>
+      </w:rPr>
+    </w:lvl>
+    <w:lvl w:ilvl="7" w:tentative="1">
+      <w:start w:val="1"/>
+      <w:numFmt w:val="bullet"/>
+      <w:lvlText w:val=""/>
+      <w:lvlJc w:val="left"/>
+      <w:pPr>
+        <w:tabs>
+          <w:tab w:val="num" w:pos="5760"/>
+        </w:tabs>
+        <w:ind w:left="5760" w:hanging="360"/>
+      </w:pPr>
+      <w:rPr>
+        <w:rFonts w:ascii="Wingdings" w:hAnsi="Wingdings" w:hint="default"/>
+        <w:sz w:val="20"/>
+      </w:rPr>
+    </w:lvl>
+    <w:lvl w:ilvl="8" w:tentative="1">
+      <w:start w:val="1"/>
+      <w:numFmt w:val="bullet"/>
+      <w:lvlText w:val=""/>
+      <w:lvlJc w:val="left"/>
+      <w:pPr>
+        <w:tabs>
+          <w:tab w:val="num" w:pos="6480"/>
+        </w:tabs>
+        <w:ind w:left="6480" w:hanging="360"/>
+      </w:pPr>
+      <w:rPr>
+        <w:rFonts w:ascii="Wingdings" w:hAnsi="Wingdings" w:hint="default"/>
+        <w:sz w:val="20"/>
+      </w:rPr>
+    </w:lvl>
+  </w:abstractNum>
+  <w:abstractNum w:abstractNumId="12" w15:restartNumberingAfterBreak="0">
     <w:nsid w:val="3B7E008A"/>
     <w:multiLevelType w:val="multilevel"/>
     <w:tmpl w:val="A0B6DC6C"/>
@@ -9391,7 +10730,156 @@
       </w:rPr>
     </w:lvl>
   </w:abstractNum>
-  <w:abstractNum w:abstractNumId="10" w15:restartNumberingAfterBreak="0">
+  <w:abstractNum w:abstractNumId="13" w15:restartNumberingAfterBreak="0">
+    <w:nsid w:val="3C4C000F"/>
+    <w:multiLevelType w:val="multilevel"/>
+    <w:tmpl w:val="DB9EB6A0"/>
+    <w:lvl w:ilvl="0">
+      <w:start w:val="1"/>
+      <w:numFmt w:val="bullet"/>
+      <w:lvlText w:val=""/>
+      <w:lvlJc w:val="left"/>
+      <w:pPr>
+        <w:tabs>
+          <w:tab w:val="num" w:pos="720"/>
+        </w:tabs>
+        <w:ind w:left="720" w:hanging="360"/>
+      </w:pPr>
+      <w:rPr>
+        <w:rFonts w:ascii="Symbol" w:hAnsi="Symbol" w:hint="default"/>
+        <w:sz w:val="20"/>
+      </w:rPr>
+    </w:lvl>
+    <w:lvl w:ilvl="1" w:tentative="1">
+      <w:start w:val="1"/>
+      <w:numFmt w:val="bullet"/>
+      <w:lvlText w:val="o"/>
+      <w:lvlJc w:val="left"/>
+      <w:pPr>
+        <w:tabs>
+          <w:tab w:val="num" w:pos="1440"/>
+        </w:tabs>
+        <w:ind w:left="1440" w:hanging="360"/>
+      </w:pPr>
+      <w:rPr>
+        <w:rFonts w:ascii="Courier New" w:hAnsi="Courier New" w:hint="default"/>
+        <w:sz w:val="20"/>
+      </w:rPr>
+    </w:lvl>
+    <w:lvl w:ilvl="2" w:tentative="1">
+      <w:start w:val="1"/>
+      <w:numFmt w:val="bullet"/>
+      <w:lvlText w:val=""/>
+      <w:lvlJc w:val="left"/>
+      <w:pPr>
+        <w:tabs>
+          <w:tab w:val="num" w:pos="2160"/>
+        </w:tabs>
+        <w:ind w:left="2160" w:hanging="360"/>
+      </w:pPr>
+      <w:rPr>
+        <w:rFonts w:ascii="Wingdings" w:hAnsi="Wingdings" w:hint="default"/>
+        <w:sz w:val="20"/>
+      </w:rPr>
+    </w:lvl>
+    <w:lvl w:ilvl="3" w:tentative="1">
+      <w:start w:val="1"/>
+      <w:numFmt w:val="bullet"/>
+      <w:lvlText w:val=""/>
+      <w:lvlJc w:val="left"/>
+      <w:pPr>
+        <w:tabs>
+          <w:tab w:val="num" w:pos="2880"/>
+        </w:tabs>
+        <w:ind w:left="2880" w:hanging="360"/>
+      </w:pPr>
+      <w:rPr>
+        <w:rFonts w:ascii="Wingdings" w:hAnsi="Wingdings" w:hint="default"/>
+        <w:sz w:val="20"/>
+      </w:rPr>
+    </w:lvl>
+    <w:lvl w:ilvl="4" w:tentative="1">
+      <w:start w:val="1"/>
+      <w:numFmt w:val="bullet"/>
+      <w:lvlText w:val=""/>
+      <w:lvlJc w:val="left"/>
+      <w:pPr>
+        <w:tabs>
+          <w:tab w:val="num" w:pos="3600"/>
+        </w:tabs>
+        <w:ind w:left="3600" w:hanging="360"/>
+      </w:pPr>
+      <w:rPr>
+        <w:rFonts w:ascii="Wingdings" w:hAnsi="Wingdings" w:hint="default"/>
+        <w:sz w:val="20"/>
+      </w:rPr>
+    </w:lvl>
+    <w:lvl w:ilvl="5" w:tentative="1">
+      <w:start w:val="1"/>
+      <w:numFmt w:val="bullet"/>
+      <w:lvlText w:val=""/>
+      <w:lvlJc w:val="left"/>
+      <w:pPr>
+        <w:tabs>
+          <w:tab w:val="num" w:pos="4320"/>
+        </w:tabs>
+        <w:ind w:left="4320" w:hanging="360"/>
+      </w:pPr>
+      <w:rPr>
+        <w:rFonts w:ascii="Wingdings" w:hAnsi="Wingdings" w:hint="default"/>
+        <w:sz w:val="20"/>
+      </w:rPr>
+    </w:lvl>
+    <w:lvl w:ilvl="6" w:tentative="1">
+      <w:start w:val="1"/>
+      <w:numFmt w:val="bullet"/>
+      <w:lvlText w:val=""/>
+      <w:lvlJc w:val="left"/>
+      <w:pPr>
+        <w:tabs>
+          <w:tab w:val="num" w:pos="5040"/>
+        </w:tabs>
+        <w:ind w:left="5040" w:hanging="360"/>
+      </w:pPr>
+      <w:rPr>
+        <w:rFonts w:ascii="Wingdings" w:hAnsi="Wingdings" w:hint="default"/>
+        <w:sz w:val="20"/>
+      </w:rPr>
+    </w:lvl>
+    <w:lvl w:ilvl="7" w:tentative="1">
+      <w:start w:val="1"/>
+      <w:numFmt w:val="bullet"/>
+      <w:lvlText w:val=""/>
+      <w:lvlJc w:val="left"/>
+      <w:pPr>
+        <w:tabs>
+          <w:tab w:val="num" w:pos="5760"/>
+        </w:tabs>
+        <w:ind w:left="5760" w:hanging="360"/>
+      </w:pPr>
+      <w:rPr>
+        <w:rFonts w:ascii="Wingdings" w:hAnsi="Wingdings" w:hint="default"/>
+        <w:sz w:val="20"/>
+      </w:rPr>
+    </w:lvl>
+    <w:lvl w:ilvl="8" w:tentative="1">
+      <w:start w:val="1"/>
+      <w:numFmt w:val="bullet"/>
+      <w:lvlText w:val=""/>
+      <w:lvlJc w:val="left"/>
+      <w:pPr>
+        <w:tabs>
+          <w:tab w:val="num" w:pos="6480"/>
+        </w:tabs>
+        <w:ind w:left="6480" w:hanging="360"/>
+      </w:pPr>
+      <w:rPr>
+        <w:rFonts w:ascii="Wingdings" w:hAnsi="Wingdings" w:hint="default"/>
+        <w:sz w:val="20"/>
+      </w:rPr>
+    </w:lvl>
+  </w:abstractNum>
+  <w:abstractNum w:abstractNumId="14" w15:restartNumberingAfterBreak="0">
     <w:nsid w:val="4A113400"/>
     <w:multiLevelType w:val="multilevel"/>
     <w:tmpl w:val="2FA2C78E"/>
@@ -9513,7 +11001,7 @@
       </w:rPr>
     </w:lvl>
   </w:abstractNum>
-  <w:abstractNum w:abstractNumId="11" w15:restartNumberingAfterBreak="0">
+  <w:abstractNum w:abstractNumId="15" w15:restartNumberingAfterBreak="0">
     <w:nsid w:val="526A7835"/>
     <w:multiLevelType w:val="multilevel"/>
     <w:tmpl w:val="BBE4C0FE"/>
@@ -9662,7 +11150,7 @@
       </w:rPr>
     </w:lvl>
   </w:abstractNum>
-  <w:abstractNum w:abstractNumId="12" w15:restartNumberingAfterBreak="0">
+  <w:abstractNum w:abstractNumId="16" w15:restartNumberingAfterBreak="0">
     <w:nsid w:val="55A852E6"/>
     <w:multiLevelType w:val="multilevel"/>
     <w:tmpl w:val="1A604638"/>
@@ -9811,7 +11299,7 @@
       </w:rPr>
     </w:lvl>
   </w:abstractNum>
-  <w:abstractNum w:abstractNumId="13" w15:restartNumberingAfterBreak="0">
+  <w:abstractNum w:abstractNumId="17" w15:restartNumberingAfterBreak="0">
     <w:nsid w:val="58435C45"/>
     <w:multiLevelType w:val="multilevel"/>
     <w:tmpl w:val="258CF05E"/>
@@ -9960,7 +11448,7 @@
       </w:rPr>
     </w:lvl>
   </w:abstractNum>
-  <w:abstractNum w:abstractNumId="14" w15:restartNumberingAfterBreak="0">
+  <w:abstractNum w:abstractNumId="18" w15:restartNumberingAfterBreak="0">
     <w:nsid w:val="58AD3DBD"/>
     <w:multiLevelType w:val="multilevel"/>
     <w:tmpl w:val="7C1E0308"/>
@@ -10109,7 +11597,7 @@
       </w:rPr>
     </w:lvl>
   </w:abstractNum>
-  <w:abstractNum w:abstractNumId="15" w15:restartNumberingAfterBreak="0">
+  <w:abstractNum w:abstractNumId="19" w15:restartNumberingAfterBreak="0">
     <w:nsid w:val="59991282"/>
     <w:multiLevelType w:val="multilevel"/>
     <w:tmpl w:val="6FFC974E"/>
@@ -10258,7 +11746,7 @@
       </w:rPr>
     </w:lvl>
   </w:abstractNum>
-  <w:abstractNum w:abstractNumId="16" w15:restartNumberingAfterBreak="0">
+  <w:abstractNum w:abstractNumId="20" w15:restartNumberingAfterBreak="0">
     <w:nsid w:val="6346323B"/>
     <w:multiLevelType w:val="multilevel"/>
     <w:tmpl w:val="82880B54"/>
@@ -10407,7 +11895,7 @@
       </w:rPr>
     </w:lvl>
   </w:abstractNum>
-  <w:abstractNum w:abstractNumId="17" w15:restartNumberingAfterBreak="0">
+  <w:abstractNum w:abstractNumId="21" w15:restartNumberingAfterBreak="0">
     <w:nsid w:val="6589744B"/>
     <w:multiLevelType w:val="hybridMultilevel"/>
     <w:tmpl w:val="D512938E"/>
@@ -10520,7 +12008,7 @@
       </w:rPr>
     </w:lvl>
   </w:abstractNum>
-  <w:abstractNum w:abstractNumId="18" w15:restartNumberingAfterBreak="0">
+  <w:abstractNum w:abstractNumId="22" w15:restartNumberingAfterBreak="0">
     <w:nsid w:val="68A41C67"/>
     <w:multiLevelType w:val="multilevel"/>
     <w:tmpl w:val="C5A4B06C"/>
@@ -10669,7 +12157,7 @@
       </w:rPr>
     </w:lvl>
   </w:abstractNum>
-  <w:abstractNum w:abstractNumId="19" w15:restartNumberingAfterBreak="0">
+  <w:abstractNum w:abstractNumId="23" w15:restartNumberingAfterBreak="0">
     <w:nsid w:val="6A4C3C45"/>
     <w:multiLevelType w:val="multilevel"/>
     <w:tmpl w:val="D6D2F384"/>
@@ -10818,7 +12306,7 @@
       </w:rPr>
     </w:lvl>
   </w:abstractNum>
-  <w:abstractNum w:abstractNumId="20" w15:restartNumberingAfterBreak="0">
+  <w:abstractNum w:abstractNumId="24" w15:restartNumberingAfterBreak="0">
     <w:nsid w:val="7AB00C32"/>
     <w:multiLevelType w:val="multilevel"/>
     <w:tmpl w:val="0E7AD560"/>
@@ -10967,7 +12455,7 @@
       </w:rPr>
     </w:lvl>
   </w:abstractNum>
-  <w:abstractNum w:abstractNumId="21" w15:restartNumberingAfterBreak="0">
+  <w:abstractNum w:abstractNumId="25" w15:restartNumberingAfterBreak="0">
     <w:nsid w:val="7CCD1243"/>
     <w:multiLevelType w:val="multilevel"/>
     <w:tmpl w:val="8FF2DA9C"/>
@@ -11089,7 +12577,7 @@
       </w:rPr>
     </w:lvl>
   </w:abstractNum>
-  <w:abstractNum w:abstractNumId="22" w15:restartNumberingAfterBreak="0">
+  <w:abstractNum w:abstractNumId="26" w15:restartNumberingAfterBreak="0">
     <w:nsid w:val="7DDC44FA"/>
     <w:multiLevelType w:val="multilevel"/>
     <w:tmpl w:val="EF5E91FA"/>
@@ -11203,73 +12691,85 @@
     </w:lvl>
   </w:abstractNum>
   <w:num w:numId="1" w16cid:durableId="1905792033">
-    <w:abstractNumId w:val="3"/>
+    <w:abstractNumId w:val="4"/>
   </w:num>
   <w:num w:numId="2" w16cid:durableId="714695035">
     <w:abstractNumId w:val="2"/>
   </w:num>
   <w:num w:numId="3" w16cid:durableId="1846551290">
-    <w:abstractNumId w:val="16"/>
+    <w:abstractNumId w:val="20"/>
   </w:num>
   <w:num w:numId="4" w16cid:durableId="1326860417">
-    <w:abstractNumId w:val="22"/>
+    <w:abstractNumId w:val="26"/>
   </w:num>
   <w:num w:numId="5" w16cid:durableId="1550917481">
-    <w:abstractNumId w:val="7"/>
+    <w:abstractNumId w:val="9"/>
   </w:num>
   <w:num w:numId="6" w16cid:durableId="466778385">
-    <w:abstractNumId w:val="15"/>
+    <w:abstractNumId w:val="19"/>
   </w:num>
   <w:num w:numId="7" w16cid:durableId="1561404130">
-    <w:abstractNumId w:val="9"/>
+    <w:abstractNumId w:val="12"/>
   </w:num>
   <w:num w:numId="8" w16cid:durableId="1916739165">
-    <w:abstractNumId w:val="17"/>
+    <w:abstractNumId w:val="21"/>
   </w:num>
   <w:num w:numId="9" w16cid:durableId="1187674998">
-    <w:abstractNumId w:val="18"/>
+    <w:abstractNumId w:val="22"/>
   </w:num>
   <w:num w:numId="10" w16cid:durableId="1460030313">
     <w:abstractNumId w:val="1"/>
   </w:num>
   <w:num w:numId="11" w16cid:durableId="280919808">
-    <w:abstractNumId w:val="12"/>
+    <w:abstractNumId w:val="16"/>
   </w:num>
   <w:num w:numId="12" w16cid:durableId="272129389">
-    <w:abstractNumId w:val="5"/>
+    <w:abstractNumId w:val="6"/>
   </w:num>
   <w:num w:numId="13" w16cid:durableId="1118529976">
-    <w:abstractNumId w:val="6"/>
+    <w:abstractNumId w:val="8"/>
   </w:num>
   <w:num w:numId="14" w16cid:durableId="265307396">
     <w:abstractNumId w:val="0"/>
   </w:num>
   <w:num w:numId="15" w16cid:durableId="637881594">
-    <w:abstractNumId w:val="11"/>
+    <w:abstractNumId w:val="15"/>
   </w:num>
   <w:num w:numId="16" w16cid:durableId="1645817881">
-    <w:abstractNumId w:val="19"/>
+    <w:abstractNumId w:val="23"/>
   </w:num>
   <w:num w:numId="17" w16cid:durableId="1547402215">
-    <w:abstractNumId w:val="4"/>
+    <w:abstractNumId w:val="5"/>
   </w:num>
   <w:num w:numId="18" w16cid:durableId="534588426">
-    <w:abstractNumId w:val="20"/>
+    <w:abstractNumId w:val="24"/>
   </w:num>
   <w:num w:numId="19" w16cid:durableId="1106971488">
+    <w:abstractNumId w:val="18"/>
+  </w:num>
+  <w:num w:numId="20" w16cid:durableId="2124764256">
+    <w:abstractNumId w:val="17"/>
+  </w:num>
+  <w:num w:numId="21" w16cid:durableId="1656060780">
+    <w:abstractNumId w:val="10"/>
+  </w:num>
+  <w:num w:numId="22" w16cid:durableId="534582610">
     <w:abstractNumId w:val="14"/>
   </w:num>
-  <w:num w:numId="20" w16cid:durableId="2124764256">
+  <w:num w:numId="23" w16cid:durableId="475606769">
+    <w:abstractNumId w:val="25"/>
+  </w:num>
+  <w:num w:numId="24" w16cid:durableId="579212954">
+    <w:abstractNumId w:val="7"/>
+  </w:num>
+  <w:num w:numId="25" w16cid:durableId="1916935289">
+    <w:abstractNumId w:val="3"/>
+  </w:num>
+  <w:num w:numId="26" w16cid:durableId="1692534037">
     <w:abstractNumId w:val="13"/>
   </w:num>
-  <w:num w:numId="21" w16cid:durableId="1656060780">
-    <w:abstractNumId w:val="8"/>
-  </w:num>
-  <w:num w:numId="22" w16cid:durableId="534582610">
-    <w:abstractNumId w:val="10"/>
-  </w:num>
-  <w:num w:numId="23" w16cid:durableId="475606769">
-    <w:abstractNumId w:val="21"/>
+  <w:num w:numId="27" w16cid:durableId="170722293">
+    <w:abstractNumId w:val="11"/>
   </w:num>
 </w:numbering>
 </file>

--- a/Memoria.docx
+++ b/Memoria.docx
@@ -1554,6 +1554,914 @@
       <w:pPr>
         <w:jc w:val="both"/>
         <w:rPr>
+          <w:b/>
+          <w:bCs/>
+          <w:sz w:val="36"/>
+          <w:szCs w:val="36"/>
+        </w:rPr>
+      </w:pPr>
+      <w:r>
+        <w:rPr>
+          <w:b/>
+          <w:bCs/>
+          <w:sz w:val="36"/>
+          <w:szCs w:val="36"/>
+        </w:rPr>
+        <w:lastRenderedPageBreak/>
+        <w:t>Capítulo 1. Introducción</w:t>
+      </w:r>
+    </w:p>
+    <w:p>
+      <w:pPr>
+        <w:jc w:val="both"/>
+        <w:rPr>
+          <w:sz w:val="24"/>
+          <w:szCs w:val="24"/>
+          <w:u w:val="single"/>
+        </w:rPr>
+      </w:pPr>
+    </w:p>
+    <w:p>
+      <w:pPr>
+        <w:jc w:val="both"/>
+        <w:rPr>
+          <w:b/>
+          <w:bCs/>
+          <w:sz w:val="24"/>
+          <w:szCs w:val="24"/>
+        </w:rPr>
+      </w:pPr>
+      <w:r>
+        <w:rPr>
+          <w:b/>
+          <w:bCs/>
+          <w:sz w:val="24"/>
+          <w:szCs w:val="24"/>
+        </w:rPr>
+        <w:t>1.1 Contexto y motivación</w:t>
+      </w:r>
+    </w:p>
+    <w:p>
+      <w:pPr>
+        <w:jc w:val="both"/>
+        <w:rPr>
+          <w:sz w:val="24"/>
+          <w:szCs w:val="24"/>
+        </w:rPr>
+      </w:pPr>
+      <w:r>
+        <w:rPr>
+          <w:sz w:val="24"/>
+          <w:szCs w:val="24"/>
+        </w:rPr>
+        <w:t xml:space="preserve">En los últimos años, las </w:t>
+      </w:r>
+      <w:proofErr w:type="spellStart"/>
+      <w:r>
+        <w:rPr>
+          <w:sz w:val="24"/>
+          <w:szCs w:val="24"/>
+        </w:rPr>
+        <w:t>APIs</w:t>
+      </w:r>
+      <w:proofErr w:type="spellEnd"/>
+      <w:r>
+        <w:rPr>
+          <w:sz w:val="24"/>
+          <w:szCs w:val="24"/>
+        </w:rPr>
+        <w:t xml:space="preserve"> REST se han convertido en el pilar sobre el que se sostiene la mayoría del software moderno. Desde aplicaciones móviles hasta plataformas empresariales, casi cualquier sistema digital depende hoy de una API para comunicar sus componentes y exponer sus funcionalidades al exterior. Sin embargo, este protagonismo también las convierte en uno de los objetivos más frecuentes de los atacantes.</w:t>
+      </w:r>
+    </w:p>
+    <w:p>
+      <w:pPr>
+        <w:jc w:val="both"/>
+        <w:rPr>
+          <w:sz w:val="24"/>
+          <w:szCs w:val="24"/>
+        </w:rPr>
+      </w:pPr>
+      <w:r>
+        <w:rPr>
+          <w:sz w:val="24"/>
+          <w:szCs w:val="24"/>
+        </w:rPr>
+        <w:t xml:space="preserve">Según el informe OWASP API Security Top 10, las vulnerabilidades en </w:t>
+      </w:r>
+      <w:proofErr w:type="spellStart"/>
+      <w:r>
+        <w:rPr>
+          <w:sz w:val="24"/>
+          <w:szCs w:val="24"/>
+        </w:rPr>
+        <w:t>APIs</w:t>
+      </w:r>
+      <w:proofErr w:type="spellEnd"/>
+      <w:r>
+        <w:rPr>
+          <w:sz w:val="24"/>
+          <w:szCs w:val="24"/>
+        </w:rPr>
+        <w:t xml:space="preserve"> son responsables de una parte significativa de las brechas de seguridad registradas a nivel mundial. Problemas como la ausencia de autenticación, el acceso indebido a recursos de otros usuarios o la falta de limitación de peticiones son más comunes de lo que cabría esperar, incluso en sistemas desarrollados por equipos con experiencia.</w:t>
+      </w:r>
+    </w:p>
+    <w:p>
+      <w:pPr>
+        <w:jc w:val="both"/>
+        <w:rPr>
+          <w:sz w:val="24"/>
+          <w:szCs w:val="24"/>
+        </w:rPr>
+      </w:pPr>
+      <w:r>
+        <w:rPr>
+          <w:sz w:val="24"/>
+          <w:szCs w:val="24"/>
+        </w:rPr>
+        <w:t>La motivación de este trabajo surge precisamente de esa realidad. Existe una brecha importante entre saber desarrollar una API funcional y saber desarrollarla de forma segura. El objetivo no es únicamente construir un sistema que funcione, sino demostrar, de manera práctica y documentada, qué diferencia hay entre una API vulnerable y una API que aplica medidas de seguridad reales.</w:t>
+      </w:r>
+    </w:p>
+    <w:p>
+      <w:pPr>
+        <w:jc w:val="both"/>
+        <w:rPr>
+          <w:b/>
+          <w:bCs/>
+          <w:sz w:val="24"/>
+          <w:szCs w:val="24"/>
+        </w:rPr>
+      </w:pPr>
+      <w:r>
+        <w:rPr>
+          <w:b/>
+          <w:bCs/>
+          <w:sz w:val="24"/>
+          <w:szCs w:val="24"/>
+        </w:rPr>
+        <w:t>1.2 Descripción del proyecto</w:t>
+      </w:r>
+    </w:p>
+    <w:p>
+      <w:pPr>
+        <w:jc w:val="both"/>
+        <w:rPr>
+          <w:sz w:val="24"/>
+          <w:szCs w:val="24"/>
+        </w:rPr>
+      </w:pPr>
+      <w:r>
+        <w:rPr>
+          <w:sz w:val="24"/>
+          <w:szCs w:val="24"/>
+        </w:rPr>
+        <w:t xml:space="preserve">Este Trabajo de Fin de Grado consiste en el diseño, desarrollo y evaluación de una API REST aplicada a una plataforma de gestión de informes médicos. El sistema permite a los usuarios registrarse, iniciar sesión, activar la autenticación </w:t>
+      </w:r>
+      <w:proofErr w:type="spellStart"/>
+      <w:r>
+        <w:rPr>
+          <w:sz w:val="24"/>
+          <w:szCs w:val="24"/>
+        </w:rPr>
+        <w:t>multifactor</w:t>
+      </w:r>
+      <w:proofErr w:type="spellEnd"/>
+      <w:r>
+        <w:rPr>
+          <w:sz w:val="24"/>
+          <w:szCs w:val="24"/>
+        </w:rPr>
+        <w:t>, acceder a recursos protegidos según su rol y consultar registros de actividad.</w:t>
+      </w:r>
+    </w:p>
+    <w:p>
+      <w:pPr>
+        <w:jc w:val="both"/>
+        <w:rPr>
+          <w:sz w:val="24"/>
+          <w:szCs w:val="24"/>
+        </w:rPr>
+      </w:pPr>
+      <w:r>
+        <w:rPr>
+          <w:sz w:val="24"/>
+          <w:szCs w:val="24"/>
+        </w:rPr>
+        <w:t xml:space="preserve">Para demostrar la importancia de cada medida de seguridad implementada, el proyecto se ha desarrollado en dos versiones paralelas: una versión vulnerable, con protecciones mínimas, y una versión segura, que incorpora autenticación con tokens, autenticación </w:t>
+      </w:r>
+      <w:proofErr w:type="spellStart"/>
+      <w:r>
+        <w:rPr>
+          <w:sz w:val="24"/>
+          <w:szCs w:val="24"/>
+        </w:rPr>
+        <w:t>multifactor</w:t>
+      </w:r>
+      <w:proofErr w:type="spellEnd"/>
+      <w:r>
+        <w:rPr>
+          <w:sz w:val="24"/>
+          <w:szCs w:val="24"/>
+        </w:rPr>
+        <w:t xml:space="preserve"> mediante TOTP, control de acceso basado en roles, limitación de peticiones y auditoría de eventos. La comparativa entre ambas versiones constituye el núcleo de la evaluación del proyecto.</w:t>
+      </w:r>
+    </w:p>
+    <w:p>
+      <w:pPr>
+        <w:jc w:val="both"/>
+        <w:rPr>
+          <w:b/>
+          <w:bCs/>
+          <w:sz w:val="24"/>
+          <w:szCs w:val="24"/>
+        </w:rPr>
+      </w:pPr>
+      <w:r>
+        <w:rPr>
+          <w:b/>
+          <w:bCs/>
+          <w:sz w:val="24"/>
+          <w:szCs w:val="24"/>
+        </w:rPr>
+        <w:t>1.3 Estructura de la memoria</w:t>
+      </w:r>
+    </w:p>
+    <w:p>
+      <w:pPr>
+        <w:jc w:val="both"/>
+        <w:rPr>
+          <w:sz w:val="24"/>
+          <w:szCs w:val="24"/>
+        </w:rPr>
+      </w:pPr>
+      <w:r>
+        <w:rPr>
+          <w:sz w:val="24"/>
+          <w:szCs w:val="24"/>
+        </w:rPr>
+        <w:t>La memoria se organiza en siete capítulos. El Capítulo 2 recoge el estado del arte, revisando los conceptos y tecnologías sobre los que se apoya el proyecto. El Capítulo 3 presenta el análisis de requisitos y el modelo de amenazas. El Capítulo 4 describe el diseño del sistema. El Capítulo 5 detalla la implementación. El Capítulo 6 recoge las pruebas de seguridad realizadas y la comparativa entre versiones. Finalmente, el Capítulo 7 presenta las conclusiones y las posibles líneas de trabajo futuro.</w:t>
+      </w:r>
+    </w:p>
+    <w:p>
+      <w:pPr>
+        <w:jc w:val="both"/>
+        <w:rPr>
+          <w:sz w:val="24"/>
+          <w:szCs w:val="24"/>
+        </w:rPr>
+      </w:pPr>
+    </w:p>
+    <w:p>
+      <w:pPr>
+        <w:jc w:val="both"/>
+        <w:rPr>
+          <w:sz w:val="24"/>
+          <w:szCs w:val="24"/>
+        </w:rPr>
+      </w:pPr>
+    </w:p>
+    <w:p>
+      <w:pPr>
+        <w:jc w:val="both"/>
+        <w:rPr>
+          <w:sz w:val="24"/>
+          <w:szCs w:val="24"/>
+        </w:rPr>
+      </w:pPr>
+    </w:p>
+    <w:p>
+      <w:pPr>
+        <w:jc w:val="both"/>
+        <w:rPr>
+          <w:sz w:val="24"/>
+          <w:szCs w:val="24"/>
+        </w:rPr>
+      </w:pPr>
+    </w:p>
+    <w:p>
+      <w:pPr>
+        <w:jc w:val="both"/>
+        <w:rPr>
+          <w:sz w:val="24"/>
+          <w:szCs w:val="24"/>
+        </w:rPr>
+      </w:pPr>
+    </w:p>
+    <w:p>
+      <w:pPr>
+        <w:jc w:val="both"/>
+        <w:rPr>
+          <w:sz w:val="24"/>
+          <w:szCs w:val="24"/>
+        </w:rPr>
+      </w:pPr>
+    </w:p>
+    <w:p>
+      <w:pPr>
+        <w:jc w:val="both"/>
+        <w:rPr>
+          <w:sz w:val="24"/>
+          <w:szCs w:val="24"/>
+        </w:rPr>
+      </w:pPr>
+    </w:p>
+    <w:p>
+      <w:pPr>
+        <w:jc w:val="both"/>
+        <w:rPr>
+          <w:sz w:val="24"/>
+          <w:szCs w:val="24"/>
+        </w:rPr>
+      </w:pPr>
+    </w:p>
+    <w:p>
+      <w:pPr>
+        <w:jc w:val="both"/>
+        <w:rPr>
+          <w:sz w:val="24"/>
+          <w:szCs w:val="24"/>
+        </w:rPr>
+      </w:pPr>
+    </w:p>
+    <w:p>
+      <w:pPr>
+        <w:jc w:val="both"/>
+        <w:rPr>
+          <w:sz w:val="24"/>
+          <w:szCs w:val="24"/>
+        </w:rPr>
+      </w:pPr>
+    </w:p>
+    <w:p>
+      <w:pPr>
+        <w:jc w:val="both"/>
+        <w:rPr>
+          <w:sz w:val="24"/>
+          <w:szCs w:val="24"/>
+        </w:rPr>
+      </w:pPr>
+    </w:p>
+    <w:p>
+      <w:pPr>
+        <w:jc w:val="both"/>
+        <w:rPr>
+          <w:sz w:val="24"/>
+          <w:szCs w:val="24"/>
+        </w:rPr>
+      </w:pPr>
+    </w:p>
+    <w:p>
+      <w:pPr>
+        <w:jc w:val="both"/>
+        <w:rPr>
+          <w:sz w:val="24"/>
+          <w:szCs w:val="24"/>
+        </w:rPr>
+      </w:pPr>
+    </w:p>
+    <w:p>
+      <w:pPr>
+        <w:jc w:val="both"/>
+        <w:rPr>
+          <w:sz w:val="24"/>
+          <w:szCs w:val="24"/>
+        </w:rPr>
+      </w:pPr>
+    </w:p>
+    <w:p>
+      <w:pPr>
+        <w:jc w:val="both"/>
+        <w:rPr>
+          <w:sz w:val="24"/>
+          <w:szCs w:val="24"/>
+        </w:rPr>
+      </w:pPr>
+    </w:p>
+    <w:p>
+      <w:pPr>
+        <w:jc w:val="both"/>
+        <w:rPr>
+          <w:sz w:val="24"/>
+          <w:szCs w:val="24"/>
+        </w:rPr>
+      </w:pPr>
+    </w:p>
+    <w:p>
+      <w:pPr>
+        <w:jc w:val="both"/>
+        <w:rPr>
+          <w:sz w:val="24"/>
+          <w:szCs w:val="24"/>
+        </w:rPr>
+      </w:pPr>
+    </w:p>
+    <w:p>
+      <w:pPr>
+        <w:jc w:val="both"/>
+        <w:rPr>
+          <w:sz w:val="24"/>
+          <w:szCs w:val="24"/>
+        </w:rPr>
+      </w:pPr>
+    </w:p>
+    <w:p>
+      <w:pPr>
+        <w:jc w:val="both"/>
+        <w:rPr>
+          <w:sz w:val="24"/>
+          <w:szCs w:val="24"/>
+        </w:rPr>
+      </w:pPr>
+    </w:p>
+    <w:p>
+      <w:pPr>
+        <w:jc w:val="both"/>
+        <w:rPr>
+          <w:sz w:val="24"/>
+          <w:szCs w:val="24"/>
+        </w:rPr>
+      </w:pPr>
+    </w:p>
+    <w:p>
+      <w:pPr>
+        <w:jc w:val="both"/>
+        <w:rPr>
+          <w:sz w:val="24"/>
+          <w:szCs w:val="24"/>
+        </w:rPr>
+      </w:pPr>
+    </w:p>
+    <w:p>
+      <w:pPr>
+        <w:jc w:val="both"/>
+        <w:rPr>
+          <w:sz w:val="24"/>
+          <w:szCs w:val="24"/>
+        </w:rPr>
+      </w:pPr>
+    </w:p>
+    <w:p>
+      <w:pPr>
+        <w:jc w:val="both"/>
+        <w:rPr>
+          <w:sz w:val="24"/>
+          <w:szCs w:val="24"/>
+        </w:rPr>
+      </w:pPr>
+    </w:p>
+    <w:p>
+      <w:pPr>
+        <w:jc w:val="both"/>
+        <w:rPr>
+          <w:sz w:val="24"/>
+          <w:szCs w:val="24"/>
+        </w:rPr>
+      </w:pPr>
+    </w:p>
+    <w:p>
+      <w:pPr>
+        <w:jc w:val="both"/>
+        <w:rPr>
+          <w:sz w:val="24"/>
+          <w:szCs w:val="24"/>
+        </w:rPr>
+      </w:pPr>
+    </w:p>
+    <w:p>
+      <w:pPr>
+        <w:jc w:val="both"/>
+        <w:rPr>
+          <w:sz w:val="24"/>
+          <w:szCs w:val="24"/>
+        </w:rPr>
+      </w:pPr>
+    </w:p>
+    <w:p>
+      <w:pPr>
+        <w:jc w:val="both"/>
+        <w:rPr>
+          <w:sz w:val="24"/>
+          <w:szCs w:val="24"/>
+        </w:rPr>
+      </w:pPr>
+    </w:p>
+    <w:p>
+      <w:pPr>
+        <w:jc w:val="both"/>
+        <w:rPr>
+          <w:sz w:val="24"/>
+          <w:szCs w:val="24"/>
+        </w:rPr>
+      </w:pPr>
+    </w:p>
+    <w:p>
+      <w:pPr>
+        <w:jc w:val="both"/>
+        <w:rPr>
+          <w:sz w:val="24"/>
+          <w:szCs w:val="24"/>
+        </w:rPr>
+      </w:pPr>
+    </w:p>
+    <w:p>
+      <w:pPr>
+        <w:jc w:val="both"/>
+        <w:rPr>
+          <w:sz w:val="24"/>
+          <w:szCs w:val="24"/>
+        </w:rPr>
+      </w:pPr>
+    </w:p>
+    <w:p>
+      <w:pPr>
+        <w:jc w:val="both"/>
+        <w:rPr>
+          <w:sz w:val="24"/>
+          <w:szCs w:val="24"/>
+        </w:rPr>
+      </w:pPr>
+    </w:p>
+    <w:p>
+      <w:pPr>
+        <w:jc w:val="both"/>
+        <w:rPr>
+          <w:sz w:val="24"/>
+          <w:szCs w:val="24"/>
+        </w:rPr>
+      </w:pPr>
+    </w:p>
+    <w:p>
+      <w:pPr>
+        <w:jc w:val="both"/>
+        <w:rPr>
+          <w:sz w:val="24"/>
+          <w:szCs w:val="24"/>
+        </w:rPr>
+      </w:pPr>
+    </w:p>
+    <w:p>
+      <w:pPr>
+        <w:jc w:val="both"/>
+        <w:rPr>
+          <w:sz w:val="24"/>
+          <w:szCs w:val="24"/>
+        </w:rPr>
+      </w:pPr>
+    </w:p>
+    <w:p>
+      <w:pPr>
+        <w:jc w:val="both"/>
+        <w:rPr>
+          <w:sz w:val="24"/>
+          <w:szCs w:val="24"/>
+        </w:rPr>
+      </w:pPr>
+    </w:p>
+    <w:p>
+      <w:pPr>
+        <w:jc w:val="both"/>
+        <w:rPr>
+          <w:sz w:val="24"/>
+          <w:szCs w:val="24"/>
+        </w:rPr>
+      </w:pPr>
+    </w:p>
+    <w:p>
+      <w:pPr>
+        <w:jc w:val="both"/>
+        <w:rPr>
+          <w:sz w:val="24"/>
+          <w:szCs w:val="24"/>
+        </w:rPr>
+      </w:pPr>
+    </w:p>
+    <w:p>
+      <w:pPr>
+        <w:jc w:val="both"/>
+        <w:rPr>
+          <w:sz w:val="24"/>
+          <w:szCs w:val="24"/>
+        </w:rPr>
+      </w:pPr>
+    </w:p>
+    <w:p>
+      <w:pPr>
+        <w:jc w:val="both"/>
+        <w:rPr>
+          <w:sz w:val="24"/>
+          <w:szCs w:val="24"/>
+        </w:rPr>
+      </w:pPr>
+    </w:p>
+    <w:p>
+      <w:pPr>
+        <w:jc w:val="both"/>
+        <w:rPr>
+          <w:sz w:val="24"/>
+          <w:szCs w:val="24"/>
+        </w:rPr>
+      </w:pPr>
+    </w:p>
+    <w:p>
+      <w:pPr>
+        <w:jc w:val="both"/>
+        <w:rPr>
+          <w:sz w:val="24"/>
+          <w:szCs w:val="24"/>
+        </w:rPr>
+      </w:pPr>
+    </w:p>
+    <w:p>
+      <w:pPr>
+        <w:jc w:val="both"/>
+        <w:rPr>
+          <w:sz w:val="24"/>
+          <w:szCs w:val="24"/>
+        </w:rPr>
+      </w:pPr>
+    </w:p>
+    <w:p>
+      <w:pPr>
+        <w:jc w:val="both"/>
+        <w:rPr>
+          <w:sz w:val="24"/>
+          <w:szCs w:val="24"/>
+        </w:rPr>
+      </w:pPr>
+    </w:p>
+    <w:p>
+      <w:pPr>
+        <w:jc w:val="both"/>
+        <w:rPr>
+          <w:sz w:val="24"/>
+          <w:szCs w:val="24"/>
+        </w:rPr>
+      </w:pPr>
+    </w:p>
+    <w:p>
+      <w:pPr>
+        <w:jc w:val="both"/>
+        <w:rPr>
+          <w:sz w:val="24"/>
+          <w:szCs w:val="24"/>
+        </w:rPr>
+      </w:pPr>
+    </w:p>
+    <w:p>
+      <w:pPr>
+        <w:jc w:val="both"/>
+        <w:rPr>
+          <w:sz w:val="24"/>
+          <w:szCs w:val="24"/>
+        </w:rPr>
+      </w:pPr>
+    </w:p>
+    <w:p>
+      <w:pPr>
+        <w:jc w:val="both"/>
+        <w:rPr>
+          <w:sz w:val="24"/>
+          <w:szCs w:val="24"/>
+        </w:rPr>
+      </w:pPr>
+    </w:p>
+    <w:p>
+      <w:pPr>
+        <w:jc w:val="both"/>
+        <w:rPr>
+          <w:sz w:val="24"/>
+          <w:szCs w:val="24"/>
+        </w:rPr>
+      </w:pPr>
+    </w:p>
+    <w:p>
+      <w:pPr>
+        <w:jc w:val="both"/>
+        <w:rPr>
+          <w:sz w:val="24"/>
+          <w:szCs w:val="24"/>
+        </w:rPr>
+      </w:pPr>
+    </w:p>
+    <w:p>
+      <w:pPr>
+        <w:jc w:val="both"/>
+        <w:rPr>
+          <w:sz w:val="24"/>
+          <w:szCs w:val="24"/>
+        </w:rPr>
+      </w:pPr>
+    </w:p>
+    <w:p>
+      <w:pPr>
+        <w:jc w:val="both"/>
+        <w:rPr>
+          <w:sz w:val="24"/>
+          <w:szCs w:val="24"/>
+        </w:rPr>
+      </w:pPr>
+    </w:p>
+    <w:p>
+      <w:pPr>
+        <w:jc w:val="both"/>
+        <w:rPr>
+          <w:sz w:val="24"/>
+          <w:szCs w:val="24"/>
+        </w:rPr>
+      </w:pPr>
+    </w:p>
+    <w:p>
+      <w:pPr>
+        <w:jc w:val="both"/>
+        <w:rPr>
+          <w:sz w:val="24"/>
+          <w:szCs w:val="24"/>
+        </w:rPr>
+      </w:pPr>
+    </w:p>
+    <w:p>
+      <w:pPr>
+        <w:jc w:val="both"/>
+        <w:rPr>
+          <w:sz w:val="24"/>
+          <w:szCs w:val="24"/>
+        </w:rPr>
+      </w:pPr>
+    </w:p>
+    <w:p>
+      <w:pPr>
+        <w:jc w:val="both"/>
+        <w:rPr>
+          <w:sz w:val="24"/>
+          <w:szCs w:val="24"/>
+        </w:rPr>
+      </w:pPr>
+    </w:p>
+    <w:p>
+      <w:pPr>
+        <w:jc w:val="both"/>
+        <w:rPr>
+          <w:sz w:val="24"/>
+          <w:szCs w:val="24"/>
+        </w:rPr>
+      </w:pPr>
+    </w:p>
+    <w:p>
+      <w:pPr>
+        <w:jc w:val="both"/>
+        <w:rPr>
+          <w:sz w:val="24"/>
+          <w:szCs w:val="24"/>
+        </w:rPr>
+      </w:pPr>
+    </w:p>
+    <w:p>
+      <w:pPr>
+        <w:jc w:val="both"/>
+        <w:rPr>
+          <w:sz w:val="24"/>
+          <w:szCs w:val="24"/>
+        </w:rPr>
+      </w:pPr>
+    </w:p>
+    <w:p>
+      <w:pPr>
+        <w:jc w:val="both"/>
+        <w:rPr>
+          <w:sz w:val="24"/>
+          <w:szCs w:val="24"/>
+        </w:rPr>
+      </w:pPr>
+    </w:p>
+    <w:p>
+      <w:pPr>
+        <w:jc w:val="both"/>
+        <w:rPr>
+          <w:sz w:val="24"/>
+          <w:szCs w:val="24"/>
+        </w:rPr>
+      </w:pPr>
+    </w:p>
+    <w:p>
+      <w:pPr>
+        <w:jc w:val="both"/>
+        <w:rPr>
+          <w:sz w:val="24"/>
+          <w:szCs w:val="24"/>
+        </w:rPr>
+      </w:pPr>
+    </w:p>
+    <w:p>
+      <w:pPr>
+        <w:jc w:val="both"/>
+        <w:rPr>
+          <w:sz w:val="24"/>
+          <w:szCs w:val="24"/>
+        </w:rPr>
+      </w:pPr>
+    </w:p>
+    <w:p>
+      <w:pPr>
+        <w:jc w:val="both"/>
+        <w:rPr>
+          <w:sz w:val="24"/>
+          <w:szCs w:val="24"/>
+        </w:rPr>
+      </w:pPr>
+    </w:p>
+    <w:p>
+      <w:pPr>
+        <w:jc w:val="both"/>
+        <w:rPr>
+          <w:sz w:val="24"/>
+          <w:szCs w:val="24"/>
+        </w:rPr>
+      </w:pPr>
+    </w:p>
+    <w:p>
+      <w:pPr>
+        <w:jc w:val="both"/>
+        <w:rPr>
+          <w:sz w:val="24"/>
+          <w:szCs w:val="24"/>
+        </w:rPr>
+      </w:pPr>
+    </w:p>
+    <w:p>
+      <w:pPr>
+        <w:jc w:val="both"/>
+        <w:rPr>
+          <w:sz w:val="24"/>
+          <w:szCs w:val="24"/>
+        </w:rPr>
+      </w:pPr>
+    </w:p>
+    <w:p>
+      <w:pPr>
+        <w:jc w:val="both"/>
+        <w:rPr>
+          <w:sz w:val="24"/>
+          <w:szCs w:val="24"/>
+        </w:rPr>
+      </w:pPr>
+    </w:p>
+    <w:p>
+      <w:pPr>
+        <w:jc w:val="both"/>
+        <w:rPr>
+          <w:sz w:val="24"/>
+          <w:szCs w:val="24"/>
+        </w:rPr>
+      </w:pPr>
+    </w:p>
+    <w:p>
+      <w:pPr>
+        <w:jc w:val="both"/>
+        <w:rPr>
+          <w:sz w:val="24"/>
+          <w:szCs w:val="24"/>
+        </w:rPr>
+      </w:pPr>
+    </w:p>
+    <w:p>
+      <w:pPr>
+        <w:jc w:val="both"/>
+        <w:rPr>
+          <w:sz w:val="24"/>
+          <w:szCs w:val="24"/>
+        </w:rPr>
+      </w:pPr>
+    </w:p>
+    <w:p>
+      <w:pPr>
+        <w:jc w:val="both"/>
+        <w:rPr>
+          <w:sz w:val="24"/>
+          <w:szCs w:val="24"/>
+        </w:rPr>
+      </w:pPr>
+    </w:p>
+    <w:p>
+      <w:pPr>
+        <w:jc w:val="both"/>
+        <w:rPr>
+          <w:sz w:val="24"/>
+          <w:szCs w:val="24"/>
+        </w:rPr>
+      </w:pPr>
+    </w:p>
+    <w:p>
+      <w:pPr>
+        <w:jc w:val="both"/>
+        <w:rPr>
+          <w:sz w:val="24"/>
+          <w:szCs w:val="24"/>
+        </w:rPr>
+      </w:pPr>
+    </w:p>
+    <w:p>
+      <w:pPr>
+        <w:jc w:val="both"/>
+        <w:rPr>
           <w:sz w:val="24"/>
           <w:szCs w:val="24"/>
         </w:rPr>
@@ -1764,7 +2672,15 @@
           <w:sz w:val="24"/>
           <w:szCs w:val="24"/>
         </w:rPr>
-        <w:t>. Este escenario es idóneo para un estudio de ciberseguridad debido a la alta sensibilidad de los datos manejados (historiales clínicos, datos personales y citas). La fuga de esta información supondría una violación grave del RGPD (Reglamento General de Protección de Datos).</w:t>
+        <w:t xml:space="preserve">. Este escenario es idóneo para un estudio de ciberseguridad debido a la alta sensibilidad de los datos manejados (historiales clínicos, datos personales y citas). La fuga </w:t>
+      </w:r>
+      <w:r>
+        <w:rPr>
+          <w:sz w:val="24"/>
+          <w:szCs w:val="24"/>
+        </w:rPr>
+        <w:lastRenderedPageBreak/>
+        <w:t>de esta información supondría una violación grave del RGPD (Reglamento General de Protección de Datos).</w:t>
       </w:r>
     </w:p>
     <w:p>
@@ -2000,7 +2916,6 @@
           <w:sz w:val="24"/>
           <w:szCs w:val="24"/>
         </w:rPr>
-        <w:lastRenderedPageBreak/>
         <w:t>Aporte al sector salud:</w:t>
       </w:r>
       <w:r>
@@ -2303,7 +3218,23 @@
           <w:sz w:val="24"/>
           <w:szCs w:val="24"/>
         </w:rPr>
-        <w:t xml:space="preserve"> → móvil, token físico, app de autenticación </w:t>
+        <w:t xml:space="preserve"> → móvil, token físico, </w:t>
+      </w:r>
+      <w:proofErr w:type="gramStart"/>
+      <w:r>
+        <w:rPr>
+          <w:sz w:val="24"/>
+          <w:szCs w:val="24"/>
+        </w:rPr>
+        <w:t>app</w:t>
+      </w:r>
+      <w:proofErr w:type="gramEnd"/>
+      <w:r>
+        <w:rPr>
+          <w:sz w:val="24"/>
+          <w:szCs w:val="24"/>
+        </w:rPr>
+        <w:t xml:space="preserve"> de autenticación </w:t>
       </w:r>
     </w:p>
     <w:p>
@@ -2348,6 +3279,7 @@
           <w:sz w:val="24"/>
           <w:szCs w:val="24"/>
         </w:rPr>
+        <w:lastRenderedPageBreak/>
         <w:t xml:space="preserve">En el contexto de una API REST, la MFA no se implementa directamente en cada </w:t>
       </w:r>
       <w:proofErr w:type="spellStart"/>
@@ -2409,7 +3341,23 @@
           <w:szCs w:val="24"/>
         </w:rPr>
         <w:br/>
-        <w:t xml:space="preserve">El cliente (app, </w:t>
+        <w:t>El cliente (</w:t>
+      </w:r>
+      <w:proofErr w:type="gramStart"/>
+      <w:r>
+        <w:rPr>
+          <w:sz w:val="24"/>
+          <w:szCs w:val="24"/>
+        </w:rPr>
+        <w:t>app</w:t>
+      </w:r>
+      <w:proofErr w:type="gramEnd"/>
+      <w:r>
+        <w:rPr>
+          <w:sz w:val="24"/>
+          <w:szCs w:val="24"/>
+        </w:rPr>
+        <w:t xml:space="preserve">, </w:t>
       </w:r>
       <w:proofErr w:type="spellStart"/>
       <w:r>
@@ -2595,7 +3543,7 @@
           <w:sz w:val="24"/>
           <w:szCs w:val="24"/>
         </w:rPr>
-        <w:t>código OTP (</w:t>
+        <w:t xml:space="preserve">código OTP (One-Time </w:t>
       </w:r>
       <w:proofErr w:type="spellStart"/>
       <w:r>
@@ -2603,7 +3551,7 @@
           <w:sz w:val="24"/>
           <w:szCs w:val="24"/>
         </w:rPr>
-        <w:t>One</w:t>
+        <w:t>Password</w:t>
       </w:r>
       <w:proofErr w:type="spellEnd"/>
       <w:r>
@@ -2611,23 +3559,23 @@
           <w:sz w:val="24"/>
           <w:szCs w:val="24"/>
         </w:rPr>
-        <w:t xml:space="preserve">-Time </w:t>
-      </w:r>
-      <w:proofErr w:type="spellStart"/>
-      <w:r>
-        <w:rPr>
-          <w:sz w:val="24"/>
-          <w:szCs w:val="24"/>
-        </w:rPr>
-        <w:t>Password</w:t>
-      </w:r>
-      <w:proofErr w:type="spellEnd"/>
-      <w:r>
-        <w:rPr>
-          <w:sz w:val="24"/>
-          <w:szCs w:val="24"/>
-        </w:rPr>
-        <w:t xml:space="preserve">) enviado por SMS o app (como Google </w:t>
+        <w:t xml:space="preserve">) enviado por SMS o </w:t>
+      </w:r>
+      <w:proofErr w:type="gramStart"/>
+      <w:r>
+        <w:rPr>
+          <w:sz w:val="24"/>
+          <w:szCs w:val="24"/>
+        </w:rPr>
+        <w:t>app</w:t>
+      </w:r>
+      <w:proofErr w:type="gramEnd"/>
+      <w:r>
+        <w:rPr>
+          <w:sz w:val="24"/>
+          <w:szCs w:val="24"/>
+        </w:rPr>
+        <w:t xml:space="preserve"> (como Google </w:t>
       </w:r>
       <w:proofErr w:type="spellStart"/>
       <w:r>
@@ -2720,7 +3668,6 @@
           <w:sz w:val="24"/>
           <w:szCs w:val="24"/>
         </w:rPr>
-        <w:lastRenderedPageBreak/>
         <w:t>Emisión de token de acceso</w:t>
       </w:r>
       <w:r>
@@ -3207,7 +4154,6 @@
           <w:sz w:val="24"/>
           <w:szCs w:val="24"/>
         </w:rPr>
-        <w:lastRenderedPageBreak/>
         <w:t>GET</w:t>
       </w:r>
       <w:r>
@@ -3595,7 +4541,15 @@
           <w:sz w:val="24"/>
           <w:szCs w:val="24"/>
         </w:rPr>
-        <w:t xml:space="preserve"> Laravel proporciona un entorno completo para el desarrollo de aplicaciones web modernas, destacando por su facilidad de uso, estructura organizada y amplia gama de herramientas integradas. Su enfoque en la seguridad lo convierte en una opción adecuada para proyectos que requieren protección frente a amenazas comunes, especialmente en el desarrollo de </w:t>
+        <w:t xml:space="preserve"> Laravel proporciona un entorno completo para el desarrollo de aplicaciones web modernas, destacando por su facilidad de uso, estructura organizada y amplia gama de herramientas integradas. Su enfoque en la seguridad lo convierte en una opción </w:t>
+      </w:r>
+      <w:r>
+        <w:rPr>
+          <w:sz w:val="24"/>
+          <w:szCs w:val="24"/>
+        </w:rPr>
+        <w:lastRenderedPageBreak/>
+        <w:t xml:space="preserve">adecuada para proyectos que requieren protección frente a amenazas comunes, especialmente en el desarrollo de </w:t>
       </w:r>
       <w:proofErr w:type="spellStart"/>
       <w:r>
@@ -3906,7 +4860,17 @@
           <w:sz w:val="24"/>
           <w:szCs w:val="24"/>
         </w:rPr>
-        <w:t>1. BOLA</w:t>
+        <w:t xml:space="preserve">1. </w:t>
+      </w:r>
+      <w:proofErr w:type="gramStart"/>
+      <w:r>
+        <w:rPr>
+          <w:b/>
+          <w:bCs/>
+          <w:sz w:val="24"/>
+          <w:szCs w:val="24"/>
+        </w:rPr>
+        <w:t>BOLA</w:t>
       </w:r>
       <w:r>
         <w:rPr>
@@ -3920,6 +4884,7 @@
         </w:rPr>
         <w:t>(</w:t>
       </w:r>
+      <w:proofErr w:type="gramEnd"/>
       <w:r>
         <w:rPr>
           <w:sz w:val="24"/>
@@ -3978,7 +4943,6 @@
           <w:sz w:val="24"/>
           <w:szCs w:val="24"/>
         </w:rPr>
-        <w:lastRenderedPageBreak/>
         <w:drawing>
           <wp:inline distT="0" distB="0" distL="0" distR="0" wp14:anchorId="23B722F2" wp14:editId="38906498">
             <wp:extent cx="5400040" cy="952500"/>
@@ -4128,14 +5092,46 @@
           <w:sz w:val="24"/>
           <w:szCs w:val="24"/>
         </w:rPr>
-        <w:t xml:space="preserve"> Además es conveniente utilizar </w:t>
-      </w:r>
-      <w:r>
-        <w:rPr>
-          <w:sz w:val="24"/>
-          <w:szCs w:val="24"/>
-        </w:rPr>
-        <w:t>el mecanismo de autorización para comprobar si el usuario iniciado sesión tiene acceso a Realiza la acción solicitada en el registro en cada función que utiliza un entrada del cliente para acceder a un registro en la base de datos.</w:t>
+        <w:t xml:space="preserve"> </w:t>
+      </w:r>
+      <w:proofErr w:type="gramStart"/>
+      <w:r>
+        <w:rPr>
+          <w:sz w:val="24"/>
+          <w:szCs w:val="24"/>
+        </w:rPr>
+        <w:t>Además</w:t>
+      </w:r>
+      <w:proofErr w:type="gramEnd"/>
+      <w:r>
+        <w:rPr>
+          <w:sz w:val="24"/>
+          <w:szCs w:val="24"/>
+        </w:rPr>
+        <w:t xml:space="preserve"> es conveniente utilizar </w:t>
+      </w:r>
+      <w:r>
+        <w:rPr>
+          <w:sz w:val="24"/>
+          <w:szCs w:val="24"/>
+        </w:rPr>
+        <w:t xml:space="preserve">el mecanismo de autorización para comprobar si el usuario iniciado sesión tiene acceso a Realiza la acción solicitada en el registro en cada función que utiliza </w:t>
+      </w:r>
+      <w:proofErr w:type="gramStart"/>
+      <w:r>
+        <w:rPr>
+          <w:sz w:val="24"/>
+          <w:szCs w:val="24"/>
+        </w:rPr>
+        <w:t>un entrada</w:t>
+      </w:r>
+      <w:proofErr w:type="gramEnd"/>
+      <w:r>
+        <w:rPr>
+          <w:sz w:val="24"/>
+          <w:szCs w:val="24"/>
+        </w:rPr>
+        <w:t xml:space="preserve"> del cliente para acceder a un registro en la base de datos.</w:t>
       </w:r>
     </w:p>
     <w:p>
@@ -4262,6 +5258,7 @@
           <w:sz w:val="24"/>
           <w:szCs w:val="24"/>
         </w:rPr>
+        <w:lastRenderedPageBreak/>
         <w:t xml:space="preserve">Los atacantes podrán realizarlo si </w:t>
       </w:r>
       <w:r>
@@ -4597,7 +5594,6 @@
           <w:sz w:val="24"/>
           <w:szCs w:val="24"/>
         </w:rPr>
-        <w:lastRenderedPageBreak/>
         <w:drawing>
           <wp:inline distT="0" distB="0" distL="0" distR="0" wp14:anchorId="65EA7A7C" wp14:editId="47E20D78">
             <wp:extent cx="5400040" cy="1120775"/>
@@ -4995,7 +5991,15 @@
           <w:sz w:val="24"/>
           <w:szCs w:val="24"/>
         </w:rPr>
-        <w:t xml:space="preserve">Definir y hacer cumplir un tamaño máximo de datos en todos los parámetros entrantes y cargas útiles, como la longitud máxima para cadenas, número máximo de elementos en </w:t>
+        <w:t xml:space="preserve">Definir y hacer cumplir un tamaño máximo de datos en todos los parámetros entrantes y cargas </w:t>
+      </w:r>
+      <w:r>
+        <w:rPr>
+          <w:sz w:val="24"/>
+          <w:szCs w:val="24"/>
+        </w:rPr>
+        <w:lastRenderedPageBreak/>
+        <w:t xml:space="preserve">útiles, como la longitud máxima para cadenas, número máximo de elementos en </w:t>
       </w:r>
       <w:proofErr w:type="spellStart"/>
       <w:r>
@@ -5159,15 +6163,7 @@
           <w:sz w:val="24"/>
           <w:szCs w:val="24"/>
         </w:rPr>
-        <w:t xml:space="preserve">Estos defectos permiten a los atacantes acceder a funcionalidades no autorizadas. Las </w:t>
-      </w:r>
-      <w:r>
-        <w:rPr>
-          <w:sz w:val="24"/>
-          <w:szCs w:val="24"/>
-        </w:rPr>
-        <w:lastRenderedPageBreak/>
-        <w:t>funciones administrativas son objetivos clave para este tipo de ataque y pueden provocar la divulgación de datos, la pérdida o corrupción de datos. En última instancia, puede provocar interrupciones en el servicio.</w:t>
+        <w:t>Estos defectos permiten a los atacantes acceder a funcionalidades no autorizadas. Las funciones administrativas son objetivos clave para este tipo de ataque y pueden provocar la divulgación de datos, la pérdida o corrupción de datos. En última instancia, puede provocar interrupciones en el servicio.</w:t>
       </w:r>
       <w:r>
         <w:rPr>
@@ -5598,6 +6594,7 @@
           <w:sz w:val="24"/>
           <w:szCs w:val="24"/>
         </w:rPr>
+        <w:lastRenderedPageBreak/>
         <w:drawing>
           <wp:inline distT="0" distB="0" distL="0" distR="0" wp14:anchorId="59F82ADE" wp14:editId="744117B2">
             <wp:extent cx="5400040" cy="925195"/>
@@ -5730,7 +6727,6 @@
           <w:sz w:val="24"/>
           <w:szCs w:val="24"/>
         </w:rPr>
-        <w:lastRenderedPageBreak/>
         <w:t>-</w:t>
       </w:r>
       <w:r>
@@ -6237,6 +7233,7 @@
           <w:sz w:val="24"/>
           <w:szCs w:val="24"/>
         </w:rPr>
+        <w:lastRenderedPageBreak/>
         <w:t xml:space="preserve">Con </w:t>
       </w:r>
       <w:proofErr w:type="spellStart"/>
@@ -6267,6 +7264,7 @@
         <w:t xml:space="preserve"> Simplemente escribes: </w:t>
       </w:r>
       <w:proofErr w:type="spellStart"/>
+      <w:proofErr w:type="gramStart"/>
       <w:r>
         <w:rPr>
           <w:sz w:val="24"/>
@@ -6296,7 +7294,15 @@
           <w:sz w:val="24"/>
           <w:szCs w:val="24"/>
         </w:rPr>
-        <w:t>(1);</w:t>
+        <w:t>(</w:t>
+      </w:r>
+      <w:proofErr w:type="gramEnd"/>
+      <w:r>
+        <w:rPr>
+          <w:sz w:val="24"/>
+          <w:szCs w:val="24"/>
+        </w:rPr>
+        <w:t>1);</w:t>
       </w:r>
     </w:p>
     <w:p>
@@ -6329,7 +7335,23 @@
           <w:sz w:val="24"/>
           <w:szCs w:val="24"/>
         </w:rPr>
-        <w:t>, por eso tienes una carpeta llamada app/</w:t>
+        <w:t xml:space="preserve">, por eso tienes una carpeta llamada </w:t>
+      </w:r>
+      <w:proofErr w:type="gramStart"/>
+      <w:r>
+        <w:rPr>
+          <w:sz w:val="24"/>
+          <w:szCs w:val="24"/>
+        </w:rPr>
+        <w:t>app</w:t>
+      </w:r>
+      <w:proofErr w:type="gramEnd"/>
+      <w:r>
+        <w:rPr>
+          <w:sz w:val="24"/>
+          <w:szCs w:val="24"/>
+        </w:rPr>
+        <w:t>/</w:t>
       </w:r>
       <w:proofErr w:type="spellStart"/>
       <w:r>
@@ -6558,7 +7580,6 @@
           <w:sz w:val="24"/>
           <w:szCs w:val="24"/>
         </w:rPr>
-        <w:lastRenderedPageBreak/>
         <w:t>-</w:t>
       </w:r>
       <w:r>
@@ -6607,7 +7628,15 @@
           <w:sz w:val="24"/>
           <w:szCs w:val="24"/>
         </w:rPr>
-        <w:t>, no tienes que cambiar ni una línea de código de tu API. Solo cambias una línea en el archivo .</w:t>
+        <w:t xml:space="preserve">, no tienes que cambiar ni una línea de código de tu API. Solo cambias una línea en el </w:t>
+      </w:r>
+      <w:proofErr w:type="gramStart"/>
+      <w:r>
+        <w:rPr>
+          <w:sz w:val="24"/>
+          <w:szCs w:val="24"/>
+        </w:rPr>
+        <w:t>archivo .</w:t>
       </w:r>
       <w:proofErr w:type="spellStart"/>
       <w:r>
@@ -6618,6 +7647,7 @@
         <w:t>env</w:t>
       </w:r>
       <w:proofErr w:type="spellEnd"/>
+      <w:proofErr w:type="gramEnd"/>
       <w:r>
         <w:rPr>
           <w:sz w:val="24"/>
@@ -6941,7 +7971,6 @@
           <w:sz w:val="24"/>
           <w:szCs w:val="24"/>
         </w:rPr>
-        <w:lastRenderedPageBreak/>
         <w:drawing>
           <wp:inline distT="0" distB="0" distL="0" distR="0" wp14:anchorId="2AC8C65C" wp14:editId="7E25FFC6">
             <wp:extent cx="5400040" cy="2917825"/>
@@ -7282,7 +8311,6 @@
           <w:sz w:val="24"/>
           <w:szCs w:val="24"/>
         </w:rPr>
-        <w:lastRenderedPageBreak/>
         <w:t>Para garantizar un entorno de desarrollo profesional, aislado y reproducible, se han utilizado las siguientes tecnologías:</w:t>
       </w:r>
     </w:p>
@@ -7417,23 +8445,7 @@
           <w:sz w:val="24"/>
           <w:szCs w:val="24"/>
         </w:rPr>
-        <w:t xml:space="preserve"> Se ha optado por la "</w:t>
-      </w:r>
-      <w:proofErr w:type="spellStart"/>
-      <w:r>
-        <w:rPr>
-          <w:sz w:val="24"/>
-          <w:szCs w:val="24"/>
-        </w:rPr>
-        <w:t>contenedorización</w:t>
-      </w:r>
-      <w:proofErr w:type="spellEnd"/>
-      <w:r>
-        <w:rPr>
-          <w:sz w:val="24"/>
-          <w:szCs w:val="24"/>
-        </w:rPr>
-        <w:t xml:space="preserve">" del proyecto. Mediante Laravel </w:t>
+        <w:t xml:space="preserve"> Se ha optado por la "contenedorización" del proyecto. Mediante Laravel </w:t>
       </w:r>
       <w:proofErr w:type="spellStart"/>
       <w:r>
@@ -7598,6 +8610,7 @@
           <w:sz w:val="24"/>
           <w:szCs w:val="24"/>
         </w:rPr>
+        <w:lastRenderedPageBreak/>
         <w:drawing>
           <wp:inline distT="0" distB="0" distL="0" distR="0" wp14:anchorId="7BAB5E6C" wp14:editId="0DBE39FD">
             <wp:extent cx="5400040" cy="3039110"/>
@@ -7737,7 +8750,6 @@
           <w:sz w:val="24"/>
           <w:szCs w:val="24"/>
         </w:rPr>
-        <w:lastRenderedPageBreak/>
         <w:t>Control de versiones:</w:t>
       </w:r>
       <w:r>
@@ -7916,6 +8928,7 @@
           <w:sz w:val="24"/>
           <w:szCs w:val="24"/>
         </w:rPr>
+        <w:lastRenderedPageBreak/>
         <w:drawing>
           <wp:inline distT="0" distB="0" distL="0" distR="0" wp14:anchorId="0E9029F4" wp14:editId="6FCB72F0">
             <wp:extent cx="5400040" cy="3165475"/>
@@ -8000,7 +9013,6 @@
           <w:sz w:val="28"/>
           <w:szCs w:val="28"/>
         </w:rPr>
-        <w:lastRenderedPageBreak/>
         <w:drawing>
           <wp:inline distT="0" distB="0" distL="0" distR="0" wp14:anchorId="5406D354" wp14:editId="35BA4E33">
             <wp:extent cx="5400040" cy="2846705"/>
@@ -8056,6 +9068,7 @@
           <w:sz w:val="28"/>
           <w:szCs w:val="28"/>
         </w:rPr>
+        <w:lastRenderedPageBreak/>
         <w:drawing>
           <wp:inline distT="0" distB="0" distL="0" distR="0" wp14:anchorId="6E1877EB" wp14:editId="70983B1C">
             <wp:extent cx="5400040" cy="2700020"/>
@@ -8249,7 +9262,6 @@
           <w:sz w:val="24"/>
           <w:szCs w:val="24"/>
         </w:rPr>
-        <w:lastRenderedPageBreak/>
         <mc:AlternateContent>
           <mc:Choice Requires="wps">
             <w:drawing>
@@ -8416,6 +9428,7 @@
           <w:sz w:val="28"/>
           <w:szCs w:val="28"/>
         </w:rPr>
+        <w:lastRenderedPageBreak/>
         <w:t>Definición de rutas</w:t>
       </w:r>
     </w:p>
@@ -8504,7 +9517,6 @@
           <w:sz w:val="24"/>
           <w:szCs w:val="24"/>
         </w:rPr>
-        <w:lastRenderedPageBreak/>
         <w:drawing>
           <wp:inline distT="0" distB="0" distL="0" distR="0" wp14:anchorId="081698C8" wp14:editId="016144D4">
             <wp:extent cx="2120900" cy="2733304"/>
@@ -8624,6 +9636,7 @@
           <w:sz w:val="36"/>
           <w:szCs w:val="36"/>
         </w:rPr>
+        <w:lastRenderedPageBreak/>
         <w:t>Capítulo</w:t>
       </w:r>
       <w:r>
@@ -8674,7 +9687,6 @@
           <w:sz w:val="36"/>
           <w:szCs w:val="36"/>
         </w:rPr>
-        <w:lastRenderedPageBreak/>
         <w:drawing>
           <wp:inline distT="0" distB="0" distL="0" distR="0" wp14:anchorId="278F5F92" wp14:editId="19C8C29A">
             <wp:extent cx="5400040" cy="3175000"/>
